--- a/docs/report/progress-report-P1.docx
+++ b/docs/report/progress-report-P1.docx
@@ -517,10 +517,10 @@
           <w:szCs w:val="36"/>
           <w:highlight w:val="yellow"/>
         </w:rPr>
-        <w:t>1 ตุลาคม 2569</w:t>
+        <w:t>3 ตุลาคม 2569</w:t>
       </w:r>
     </w:p>
-    <w:bookmarkStart w:id="0" w:name="_Toc241787302" w:displacedByCustomXml="next"/>
+    <w:bookmarkStart w:id="0" w:name="_Toc241918146" w:displacedByCustomXml="next"/>
     <w:bookmarkStart w:id="1" w:name="_Toc19544902" w:displacedByCustomXml="next"/>
     <w:sdt>
       <w:sdtPr>
@@ -579,7 +579,7 @@
           <w:r>
             <w:fldChar w:fldCharType="separate"/>
           </w:r>
-          <w:hyperlink w:anchor="_Toc241787302" w:history="1">
+          <w:hyperlink w:anchor="_Toc241918146" w:history="1">
             <w:r>
               <w:rPr>
                 <w:rStyle w:val="Hyperlink"/>
@@ -607,7 +607,7 @@
                 <w:noProof/>
                 <w:webHidden/>
               </w:rPr>
-              <w:instrText xml:space="preserve"> PAGEREF _Toc241787302 \h </w:instrText>
+              <w:instrText xml:space="preserve"> PAGEREF _Toc241918146 \h </w:instrText>
             </w:r>
             <w:r>
               <w:rPr>
@@ -653,7 +653,7 @@
               <w14:ligatures w14:val="standardContextual"/>
             </w:rPr>
           </w:pPr>
-          <w:hyperlink w:anchor="_Toc241787303" w:history="1">
+          <w:hyperlink w:anchor="_Toc241918147" w:history="1">
             <w:r>
               <w:rPr>
                 <w:rStyle w:val="Hyperlink"/>
@@ -681,7 +681,7 @@
                 <w:noProof/>
                 <w:webHidden/>
               </w:rPr>
-              <w:instrText xml:space="preserve"> PAGEREF _Toc241787303 \h </w:instrText>
+              <w:instrText xml:space="preserve"> PAGEREF _Toc241918147 \h </w:instrText>
             </w:r>
             <w:r>
               <w:rPr>
@@ -727,7 +727,7 @@
               <w14:ligatures w14:val="standardContextual"/>
             </w:rPr>
           </w:pPr>
-          <w:hyperlink w:anchor="_Toc241787304" w:history="1">
+          <w:hyperlink w:anchor="_Toc241918148" w:history="1">
             <w:r>
               <w:rPr>
                 <w:rStyle w:val="Hyperlink"/>
@@ -755,7 +755,7 @@
                 <w:noProof/>
                 <w:webHidden/>
               </w:rPr>
-              <w:instrText xml:space="preserve"> PAGEREF _Toc241787304 \h </w:instrText>
+              <w:instrText xml:space="preserve"> PAGEREF _Toc241918148 \h </w:instrText>
             </w:r>
             <w:r>
               <w:rPr>
@@ -801,7 +801,7 @@
               <w14:ligatures w14:val="standardContextual"/>
             </w:rPr>
           </w:pPr>
-          <w:hyperlink w:anchor="_Toc241787305" w:history="1">
+          <w:hyperlink w:anchor="_Toc241918149" w:history="1">
             <w:r>
               <w:rPr>
                 <w:rStyle w:val="Hyperlink"/>
@@ -829,7 +829,7 @@
                 <w:noProof/>
                 <w:webHidden/>
               </w:rPr>
-              <w:instrText xml:space="preserve"> PAGEREF _Toc241787305 \h </w:instrText>
+              <w:instrText xml:space="preserve"> PAGEREF _Toc241918149 \h </w:instrText>
             </w:r>
             <w:r>
               <w:rPr>
@@ -850,7 +850,7 @@
                 <w:webHidden/>
                 <w:cs/>
               </w:rPr>
-              <w:t>ซ</w:t>
+              <w:t>ฌ</w:t>
             </w:r>
             <w:r>
               <w:rPr>
@@ -878,7 +878,7 @@
               <w14:ligatures w14:val="standardContextual"/>
             </w:rPr>
           </w:pPr>
-          <w:hyperlink w:anchor="_Toc241787306" w:history="1">
+          <w:hyperlink w:anchor="_Toc241918150" w:history="1">
             <w:r>
               <w:rPr>
                 <w:rStyle w:val="Hyperlink"/>
@@ -925,7 +925,7 @@
                 <w:noProof/>
                 <w:webHidden/>
               </w:rPr>
-              <w:instrText xml:space="preserve"> PAGEREF _Toc241787306 \h </w:instrText>
+              <w:instrText xml:space="preserve"> PAGEREF _Toc241918150 \h </w:instrText>
             </w:r>
             <w:r>
               <w:rPr>
@@ -972,7 +972,7 @@
               <w14:ligatures w14:val="standardContextual"/>
             </w:rPr>
           </w:pPr>
-          <w:hyperlink w:anchor="_Toc241787307" w:history="1">
+          <w:hyperlink w:anchor="_Toc241918151" w:history="1">
             <w:r>
               <w:rPr>
                 <w:rStyle w:val="Hyperlink"/>
@@ -1017,7 +1017,7 @@
                 <w:noProof/>
                 <w:webHidden/>
               </w:rPr>
-              <w:instrText xml:space="preserve"> PAGEREF _Toc241787307 \h </w:instrText>
+              <w:instrText xml:space="preserve"> PAGEREF _Toc241918151 \h </w:instrText>
             </w:r>
             <w:r>
               <w:rPr>
@@ -1064,7 +1064,7 @@
               <w14:ligatures w14:val="standardContextual"/>
             </w:rPr>
           </w:pPr>
-          <w:hyperlink w:anchor="_Toc241787308" w:history="1">
+          <w:hyperlink w:anchor="_Toc241918152" w:history="1">
             <w:r>
               <w:rPr>
                 <w:rStyle w:val="Hyperlink"/>
@@ -1109,7 +1109,7 @@
                 <w:noProof/>
                 <w:webHidden/>
               </w:rPr>
-              <w:instrText xml:space="preserve"> PAGEREF _Toc241787308 \h </w:instrText>
+              <w:instrText xml:space="preserve"> PAGEREF _Toc241918152 \h </w:instrText>
             </w:r>
             <w:r>
               <w:rPr>
@@ -1156,7 +1156,7 @@
               <w14:ligatures w14:val="standardContextual"/>
             </w:rPr>
           </w:pPr>
-          <w:hyperlink w:anchor="_Toc241787309" w:history="1">
+          <w:hyperlink w:anchor="_Toc241918153" w:history="1">
             <w:r>
               <w:rPr>
                 <w:rStyle w:val="Hyperlink"/>
@@ -1201,7 +1201,7 @@
                 <w:noProof/>
                 <w:webHidden/>
               </w:rPr>
-              <w:instrText xml:space="preserve"> PAGEREF _Toc241787309 \h </w:instrText>
+              <w:instrText xml:space="preserve"> PAGEREF _Toc241918153 \h </w:instrText>
             </w:r>
             <w:r>
               <w:rPr>
@@ -1248,7 +1248,7 @@
               <w14:ligatures w14:val="standardContextual"/>
             </w:rPr>
           </w:pPr>
-          <w:hyperlink w:anchor="_Toc241787310" w:history="1">
+          <w:hyperlink w:anchor="_Toc241918154" w:history="1">
             <w:r>
               <w:rPr>
                 <w:rStyle w:val="Hyperlink"/>
@@ -1293,7 +1293,7 @@
                 <w:noProof/>
                 <w:webHidden/>
               </w:rPr>
-              <w:instrText xml:space="preserve"> PAGEREF _Toc241787310 \h </w:instrText>
+              <w:instrText xml:space="preserve"> PAGEREF _Toc241918154 \h </w:instrText>
             </w:r>
             <w:r>
               <w:rPr>
@@ -1340,7 +1340,7 @@
               <w14:ligatures w14:val="standardContextual"/>
             </w:rPr>
           </w:pPr>
-          <w:hyperlink w:anchor="_Toc241787311" w:history="1">
+          <w:hyperlink w:anchor="_Toc241918155" w:history="1">
             <w:r>
               <w:rPr>
                 <w:rStyle w:val="Hyperlink"/>
@@ -1385,7 +1385,7 @@
                 <w:noProof/>
                 <w:webHidden/>
               </w:rPr>
-              <w:instrText xml:space="preserve"> PAGEREF _Toc241787311 \h </w:instrText>
+              <w:instrText xml:space="preserve"> PAGEREF _Toc241918155 \h </w:instrText>
             </w:r>
             <w:r>
               <w:rPr>
@@ -1432,7 +1432,7 @@
               <w14:ligatures w14:val="standardContextual"/>
             </w:rPr>
           </w:pPr>
-          <w:hyperlink w:anchor="_Toc241787312" w:history="1">
+          <w:hyperlink w:anchor="_Toc241918156" w:history="1">
             <w:r>
               <w:rPr>
                 <w:rStyle w:val="Hyperlink"/>
@@ -1477,7 +1477,7 @@
                 <w:noProof/>
                 <w:webHidden/>
               </w:rPr>
-              <w:instrText xml:space="preserve"> PAGEREF _Toc241787312 \h </w:instrText>
+              <w:instrText xml:space="preserve"> PAGEREF _Toc241918156 \h </w:instrText>
             </w:r>
             <w:r>
               <w:rPr>
@@ -1524,7 +1524,7 @@
               <w14:ligatures w14:val="standardContextual"/>
             </w:rPr>
           </w:pPr>
-          <w:hyperlink w:anchor="_Toc241787313" w:history="1">
+          <w:hyperlink w:anchor="_Toc241918157" w:history="1">
             <w:r>
               <w:rPr>
                 <w:rStyle w:val="Hyperlink"/>
@@ -1569,7 +1569,7 @@
                 <w:noProof/>
                 <w:webHidden/>
               </w:rPr>
-              <w:instrText xml:space="preserve"> PAGEREF _Toc241787313 \h </w:instrText>
+              <w:instrText xml:space="preserve"> PAGEREF _Toc241918157 \h </w:instrText>
             </w:r>
             <w:r>
               <w:rPr>
@@ -1616,7 +1616,7 @@
               <w14:ligatures w14:val="standardContextual"/>
             </w:rPr>
           </w:pPr>
-          <w:hyperlink w:anchor="_Toc241787314" w:history="1">
+          <w:hyperlink w:anchor="_Toc241918158" w:history="1">
             <w:r>
               <w:rPr>
                 <w:rStyle w:val="Hyperlink"/>
@@ -1661,7 +1661,7 @@
                 <w:noProof/>
                 <w:webHidden/>
               </w:rPr>
-              <w:instrText xml:space="preserve"> PAGEREF _Toc241787314 \h </w:instrText>
+              <w:instrText xml:space="preserve"> PAGEREF _Toc241918158 \h </w:instrText>
             </w:r>
             <w:r>
               <w:rPr>
@@ -1708,7 +1708,7 @@
               <w14:ligatures w14:val="standardContextual"/>
             </w:rPr>
           </w:pPr>
-          <w:hyperlink w:anchor="_Toc241787315" w:history="1">
+          <w:hyperlink w:anchor="_Toc241918159" w:history="1">
             <w:r>
               <w:rPr>
                 <w:rStyle w:val="Hyperlink"/>
@@ -1753,7 +1753,7 @@
                 <w:noProof/>
                 <w:webHidden/>
               </w:rPr>
-              <w:instrText xml:space="preserve"> PAGEREF _Toc241787315 \h </w:instrText>
+              <w:instrText xml:space="preserve"> PAGEREF _Toc241918159 \h </w:instrText>
             </w:r>
             <w:r>
               <w:rPr>
@@ -1800,7 +1800,7 @@
               <w14:ligatures w14:val="standardContextual"/>
             </w:rPr>
           </w:pPr>
-          <w:hyperlink w:anchor="_Toc241787316" w:history="1">
+          <w:hyperlink w:anchor="_Toc241918160" w:history="1">
             <w:r>
               <w:rPr>
                 <w:rStyle w:val="Hyperlink"/>
@@ -1845,7 +1845,7 @@
                 <w:noProof/>
                 <w:webHidden/>
               </w:rPr>
-              <w:instrText xml:space="preserve"> PAGEREF _Toc241787316 \h </w:instrText>
+              <w:instrText xml:space="preserve"> PAGEREF _Toc241918160 \h </w:instrText>
             </w:r>
             <w:r>
               <w:rPr>
@@ -1892,7 +1892,7 @@
               <w14:ligatures w14:val="standardContextual"/>
             </w:rPr>
           </w:pPr>
-          <w:hyperlink w:anchor="_Toc241787317" w:history="1">
+          <w:hyperlink w:anchor="_Toc241918161" w:history="1">
             <w:r>
               <w:rPr>
                 <w:rStyle w:val="Hyperlink"/>
@@ -1937,7 +1937,7 @@
                 <w:noProof/>
                 <w:webHidden/>
               </w:rPr>
-              <w:instrText xml:space="preserve"> PAGEREF _Toc241787317 \h </w:instrText>
+              <w:instrText xml:space="preserve"> PAGEREF _Toc241918161 \h </w:instrText>
             </w:r>
             <w:r>
               <w:rPr>
@@ -1984,7 +1984,7 @@
               <w14:ligatures w14:val="standardContextual"/>
             </w:rPr>
           </w:pPr>
-          <w:hyperlink w:anchor="_Toc241787318" w:history="1">
+          <w:hyperlink w:anchor="_Toc241918162" w:history="1">
             <w:r>
               <w:rPr>
                 <w:rStyle w:val="Hyperlink"/>
@@ -2029,7 +2029,7 @@
                 <w:noProof/>
                 <w:webHidden/>
               </w:rPr>
-              <w:instrText xml:space="preserve"> PAGEREF _Toc241787318 \h </w:instrText>
+              <w:instrText xml:space="preserve"> PAGEREF _Toc241918162 \h </w:instrText>
             </w:r>
             <w:r>
               <w:rPr>
@@ -2076,7 +2076,7 @@
               <w14:ligatures w14:val="standardContextual"/>
             </w:rPr>
           </w:pPr>
-          <w:hyperlink w:anchor="_Toc241787319" w:history="1">
+          <w:hyperlink w:anchor="_Toc241918163" w:history="1">
             <w:r>
               <w:rPr>
                 <w:rStyle w:val="Hyperlink"/>
@@ -2121,7 +2121,7 @@
                 <w:noProof/>
                 <w:webHidden/>
               </w:rPr>
-              <w:instrText xml:space="preserve"> PAGEREF _Toc241787319 \h </w:instrText>
+              <w:instrText xml:space="preserve"> PAGEREF _Toc241918163 \h </w:instrText>
             </w:r>
             <w:r>
               <w:rPr>
@@ -2168,7 +2168,7 @@
               <w14:ligatures w14:val="standardContextual"/>
             </w:rPr>
           </w:pPr>
-          <w:hyperlink w:anchor="_Toc241787320" w:history="1">
+          <w:hyperlink w:anchor="_Toc241918164" w:history="1">
             <w:r>
               <w:rPr>
                 <w:rStyle w:val="Hyperlink"/>
@@ -2213,7 +2213,7 @@
                 <w:noProof/>
                 <w:webHidden/>
               </w:rPr>
-              <w:instrText xml:space="preserve"> PAGEREF _Toc241787320 \h </w:instrText>
+              <w:instrText xml:space="preserve"> PAGEREF _Toc241918164 \h </w:instrText>
             </w:r>
             <w:r>
               <w:rPr>
@@ -2260,7 +2260,7 @@
               <w14:ligatures w14:val="standardContextual"/>
             </w:rPr>
           </w:pPr>
-          <w:hyperlink w:anchor="_Toc241787321" w:history="1">
+          <w:hyperlink w:anchor="_Toc241918165" w:history="1">
             <w:r>
               <w:rPr>
                 <w:rStyle w:val="Hyperlink"/>
@@ -2305,7 +2305,7 @@
                 <w:noProof/>
                 <w:webHidden/>
               </w:rPr>
-              <w:instrText xml:space="preserve"> PAGEREF _Toc241787321 \h </w:instrText>
+              <w:instrText xml:space="preserve"> PAGEREF _Toc241918165 \h </w:instrText>
             </w:r>
             <w:r>
               <w:rPr>
@@ -2352,7 +2352,7 @@
               <w14:ligatures w14:val="standardContextual"/>
             </w:rPr>
           </w:pPr>
-          <w:hyperlink w:anchor="_Toc241787322" w:history="1">
+          <w:hyperlink w:anchor="_Toc241918166" w:history="1">
             <w:r>
               <w:rPr>
                 <w:rStyle w:val="Hyperlink"/>
@@ -2397,7 +2397,7 @@
                 <w:noProof/>
                 <w:webHidden/>
               </w:rPr>
-              <w:instrText xml:space="preserve"> PAGEREF _Toc241787322 \h </w:instrText>
+              <w:instrText xml:space="preserve"> PAGEREF _Toc241918166 \h </w:instrText>
             </w:r>
             <w:r>
               <w:rPr>
@@ -2446,7 +2446,7 @@
               <w14:ligatures w14:val="standardContextual"/>
             </w:rPr>
           </w:pPr>
-          <w:hyperlink w:anchor="_Toc241787323" w:history="1">
+          <w:hyperlink w:anchor="_Toc241918167" w:history="1">
             <w:r>
               <w:rPr>
                 <w:rStyle w:val="Hyperlink"/>
@@ -2493,7 +2493,7 @@
                 <w:noProof/>
                 <w:webHidden/>
               </w:rPr>
-              <w:instrText xml:space="preserve"> PAGEREF _Toc241787323 \h </w:instrText>
+              <w:instrText xml:space="preserve"> PAGEREF _Toc241918167 \h </w:instrText>
             </w:r>
             <w:r>
               <w:rPr>
@@ -2540,7 +2540,7 @@
               <w14:ligatures w14:val="standardContextual"/>
             </w:rPr>
           </w:pPr>
-          <w:hyperlink w:anchor="_Toc241787324" w:history="1">
+          <w:hyperlink w:anchor="_Toc241918168" w:history="1">
             <w:r>
               <w:rPr>
                 <w:rStyle w:val="Hyperlink"/>
@@ -2585,7 +2585,7 @@
                 <w:noProof/>
                 <w:webHidden/>
               </w:rPr>
-              <w:instrText xml:space="preserve"> PAGEREF _Toc241787324 \h </w:instrText>
+              <w:instrText xml:space="preserve"> PAGEREF _Toc241918168 \h </w:instrText>
             </w:r>
             <w:r>
               <w:rPr>
@@ -2632,7 +2632,7 @@
               <w14:ligatures w14:val="standardContextual"/>
             </w:rPr>
           </w:pPr>
-          <w:hyperlink w:anchor="_Toc241787325" w:history="1">
+          <w:hyperlink w:anchor="_Toc241918169" w:history="1">
             <w:r>
               <w:rPr>
                 <w:rStyle w:val="Hyperlink"/>
@@ -2677,7 +2677,7 @@
                 <w:noProof/>
                 <w:webHidden/>
               </w:rPr>
-              <w:instrText xml:space="preserve"> PAGEREF _Toc241787325 \h </w:instrText>
+              <w:instrText xml:space="preserve"> PAGEREF _Toc241918169 \h </w:instrText>
             </w:r>
             <w:r>
               <w:rPr>
@@ -2724,7 +2724,7 @@
               <w14:ligatures w14:val="standardContextual"/>
             </w:rPr>
           </w:pPr>
-          <w:hyperlink w:anchor="_Toc241787326" w:history="1">
+          <w:hyperlink w:anchor="_Toc241918170" w:history="1">
             <w:r>
               <w:rPr>
                 <w:rStyle w:val="Hyperlink"/>
@@ -2769,7 +2769,7 @@
                 <w:noProof/>
                 <w:webHidden/>
               </w:rPr>
-              <w:instrText xml:space="preserve"> PAGEREF _Toc241787326 \h </w:instrText>
+              <w:instrText xml:space="preserve"> PAGEREF _Toc241918170 \h </w:instrText>
             </w:r>
             <w:r>
               <w:rPr>
@@ -2816,7 +2816,7 @@
               <w14:ligatures w14:val="standardContextual"/>
             </w:rPr>
           </w:pPr>
-          <w:hyperlink w:anchor="_Toc241787327" w:history="1">
+          <w:hyperlink w:anchor="_Toc241918171" w:history="1">
             <w:r>
               <w:rPr>
                 <w:rStyle w:val="Hyperlink"/>
@@ -2861,7 +2861,7 @@
                 <w:noProof/>
                 <w:webHidden/>
               </w:rPr>
-              <w:instrText xml:space="preserve"> PAGEREF _Toc241787327 \h </w:instrText>
+              <w:instrText xml:space="preserve"> PAGEREF _Toc241918171 \h </w:instrText>
             </w:r>
             <w:r>
               <w:rPr>
@@ -2908,7 +2908,7 @@
               <w14:ligatures w14:val="standardContextual"/>
             </w:rPr>
           </w:pPr>
-          <w:hyperlink w:anchor="_Toc241787328" w:history="1">
+          <w:hyperlink w:anchor="_Toc241918172" w:history="1">
             <w:r>
               <w:rPr>
                 <w:rStyle w:val="Hyperlink"/>
@@ -2953,7 +2953,7 @@
                 <w:noProof/>
                 <w:webHidden/>
               </w:rPr>
-              <w:instrText xml:space="preserve"> PAGEREF _Toc241787328 \h </w:instrText>
+              <w:instrText xml:space="preserve"> PAGEREF _Toc241918172 \h </w:instrText>
             </w:r>
             <w:r>
               <w:rPr>
@@ -3000,7 +3000,7 @@
               <w14:ligatures w14:val="standardContextual"/>
             </w:rPr>
           </w:pPr>
-          <w:hyperlink w:anchor="_Toc241787329" w:history="1">
+          <w:hyperlink w:anchor="_Toc241918173" w:history="1">
             <w:r>
               <w:rPr>
                 <w:rStyle w:val="Hyperlink"/>
@@ -3045,7 +3045,7 @@
                 <w:noProof/>
                 <w:webHidden/>
               </w:rPr>
-              <w:instrText xml:space="preserve"> PAGEREF _Toc241787329 \h </w:instrText>
+              <w:instrText xml:space="preserve"> PAGEREF _Toc241918173 \h </w:instrText>
             </w:r>
             <w:r>
               <w:rPr>
@@ -3092,7 +3092,7 @@
               <w14:ligatures w14:val="standardContextual"/>
             </w:rPr>
           </w:pPr>
-          <w:hyperlink w:anchor="_Toc241787330" w:history="1">
+          <w:hyperlink w:anchor="_Toc241918174" w:history="1">
             <w:r>
               <w:rPr>
                 <w:rStyle w:val="Hyperlink"/>
@@ -3137,7 +3137,7 @@
                 <w:noProof/>
                 <w:webHidden/>
               </w:rPr>
-              <w:instrText xml:space="preserve"> PAGEREF _Toc241787330 \h </w:instrText>
+              <w:instrText xml:space="preserve"> PAGEREF _Toc241918174 \h </w:instrText>
             </w:r>
             <w:r>
               <w:rPr>
@@ -3184,7 +3184,7 @@
               <w14:ligatures w14:val="standardContextual"/>
             </w:rPr>
           </w:pPr>
-          <w:hyperlink w:anchor="_Toc241787331" w:history="1">
+          <w:hyperlink w:anchor="_Toc241918175" w:history="1">
             <w:r>
               <w:rPr>
                 <w:rStyle w:val="Hyperlink"/>
@@ -3229,7 +3229,7 @@
                 <w:noProof/>
                 <w:webHidden/>
               </w:rPr>
-              <w:instrText xml:space="preserve"> PAGEREF _Toc241787331 \h </w:instrText>
+              <w:instrText xml:space="preserve"> PAGEREF _Toc241918175 \h </w:instrText>
             </w:r>
             <w:r>
               <w:rPr>
@@ -3276,7 +3276,7 @@
               <w14:ligatures w14:val="standardContextual"/>
             </w:rPr>
           </w:pPr>
-          <w:hyperlink w:anchor="_Toc241787332" w:history="1">
+          <w:hyperlink w:anchor="_Toc241918176" w:history="1">
             <w:r>
               <w:rPr>
                 <w:rStyle w:val="Hyperlink"/>
@@ -3321,7 +3321,7 @@
                 <w:noProof/>
                 <w:webHidden/>
               </w:rPr>
-              <w:instrText xml:space="preserve"> PAGEREF _Toc241787332 \h </w:instrText>
+              <w:instrText xml:space="preserve"> PAGEREF _Toc241918176 \h </w:instrText>
             </w:r>
             <w:r>
               <w:rPr>
@@ -3368,7 +3368,7 @@
               <w14:ligatures w14:val="standardContextual"/>
             </w:rPr>
           </w:pPr>
-          <w:hyperlink w:anchor="_Toc241787333" w:history="1">
+          <w:hyperlink w:anchor="_Toc241918177" w:history="1">
             <w:r>
               <w:rPr>
                 <w:rStyle w:val="Hyperlink"/>
@@ -3413,7 +3413,7 @@
                 <w:noProof/>
                 <w:webHidden/>
               </w:rPr>
-              <w:instrText xml:space="preserve"> PAGEREF _Toc241787333 \h </w:instrText>
+              <w:instrText xml:space="preserve"> PAGEREF _Toc241918177 \h </w:instrText>
             </w:r>
             <w:r>
               <w:rPr>
@@ -3460,7 +3460,7 @@
               <w14:ligatures w14:val="standardContextual"/>
             </w:rPr>
           </w:pPr>
-          <w:hyperlink w:anchor="_Toc241787334" w:history="1">
+          <w:hyperlink w:anchor="_Toc241918178" w:history="1">
             <w:r>
               <w:rPr>
                 <w:rStyle w:val="Hyperlink"/>
@@ -3505,7 +3505,7 @@
                 <w:noProof/>
                 <w:webHidden/>
               </w:rPr>
-              <w:instrText xml:space="preserve"> PAGEREF _Toc241787334 \h </w:instrText>
+              <w:instrText xml:space="preserve"> PAGEREF _Toc241918178 \h </w:instrText>
             </w:r>
             <w:r>
               <w:rPr>
@@ -3552,7 +3552,7 @@
               <w14:ligatures w14:val="standardContextual"/>
             </w:rPr>
           </w:pPr>
-          <w:hyperlink w:anchor="_Toc241787335" w:history="1">
+          <w:hyperlink w:anchor="_Toc241918179" w:history="1">
             <w:r>
               <w:rPr>
                 <w:rStyle w:val="Hyperlink"/>
@@ -3597,7 +3597,7 @@
                 <w:noProof/>
                 <w:webHidden/>
               </w:rPr>
-              <w:instrText xml:space="preserve"> PAGEREF _Toc241787335 \h </w:instrText>
+              <w:instrText xml:space="preserve"> PAGEREF _Toc241918179 \h </w:instrText>
             </w:r>
             <w:r>
               <w:rPr>
@@ -3644,7 +3644,7 @@
               <w14:ligatures w14:val="standardContextual"/>
             </w:rPr>
           </w:pPr>
-          <w:hyperlink w:anchor="_Toc241787336" w:history="1">
+          <w:hyperlink w:anchor="_Toc241918180" w:history="1">
             <w:r>
               <w:rPr>
                 <w:rStyle w:val="Hyperlink"/>
@@ -3689,7 +3689,7 @@
                 <w:noProof/>
                 <w:webHidden/>
               </w:rPr>
-              <w:instrText xml:space="preserve"> PAGEREF _Toc241787336 \h </w:instrText>
+              <w:instrText xml:space="preserve"> PAGEREF _Toc241918180 \h </w:instrText>
             </w:r>
             <w:r>
               <w:rPr>
@@ -3736,7 +3736,7 @@
               <w14:ligatures w14:val="standardContextual"/>
             </w:rPr>
           </w:pPr>
-          <w:hyperlink w:anchor="_Toc241787337" w:history="1">
+          <w:hyperlink w:anchor="_Toc241918181" w:history="1">
             <w:r>
               <w:rPr>
                 <w:rStyle w:val="Hyperlink"/>
@@ -3781,7 +3781,7 @@
                 <w:noProof/>
                 <w:webHidden/>
               </w:rPr>
-              <w:instrText xml:space="preserve"> PAGEREF _Toc241787337 \h </w:instrText>
+              <w:instrText xml:space="preserve"> PAGEREF _Toc241918181 \h </w:instrText>
             </w:r>
             <w:r>
               <w:rPr>
@@ -3828,7 +3828,7 @@
               <w14:ligatures w14:val="standardContextual"/>
             </w:rPr>
           </w:pPr>
-          <w:hyperlink w:anchor="_Toc241787338" w:history="1">
+          <w:hyperlink w:anchor="_Toc241918182" w:history="1">
             <w:r>
               <w:rPr>
                 <w:rStyle w:val="Hyperlink"/>
@@ -3873,7 +3873,7 @@
                 <w:noProof/>
                 <w:webHidden/>
               </w:rPr>
-              <w:instrText xml:space="preserve"> PAGEREF _Toc241787338 \h </w:instrText>
+              <w:instrText xml:space="preserve"> PAGEREF _Toc241918182 \h </w:instrText>
             </w:r>
             <w:r>
               <w:rPr>
@@ -3920,7 +3920,7 @@
               <w14:ligatures w14:val="standardContextual"/>
             </w:rPr>
           </w:pPr>
-          <w:hyperlink w:anchor="_Toc241787339" w:history="1">
+          <w:hyperlink w:anchor="_Toc241918183" w:history="1">
             <w:r>
               <w:rPr>
                 <w:rStyle w:val="Hyperlink"/>
@@ -3965,7 +3965,7 @@
                 <w:noProof/>
                 <w:webHidden/>
               </w:rPr>
-              <w:instrText xml:space="preserve"> PAGEREF _Toc241787339 \h </w:instrText>
+              <w:instrText xml:space="preserve"> PAGEREF _Toc241918183 \h </w:instrText>
             </w:r>
             <w:r>
               <w:rPr>
@@ -4012,7 +4012,7 @@
               <w14:ligatures w14:val="standardContextual"/>
             </w:rPr>
           </w:pPr>
-          <w:hyperlink w:anchor="_Toc241787340" w:history="1">
+          <w:hyperlink w:anchor="_Toc241918184" w:history="1">
             <w:r>
               <w:rPr>
                 <w:rStyle w:val="Hyperlink"/>
@@ -4057,7 +4057,7 @@
                 <w:noProof/>
                 <w:webHidden/>
               </w:rPr>
-              <w:instrText xml:space="preserve"> PAGEREF _Toc241787340 \h </w:instrText>
+              <w:instrText xml:space="preserve"> PAGEREF _Toc241918184 \h </w:instrText>
             </w:r>
             <w:r>
               <w:rPr>
@@ -4104,7 +4104,7 @@
               <w14:ligatures w14:val="standardContextual"/>
             </w:rPr>
           </w:pPr>
-          <w:hyperlink w:anchor="_Toc241787341" w:history="1">
+          <w:hyperlink w:anchor="_Toc241918185" w:history="1">
             <w:r>
               <w:rPr>
                 <w:rStyle w:val="Hyperlink"/>
@@ -4149,7 +4149,7 @@
                 <w:noProof/>
                 <w:webHidden/>
               </w:rPr>
-              <w:instrText xml:space="preserve"> PAGEREF _Toc241787341 \h </w:instrText>
+              <w:instrText xml:space="preserve"> PAGEREF _Toc241918185 \h </w:instrText>
             </w:r>
             <w:r>
               <w:rPr>
@@ -4196,7 +4196,7 @@
               <w14:ligatures w14:val="standardContextual"/>
             </w:rPr>
           </w:pPr>
-          <w:hyperlink w:anchor="_Toc241787342" w:history="1">
+          <w:hyperlink w:anchor="_Toc241918186" w:history="1">
             <w:r>
               <w:rPr>
                 <w:rStyle w:val="Hyperlink"/>
@@ -4241,7 +4241,7 @@
                 <w:noProof/>
                 <w:webHidden/>
               </w:rPr>
-              <w:instrText xml:space="preserve"> PAGEREF _Toc241787342 \h </w:instrText>
+              <w:instrText xml:space="preserve"> PAGEREF _Toc241918186 \h </w:instrText>
             </w:r>
             <w:r>
               <w:rPr>
@@ -4288,7 +4288,7 @@
               <w14:ligatures w14:val="standardContextual"/>
             </w:rPr>
           </w:pPr>
-          <w:hyperlink w:anchor="_Toc241787343" w:history="1">
+          <w:hyperlink w:anchor="_Toc241918187" w:history="1">
             <w:r>
               <w:rPr>
                 <w:rStyle w:val="Hyperlink"/>
@@ -4333,7 +4333,7 @@
                 <w:noProof/>
                 <w:webHidden/>
               </w:rPr>
-              <w:instrText xml:space="preserve"> PAGEREF _Toc241787343 \h </w:instrText>
+              <w:instrText xml:space="preserve"> PAGEREF _Toc241918187 \h </w:instrText>
             </w:r>
             <w:r>
               <w:rPr>
@@ -4380,7 +4380,7 @@
               <w14:ligatures w14:val="standardContextual"/>
             </w:rPr>
           </w:pPr>
-          <w:hyperlink w:anchor="_Toc241787344" w:history="1">
+          <w:hyperlink w:anchor="_Toc241918188" w:history="1">
             <w:r>
               <w:rPr>
                 <w:rStyle w:val="Hyperlink"/>
@@ -4425,7 +4425,7 @@
                 <w:noProof/>
                 <w:webHidden/>
               </w:rPr>
-              <w:instrText xml:space="preserve"> PAGEREF _Toc241787344 \h </w:instrText>
+              <w:instrText xml:space="preserve"> PAGEREF _Toc241918188 \h </w:instrText>
             </w:r>
             <w:r>
               <w:rPr>
@@ -4472,7 +4472,7 @@
               <w14:ligatures w14:val="standardContextual"/>
             </w:rPr>
           </w:pPr>
-          <w:hyperlink w:anchor="_Toc241787345" w:history="1">
+          <w:hyperlink w:anchor="_Toc241918189" w:history="1">
             <w:r>
               <w:rPr>
                 <w:rStyle w:val="Hyperlink"/>
@@ -4517,7 +4517,7 @@
                 <w:noProof/>
                 <w:webHidden/>
               </w:rPr>
-              <w:instrText xml:space="preserve"> PAGEREF _Toc241787345 \h </w:instrText>
+              <w:instrText xml:space="preserve"> PAGEREF _Toc241918189 \h </w:instrText>
             </w:r>
             <w:r>
               <w:rPr>
@@ -4564,7 +4564,7 @@
               <w14:ligatures w14:val="standardContextual"/>
             </w:rPr>
           </w:pPr>
-          <w:hyperlink w:anchor="_Toc241787346" w:history="1">
+          <w:hyperlink w:anchor="_Toc241918190" w:history="1">
             <w:r>
               <w:rPr>
                 <w:rStyle w:val="Hyperlink"/>
@@ -4609,7 +4609,7 @@
                 <w:noProof/>
                 <w:webHidden/>
               </w:rPr>
-              <w:instrText xml:space="preserve"> PAGEREF _Toc241787346 \h </w:instrText>
+              <w:instrText xml:space="preserve"> PAGEREF _Toc241918190 \h </w:instrText>
             </w:r>
             <w:r>
               <w:rPr>
@@ -4656,7 +4656,7 @@
               <w14:ligatures w14:val="standardContextual"/>
             </w:rPr>
           </w:pPr>
-          <w:hyperlink w:anchor="_Toc241787347" w:history="1">
+          <w:hyperlink w:anchor="_Toc241918191" w:history="1">
             <w:r>
               <w:rPr>
                 <w:rStyle w:val="Hyperlink"/>
@@ -4701,7 +4701,7 @@
                 <w:noProof/>
                 <w:webHidden/>
               </w:rPr>
-              <w:instrText xml:space="preserve"> PAGEREF _Toc241787347 \h </w:instrText>
+              <w:instrText xml:space="preserve"> PAGEREF _Toc241918191 \h </w:instrText>
             </w:r>
             <w:r>
               <w:rPr>
@@ -4748,7 +4748,7 @@
               <w14:ligatures w14:val="standardContextual"/>
             </w:rPr>
           </w:pPr>
-          <w:hyperlink w:anchor="_Toc241787348" w:history="1">
+          <w:hyperlink w:anchor="_Toc241918192" w:history="1">
             <w:r>
               <w:rPr>
                 <w:rStyle w:val="Hyperlink"/>
@@ -4793,7 +4793,7 @@
                 <w:noProof/>
                 <w:webHidden/>
               </w:rPr>
-              <w:instrText xml:space="preserve"> PAGEREF _Toc241787348 \h </w:instrText>
+              <w:instrText xml:space="preserve"> PAGEREF _Toc241918192 \h </w:instrText>
             </w:r>
             <w:r>
               <w:rPr>
@@ -4840,7 +4840,7 @@
               <w14:ligatures w14:val="standardContextual"/>
             </w:rPr>
           </w:pPr>
-          <w:hyperlink w:anchor="_Toc241787349" w:history="1">
+          <w:hyperlink w:anchor="_Toc241918193" w:history="1">
             <w:r>
               <w:rPr>
                 <w:rStyle w:val="Hyperlink"/>
@@ -4885,7 +4885,7 @@
                 <w:noProof/>
                 <w:webHidden/>
               </w:rPr>
-              <w:instrText xml:space="preserve"> PAGEREF _Toc241787349 \h </w:instrText>
+              <w:instrText xml:space="preserve"> PAGEREF _Toc241918193 \h </w:instrText>
             </w:r>
             <w:r>
               <w:rPr>
@@ -4932,7 +4932,7 @@
               <w14:ligatures w14:val="standardContextual"/>
             </w:rPr>
           </w:pPr>
-          <w:hyperlink w:anchor="_Toc241787350" w:history="1">
+          <w:hyperlink w:anchor="_Toc241918194" w:history="1">
             <w:r>
               <w:rPr>
                 <w:rStyle w:val="Hyperlink"/>
@@ -4977,7 +4977,7 @@
                 <w:noProof/>
                 <w:webHidden/>
               </w:rPr>
-              <w:instrText xml:space="preserve"> PAGEREF _Toc241787350 \h </w:instrText>
+              <w:instrText xml:space="preserve"> PAGEREF _Toc241918194 \h </w:instrText>
             </w:r>
             <w:r>
               <w:rPr>
@@ -5024,7 +5024,7 @@
               <w14:ligatures w14:val="standardContextual"/>
             </w:rPr>
           </w:pPr>
-          <w:hyperlink w:anchor="_Toc241787351" w:history="1">
+          <w:hyperlink w:anchor="_Toc241918195" w:history="1">
             <w:r>
               <w:rPr>
                 <w:rStyle w:val="Hyperlink"/>
@@ -5069,7 +5069,7 @@
                 <w:noProof/>
                 <w:webHidden/>
               </w:rPr>
-              <w:instrText xml:space="preserve"> PAGEREF _Toc241787351 \h </w:instrText>
+              <w:instrText xml:space="preserve"> PAGEREF _Toc241918195 \h </w:instrText>
             </w:r>
             <w:r>
               <w:rPr>
@@ -5116,7 +5116,7 @@
               <w14:ligatures w14:val="standardContextual"/>
             </w:rPr>
           </w:pPr>
-          <w:hyperlink w:anchor="_Toc241787352" w:history="1">
+          <w:hyperlink w:anchor="_Toc241918196" w:history="1">
             <w:r>
               <w:rPr>
                 <w:rStyle w:val="Hyperlink"/>
@@ -5161,7 +5161,7 @@
                 <w:noProof/>
                 <w:webHidden/>
               </w:rPr>
-              <w:instrText xml:space="preserve"> PAGEREF _Toc241787352 \h </w:instrText>
+              <w:instrText xml:space="preserve"> PAGEREF _Toc241918196 \h </w:instrText>
             </w:r>
             <w:r>
               <w:rPr>
@@ -5208,7 +5208,7 @@
               <w14:ligatures w14:val="standardContextual"/>
             </w:rPr>
           </w:pPr>
-          <w:hyperlink w:anchor="_Toc241787353" w:history="1">
+          <w:hyperlink w:anchor="_Toc241918197" w:history="1">
             <w:r>
               <w:rPr>
                 <w:rStyle w:val="Hyperlink"/>
@@ -5253,7 +5253,7 @@
                 <w:noProof/>
                 <w:webHidden/>
               </w:rPr>
-              <w:instrText xml:space="preserve"> PAGEREF _Toc241787353 \h </w:instrText>
+              <w:instrText xml:space="preserve"> PAGEREF _Toc241918197 \h </w:instrText>
             </w:r>
             <w:r>
               <w:rPr>
@@ -5300,7 +5300,7 @@
               <w14:ligatures w14:val="standardContextual"/>
             </w:rPr>
           </w:pPr>
-          <w:hyperlink w:anchor="_Toc241787354" w:history="1">
+          <w:hyperlink w:anchor="_Toc241918198" w:history="1">
             <w:r>
               <w:rPr>
                 <w:rStyle w:val="Hyperlink"/>
@@ -5345,7 +5345,7 @@
                 <w:noProof/>
                 <w:webHidden/>
               </w:rPr>
-              <w:instrText xml:space="preserve"> PAGEREF _Toc241787354 \h </w:instrText>
+              <w:instrText xml:space="preserve"> PAGEREF _Toc241918198 \h </w:instrText>
             </w:r>
             <w:r>
               <w:rPr>
@@ -5392,7 +5392,7 @@
               <w14:ligatures w14:val="standardContextual"/>
             </w:rPr>
           </w:pPr>
-          <w:hyperlink w:anchor="_Toc241787355" w:history="1">
+          <w:hyperlink w:anchor="_Toc241918199" w:history="1">
             <w:r>
               <w:rPr>
                 <w:rStyle w:val="Hyperlink"/>
@@ -5437,7 +5437,7 @@
                 <w:noProof/>
                 <w:webHidden/>
               </w:rPr>
-              <w:instrText xml:space="preserve"> PAGEREF _Toc241787355 \h </w:instrText>
+              <w:instrText xml:space="preserve"> PAGEREF _Toc241918199 \h </w:instrText>
             </w:r>
             <w:r>
               <w:rPr>
@@ -5484,7 +5484,7 @@
               <w14:ligatures w14:val="standardContextual"/>
             </w:rPr>
           </w:pPr>
-          <w:hyperlink w:anchor="_Toc241787356" w:history="1">
+          <w:hyperlink w:anchor="_Toc241918200" w:history="1">
             <w:r>
               <w:rPr>
                 <w:rStyle w:val="Hyperlink"/>
@@ -5529,7 +5529,7 @@
                 <w:noProof/>
                 <w:webHidden/>
               </w:rPr>
-              <w:instrText xml:space="preserve"> PAGEREF _Toc241787356 \h </w:instrText>
+              <w:instrText xml:space="preserve"> PAGEREF _Toc241918200 \h </w:instrText>
             </w:r>
             <w:r>
               <w:rPr>
@@ -5576,7 +5576,7 @@
               <w14:ligatures w14:val="standardContextual"/>
             </w:rPr>
           </w:pPr>
-          <w:hyperlink w:anchor="_Toc241787357" w:history="1">
+          <w:hyperlink w:anchor="_Toc241918201" w:history="1">
             <w:r>
               <w:rPr>
                 <w:rStyle w:val="Hyperlink"/>
@@ -5621,7 +5621,7 @@
                 <w:noProof/>
                 <w:webHidden/>
               </w:rPr>
-              <w:instrText xml:space="preserve"> PAGEREF _Toc241787357 \h </w:instrText>
+              <w:instrText xml:space="preserve"> PAGEREF _Toc241918201 \h </w:instrText>
             </w:r>
             <w:r>
               <w:rPr>
@@ -5668,7 +5668,7 @@
               <w14:ligatures w14:val="standardContextual"/>
             </w:rPr>
           </w:pPr>
-          <w:hyperlink w:anchor="_Toc241787358" w:history="1">
+          <w:hyperlink w:anchor="_Toc241918202" w:history="1">
             <w:r>
               <w:rPr>
                 <w:rStyle w:val="Hyperlink"/>
@@ -5713,7 +5713,7 @@
                 <w:noProof/>
                 <w:webHidden/>
               </w:rPr>
-              <w:instrText xml:space="preserve"> PAGEREF _Toc241787358 \h </w:instrText>
+              <w:instrText xml:space="preserve"> PAGEREF _Toc241918202 \h </w:instrText>
             </w:r>
             <w:r>
               <w:rPr>
@@ -5762,7 +5762,7 @@
               <w14:ligatures w14:val="standardContextual"/>
             </w:rPr>
           </w:pPr>
-          <w:hyperlink w:anchor="_Toc241787359" w:history="1">
+          <w:hyperlink w:anchor="_Toc241918203" w:history="1">
             <w:r>
               <w:rPr>
                 <w:rStyle w:val="Hyperlink"/>
@@ -5809,7 +5809,7 @@
                 <w:noProof/>
                 <w:webHidden/>
               </w:rPr>
-              <w:instrText xml:space="preserve"> PAGEREF _Toc241787359 \h </w:instrText>
+              <w:instrText xml:space="preserve"> PAGEREF _Toc241918203 \h </w:instrText>
             </w:r>
             <w:r>
               <w:rPr>
@@ -5856,7 +5856,7 @@
               <w14:ligatures w14:val="standardContextual"/>
             </w:rPr>
           </w:pPr>
-          <w:hyperlink w:anchor="_Toc241787360" w:history="1">
+          <w:hyperlink w:anchor="_Toc241918204" w:history="1">
             <w:r>
               <w:rPr>
                 <w:rStyle w:val="Hyperlink"/>
@@ -5901,7 +5901,7 @@
                 <w:noProof/>
                 <w:webHidden/>
               </w:rPr>
-              <w:instrText xml:space="preserve"> PAGEREF _Toc241787360 \h </w:instrText>
+              <w:instrText xml:space="preserve"> PAGEREF _Toc241918204 \h </w:instrText>
             </w:r>
             <w:r>
               <w:rPr>
@@ -5948,7 +5948,7 @@
               <w14:ligatures w14:val="standardContextual"/>
             </w:rPr>
           </w:pPr>
-          <w:hyperlink w:anchor="_Toc241787361" w:history="1">
+          <w:hyperlink w:anchor="_Toc241918205" w:history="1">
             <w:r>
               <w:rPr>
                 <w:rStyle w:val="Hyperlink"/>
@@ -5993,7 +5993,7 @@
                 <w:noProof/>
                 <w:webHidden/>
               </w:rPr>
-              <w:instrText xml:space="preserve"> PAGEREF _Toc241787361 \h </w:instrText>
+              <w:instrText xml:space="preserve"> PAGEREF _Toc241918205 \h </w:instrText>
             </w:r>
             <w:r>
               <w:rPr>
@@ -6040,7 +6040,7 @@
               <w14:ligatures w14:val="standardContextual"/>
             </w:rPr>
           </w:pPr>
-          <w:hyperlink w:anchor="_Toc241787362" w:history="1">
+          <w:hyperlink w:anchor="_Toc241918206" w:history="1">
             <w:r>
               <w:rPr>
                 <w:rStyle w:val="Hyperlink"/>
@@ -6085,7 +6085,7 @@
                 <w:noProof/>
                 <w:webHidden/>
               </w:rPr>
-              <w:instrText xml:space="preserve"> PAGEREF _Toc241787362 \h </w:instrText>
+              <w:instrText xml:space="preserve"> PAGEREF _Toc241918206 \h </w:instrText>
             </w:r>
             <w:r>
               <w:rPr>
@@ -6132,7 +6132,7 @@
               <w14:ligatures w14:val="standardContextual"/>
             </w:rPr>
           </w:pPr>
-          <w:hyperlink w:anchor="_Toc241787363" w:history="1">
+          <w:hyperlink w:anchor="_Toc241918207" w:history="1">
             <w:r>
               <w:rPr>
                 <w:rStyle w:val="Hyperlink"/>
@@ -6177,7 +6177,7 @@
                 <w:noProof/>
                 <w:webHidden/>
               </w:rPr>
-              <w:instrText xml:space="preserve"> PAGEREF _Toc241787363 \h </w:instrText>
+              <w:instrText xml:space="preserve"> PAGEREF _Toc241918207 \h </w:instrText>
             </w:r>
             <w:r>
               <w:rPr>
@@ -6224,7 +6224,7 @@
               <w14:ligatures w14:val="standardContextual"/>
             </w:rPr>
           </w:pPr>
-          <w:hyperlink w:anchor="_Toc241787364" w:history="1">
+          <w:hyperlink w:anchor="_Toc241918208" w:history="1">
             <w:r>
               <w:rPr>
                 <w:rStyle w:val="Hyperlink"/>
@@ -6269,7 +6269,7 @@
                 <w:noProof/>
                 <w:webHidden/>
               </w:rPr>
-              <w:instrText xml:space="preserve"> PAGEREF _Toc241787364 \h </w:instrText>
+              <w:instrText xml:space="preserve"> PAGEREF _Toc241918208 \h </w:instrText>
             </w:r>
             <w:r>
               <w:rPr>
@@ -6316,7 +6316,7 @@
               <w14:ligatures w14:val="standardContextual"/>
             </w:rPr>
           </w:pPr>
-          <w:hyperlink w:anchor="_Toc241787365" w:history="1">
+          <w:hyperlink w:anchor="_Toc241918209" w:history="1">
             <w:r>
               <w:rPr>
                 <w:rStyle w:val="Hyperlink"/>
@@ -6361,7 +6361,7 @@
                 <w:noProof/>
                 <w:webHidden/>
               </w:rPr>
-              <w:instrText xml:space="preserve"> PAGEREF _Toc241787365 \h </w:instrText>
+              <w:instrText xml:space="preserve"> PAGEREF _Toc241918209 \h </w:instrText>
             </w:r>
             <w:r>
               <w:rPr>
@@ -6408,7 +6408,7 @@
               <w14:ligatures w14:val="standardContextual"/>
             </w:rPr>
           </w:pPr>
-          <w:hyperlink w:anchor="_Toc241787366" w:history="1">
+          <w:hyperlink w:anchor="_Toc241918210" w:history="1">
             <w:r>
               <w:rPr>
                 <w:rStyle w:val="Hyperlink"/>
@@ -6453,7 +6453,7 @@
                 <w:noProof/>
                 <w:webHidden/>
               </w:rPr>
-              <w:instrText xml:space="preserve"> PAGEREF _Toc241787366 \h </w:instrText>
+              <w:instrText xml:space="preserve"> PAGEREF _Toc241918210 \h </w:instrText>
             </w:r>
             <w:r>
               <w:rPr>
@@ -6500,7 +6500,7 @@
               <w14:ligatures w14:val="standardContextual"/>
             </w:rPr>
           </w:pPr>
-          <w:hyperlink w:anchor="_Toc241787367" w:history="1">
+          <w:hyperlink w:anchor="_Toc241918211" w:history="1">
             <w:r>
               <w:rPr>
                 <w:rStyle w:val="Hyperlink"/>
@@ -6545,7 +6545,7 @@
                 <w:noProof/>
                 <w:webHidden/>
               </w:rPr>
-              <w:instrText xml:space="preserve"> PAGEREF _Toc241787367 \h </w:instrText>
+              <w:instrText xml:space="preserve"> PAGEREF _Toc241918211 \h </w:instrText>
             </w:r>
             <w:r>
               <w:rPr>
@@ -6592,7 +6592,7 @@
               <w14:ligatures w14:val="standardContextual"/>
             </w:rPr>
           </w:pPr>
-          <w:hyperlink w:anchor="_Toc241787368" w:history="1">
+          <w:hyperlink w:anchor="_Toc241918212" w:history="1">
             <w:r>
               <w:rPr>
                 <w:rStyle w:val="Hyperlink"/>
@@ -6637,7 +6637,7 @@
                 <w:noProof/>
                 <w:webHidden/>
               </w:rPr>
-              <w:instrText xml:space="preserve"> PAGEREF _Toc241787368 \h </w:instrText>
+              <w:instrText xml:space="preserve"> PAGEREF _Toc241918212 \h </w:instrText>
             </w:r>
             <w:r>
               <w:rPr>
@@ -6684,7 +6684,7 @@
               <w14:ligatures w14:val="standardContextual"/>
             </w:rPr>
           </w:pPr>
-          <w:hyperlink w:anchor="_Toc241787369" w:history="1">
+          <w:hyperlink w:anchor="_Toc241918213" w:history="1">
             <w:r>
               <w:rPr>
                 <w:rStyle w:val="Hyperlink"/>
@@ -6729,7 +6729,7 @@
                 <w:noProof/>
                 <w:webHidden/>
               </w:rPr>
-              <w:instrText xml:space="preserve"> PAGEREF _Toc241787369 \h </w:instrText>
+              <w:instrText xml:space="preserve"> PAGEREF _Toc241918213 \h </w:instrText>
             </w:r>
             <w:r>
               <w:rPr>
@@ -6776,7 +6776,7 @@
               <w14:ligatures w14:val="standardContextual"/>
             </w:rPr>
           </w:pPr>
-          <w:hyperlink w:anchor="_Toc241787370" w:history="1">
+          <w:hyperlink w:anchor="_Toc241918214" w:history="1">
             <w:r>
               <w:rPr>
                 <w:rStyle w:val="Hyperlink"/>
@@ -6821,7 +6821,7 @@
                 <w:noProof/>
                 <w:webHidden/>
               </w:rPr>
-              <w:instrText xml:space="preserve"> PAGEREF _Toc241787370 \h </w:instrText>
+              <w:instrText xml:space="preserve"> PAGEREF _Toc241918214 \h </w:instrText>
             </w:r>
             <w:r>
               <w:rPr>
@@ -6868,7 +6868,7 @@
               <w14:ligatures w14:val="standardContextual"/>
             </w:rPr>
           </w:pPr>
-          <w:hyperlink w:anchor="_Toc241787371" w:history="1">
+          <w:hyperlink w:anchor="_Toc241918215" w:history="1">
             <w:r>
               <w:rPr>
                 <w:rStyle w:val="Hyperlink"/>
@@ -6913,7 +6913,7 @@
                 <w:noProof/>
                 <w:webHidden/>
               </w:rPr>
-              <w:instrText xml:space="preserve"> PAGEREF _Toc241787371 \h </w:instrText>
+              <w:instrText xml:space="preserve"> PAGEREF _Toc241918215 \h </w:instrText>
             </w:r>
             <w:r>
               <w:rPr>
@@ -6960,7 +6960,7 @@
               <w14:ligatures w14:val="standardContextual"/>
             </w:rPr>
           </w:pPr>
-          <w:hyperlink w:anchor="_Toc241787372" w:history="1">
+          <w:hyperlink w:anchor="_Toc241918216" w:history="1">
             <w:r>
               <w:rPr>
                 <w:rStyle w:val="Hyperlink"/>
@@ -7005,7 +7005,7 @@
                 <w:noProof/>
                 <w:webHidden/>
               </w:rPr>
-              <w:instrText xml:space="preserve"> PAGEREF _Toc241787372 \h </w:instrText>
+              <w:instrText xml:space="preserve"> PAGEREF _Toc241918216 \h </w:instrText>
             </w:r>
             <w:r>
               <w:rPr>
@@ -7052,7 +7052,7 @@
               <w14:ligatures w14:val="standardContextual"/>
             </w:rPr>
           </w:pPr>
-          <w:hyperlink w:anchor="_Toc241787373" w:history="1">
+          <w:hyperlink w:anchor="_Toc241918217" w:history="1">
             <w:r>
               <w:rPr>
                 <w:rStyle w:val="Hyperlink"/>
@@ -7097,7 +7097,7 @@
                 <w:noProof/>
                 <w:webHidden/>
               </w:rPr>
-              <w:instrText xml:space="preserve"> PAGEREF _Toc241787373 \h </w:instrText>
+              <w:instrText xml:space="preserve"> PAGEREF _Toc241918217 \h </w:instrText>
             </w:r>
             <w:r>
               <w:rPr>
@@ -7144,7 +7144,7 @@
               <w14:ligatures w14:val="standardContextual"/>
             </w:rPr>
           </w:pPr>
-          <w:hyperlink w:anchor="_Toc241787374" w:history="1">
+          <w:hyperlink w:anchor="_Toc241918218" w:history="1">
             <w:r>
               <w:rPr>
                 <w:rStyle w:val="Hyperlink"/>
@@ -7189,7 +7189,7 @@
                 <w:noProof/>
                 <w:webHidden/>
               </w:rPr>
-              <w:instrText xml:space="preserve"> PAGEREF _Toc241787374 \h </w:instrText>
+              <w:instrText xml:space="preserve"> PAGEREF _Toc241918218 \h </w:instrText>
             </w:r>
             <w:r>
               <w:rPr>
@@ -7236,7 +7236,7 @@
               <w14:ligatures w14:val="standardContextual"/>
             </w:rPr>
           </w:pPr>
-          <w:hyperlink w:anchor="_Toc241787375" w:history="1">
+          <w:hyperlink w:anchor="_Toc241918219" w:history="1">
             <w:r>
               <w:rPr>
                 <w:rStyle w:val="Hyperlink"/>
@@ -7281,7 +7281,7 @@
                 <w:noProof/>
                 <w:webHidden/>
               </w:rPr>
-              <w:instrText xml:space="preserve"> PAGEREF _Toc241787375 \h </w:instrText>
+              <w:instrText xml:space="preserve"> PAGEREF _Toc241918219 \h </w:instrText>
             </w:r>
             <w:r>
               <w:rPr>
@@ -7328,7 +7328,7 @@
               <w14:ligatures w14:val="standardContextual"/>
             </w:rPr>
           </w:pPr>
-          <w:hyperlink w:anchor="_Toc241787376" w:history="1">
+          <w:hyperlink w:anchor="_Toc241918220" w:history="1">
             <w:r>
               <w:rPr>
                 <w:rStyle w:val="Hyperlink"/>
@@ -7373,7 +7373,7 @@
                 <w:noProof/>
                 <w:webHidden/>
               </w:rPr>
-              <w:instrText xml:space="preserve"> PAGEREF _Toc241787376 \h </w:instrText>
+              <w:instrText xml:space="preserve"> PAGEREF _Toc241918220 \h </w:instrText>
             </w:r>
             <w:r>
               <w:rPr>
@@ -7420,7 +7420,7 @@
               <w14:ligatures w14:val="standardContextual"/>
             </w:rPr>
           </w:pPr>
-          <w:hyperlink w:anchor="_Toc241787377" w:history="1">
+          <w:hyperlink w:anchor="_Toc241918221" w:history="1">
             <w:r>
               <w:rPr>
                 <w:rStyle w:val="Hyperlink"/>
@@ -7465,7 +7465,7 @@
                 <w:noProof/>
                 <w:webHidden/>
               </w:rPr>
-              <w:instrText xml:space="preserve"> PAGEREF _Toc241787377 \h </w:instrText>
+              <w:instrText xml:space="preserve"> PAGEREF _Toc241918221 \h </w:instrText>
             </w:r>
             <w:r>
               <w:rPr>
@@ -7512,7 +7512,7 @@
               <w14:ligatures w14:val="standardContextual"/>
             </w:rPr>
           </w:pPr>
-          <w:hyperlink w:anchor="_Toc241787378" w:history="1">
+          <w:hyperlink w:anchor="_Toc241918222" w:history="1">
             <w:r>
               <w:rPr>
                 <w:rStyle w:val="Hyperlink"/>
@@ -7557,7 +7557,7 @@
                 <w:noProof/>
                 <w:webHidden/>
               </w:rPr>
-              <w:instrText xml:space="preserve"> PAGEREF _Toc241787378 \h </w:instrText>
+              <w:instrText xml:space="preserve"> PAGEREF _Toc241918222 \h </w:instrText>
             </w:r>
             <w:r>
               <w:rPr>
@@ -7604,7 +7604,7 @@
               <w14:ligatures w14:val="standardContextual"/>
             </w:rPr>
           </w:pPr>
-          <w:hyperlink w:anchor="_Toc241787379" w:history="1">
+          <w:hyperlink w:anchor="_Toc241918223" w:history="1">
             <w:r>
               <w:rPr>
                 <w:rStyle w:val="Hyperlink"/>
@@ -7649,7 +7649,7 @@
                 <w:noProof/>
                 <w:webHidden/>
               </w:rPr>
-              <w:instrText xml:space="preserve"> PAGEREF _Toc241787379 \h </w:instrText>
+              <w:instrText xml:space="preserve"> PAGEREF _Toc241918223 \h </w:instrText>
             </w:r>
             <w:r>
               <w:rPr>
@@ -7696,7 +7696,7 @@
               <w14:ligatures w14:val="standardContextual"/>
             </w:rPr>
           </w:pPr>
-          <w:hyperlink w:anchor="_Toc241787380" w:history="1">
+          <w:hyperlink w:anchor="_Toc241918224" w:history="1">
             <w:r>
               <w:rPr>
                 <w:rStyle w:val="Hyperlink"/>
@@ -7741,7 +7741,7 @@
                 <w:noProof/>
                 <w:webHidden/>
               </w:rPr>
-              <w:instrText xml:space="preserve"> PAGEREF _Toc241787380 \h </w:instrText>
+              <w:instrText xml:space="preserve"> PAGEREF _Toc241918224 \h </w:instrText>
             </w:r>
             <w:r>
               <w:rPr>
@@ -7788,7 +7788,7 @@
               <w14:ligatures w14:val="standardContextual"/>
             </w:rPr>
           </w:pPr>
-          <w:hyperlink w:anchor="_Toc241787381" w:history="1">
+          <w:hyperlink w:anchor="_Toc241918225" w:history="1">
             <w:r>
               <w:rPr>
                 <w:rStyle w:val="Hyperlink"/>
@@ -7833,7 +7833,7 @@
                 <w:noProof/>
                 <w:webHidden/>
               </w:rPr>
-              <w:instrText xml:space="preserve"> PAGEREF _Toc241787381 \h </w:instrText>
+              <w:instrText xml:space="preserve"> PAGEREF _Toc241918225 \h </w:instrText>
             </w:r>
             <w:r>
               <w:rPr>
@@ -7880,7 +7880,7 @@
               <w14:ligatures w14:val="standardContextual"/>
             </w:rPr>
           </w:pPr>
-          <w:hyperlink w:anchor="_Toc241787382" w:history="1">
+          <w:hyperlink w:anchor="_Toc241918226" w:history="1">
             <w:r>
               <w:rPr>
                 <w:rStyle w:val="Hyperlink"/>
@@ -7925,7 +7925,7 @@
                 <w:noProof/>
                 <w:webHidden/>
               </w:rPr>
-              <w:instrText xml:space="preserve"> PAGEREF _Toc241787382 \h </w:instrText>
+              <w:instrText xml:space="preserve"> PAGEREF _Toc241918226 \h </w:instrText>
             </w:r>
             <w:r>
               <w:rPr>
@@ -7972,7 +7972,7 @@
               <w14:ligatures w14:val="standardContextual"/>
             </w:rPr>
           </w:pPr>
-          <w:hyperlink w:anchor="_Toc241787383" w:history="1">
+          <w:hyperlink w:anchor="_Toc241918227" w:history="1">
             <w:r>
               <w:rPr>
                 <w:rStyle w:val="Hyperlink"/>
@@ -8017,7 +8017,7 @@
                 <w:noProof/>
                 <w:webHidden/>
               </w:rPr>
-              <w:instrText xml:space="preserve"> PAGEREF _Toc241787383 \h </w:instrText>
+              <w:instrText xml:space="preserve"> PAGEREF _Toc241918227 \h </w:instrText>
             </w:r>
             <w:r>
               <w:rPr>
@@ -8064,7 +8064,7 @@
               <w14:ligatures w14:val="standardContextual"/>
             </w:rPr>
           </w:pPr>
-          <w:hyperlink w:anchor="_Toc241787384" w:history="1">
+          <w:hyperlink w:anchor="_Toc241918228" w:history="1">
             <w:r>
               <w:rPr>
                 <w:rStyle w:val="Hyperlink"/>
@@ -8109,7 +8109,7 @@
                 <w:noProof/>
                 <w:webHidden/>
               </w:rPr>
-              <w:instrText xml:space="preserve"> PAGEREF _Toc241787384 \h </w:instrText>
+              <w:instrText xml:space="preserve"> PAGEREF _Toc241918228 \h </w:instrText>
             </w:r>
             <w:r>
               <w:rPr>
@@ -8156,7 +8156,7 @@
               <w14:ligatures w14:val="standardContextual"/>
             </w:rPr>
           </w:pPr>
-          <w:hyperlink w:anchor="_Toc241787385" w:history="1">
+          <w:hyperlink w:anchor="_Toc241918229" w:history="1">
             <w:r>
               <w:rPr>
                 <w:rStyle w:val="Hyperlink"/>
@@ -8201,7 +8201,7 @@
                 <w:noProof/>
                 <w:webHidden/>
               </w:rPr>
-              <w:instrText xml:space="preserve"> PAGEREF _Toc241787385 \h </w:instrText>
+              <w:instrText xml:space="preserve"> PAGEREF _Toc241918229 \h </w:instrText>
             </w:r>
             <w:r>
               <w:rPr>
@@ -8248,7 +8248,7 @@
               <w14:ligatures w14:val="standardContextual"/>
             </w:rPr>
           </w:pPr>
-          <w:hyperlink w:anchor="_Toc241787386" w:history="1">
+          <w:hyperlink w:anchor="_Toc241918230" w:history="1">
             <w:r>
               <w:rPr>
                 <w:rStyle w:val="Hyperlink"/>
@@ -8293,7 +8293,7 @@
                 <w:noProof/>
                 <w:webHidden/>
               </w:rPr>
-              <w:instrText xml:space="preserve"> PAGEREF _Toc241787386 \h </w:instrText>
+              <w:instrText xml:space="preserve"> PAGEREF _Toc241918230 \h </w:instrText>
             </w:r>
             <w:r>
               <w:rPr>
@@ -8340,7 +8340,7 @@
               <w14:ligatures w14:val="standardContextual"/>
             </w:rPr>
           </w:pPr>
-          <w:hyperlink w:anchor="_Toc241787387" w:history="1">
+          <w:hyperlink w:anchor="_Toc241918231" w:history="1">
             <w:r>
               <w:rPr>
                 <w:rStyle w:val="Hyperlink"/>
@@ -8385,7 +8385,7 @@
                 <w:noProof/>
                 <w:webHidden/>
               </w:rPr>
-              <w:instrText xml:space="preserve"> PAGEREF _Toc241787387 \h </w:instrText>
+              <w:instrText xml:space="preserve"> PAGEREF _Toc241918231 \h </w:instrText>
             </w:r>
             <w:r>
               <w:rPr>
@@ -8432,7 +8432,7 @@
               <w14:ligatures w14:val="standardContextual"/>
             </w:rPr>
           </w:pPr>
-          <w:hyperlink w:anchor="_Toc241787388" w:history="1">
+          <w:hyperlink w:anchor="_Toc241918232" w:history="1">
             <w:r>
               <w:rPr>
                 <w:rStyle w:val="Hyperlink"/>
@@ -8477,7 +8477,7 @@
                 <w:noProof/>
                 <w:webHidden/>
               </w:rPr>
-              <w:instrText xml:space="preserve"> PAGEREF _Toc241787388 \h </w:instrText>
+              <w:instrText xml:space="preserve"> PAGEREF _Toc241918232 \h </w:instrText>
             </w:r>
             <w:r>
               <w:rPr>
@@ -8524,7 +8524,7 @@
               <w14:ligatures w14:val="standardContextual"/>
             </w:rPr>
           </w:pPr>
-          <w:hyperlink w:anchor="_Toc241787389" w:history="1">
+          <w:hyperlink w:anchor="_Toc241918233" w:history="1">
             <w:r>
               <w:rPr>
                 <w:rStyle w:val="Hyperlink"/>
@@ -8569,7 +8569,7 @@
                 <w:noProof/>
                 <w:webHidden/>
               </w:rPr>
-              <w:instrText xml:space="preserve"> PAGEREF _Toc241787389 \h </w:instrText>
+              <w:instrText xml:space="preserve"> PAGEREF _Toc241918233 \h </w:instrText>
             </w:r>
             <w:r>
               <w:rPr>
@@ -8616,7 +8616,7 @@
               <w14:ligatures w14:val="standardContextual"/>
             </w:rPr>
           </w:pPr>
-          <w:hyperlink w:anchor="_Toc241787390" w:history="1">
+          <w:hyperlink w:anchor="_Toc241918234" w:history="1">
             <w:r>
               <w:rPr>
                 <w:rStyle w:val="Hyperlink"/>
@@ -8661,7 +8661,99 @@
                 <w:noProof/>
                 <w:webHidden/>
               </w:rPr>
-              <w:instrText xml:space="preserve"> PAGEREF _Toc241787390 \h </w:instrText>
+              <w:instrText xml:space="preserve"> PAGEREF _Toc241918234 \h </w:instrText>
+            </w:r>
+            <w:r>
+              <w:rPr>
+                <w:noProof/>
+                <w:webHidden/>
+              </w:rPr>
+            </w:r>
+            <w:r>
+              <w:rPr>
+                <w:noProof/>
+                <w:webHidden/>
+              </w:rPr>
+              <w:fldChar w:fldCharType="separate"/>
+            </w:r>
+            <w:r>
+              <w:rPr>
+                <w:noProof/>
+                <w:webHidden/>
+                <w:cs/>
+              </w:rPr>
+              <w:t>52</w:t>
+            </w:r>
+            <w:r>
+              <w:rPr>
+                <w:noProof/>
+                <w:webHidden/>
+              </w:rPr>
+              <w:fldChar w:fldCharType="end"/>
+            </w:r>
+          </w:hyperlink>
+        </w:p>
+        <w:p>
+          <w:pPr>
+            <w:pStyle w:val="TOC3"/>
+            <w:tabs>
+              <w:tab w:val="left" w:pos="1440"/>
+            </w:tabs>
+            <w:rPr>
+              <w:rFonts w:asciiTheme="minorHAnsi" w:eastAsiaTheme="minorEastAsia" w:hAnsiTheme="minorHAnsi" w:cstheme="minorBidi"/>
+              <w:noProof/>
+              <w:sz w:val="24"/>
+              <w:szCs w:val="30"/>
+              <w:lang w:eastAsia="en-US"/>
+              <w14:ligatures w14:val="standardContextual"/>
+            </w:rPr>
+          </w:pPr>
+          <w:hyperlink w:anchor="_Toc241918235" w:history="1">
+            <w:r>
+              <w:rPr>
+                <w:rStyle w:val="Hyperlink"/>
+                <w:noProof/>
+              </w:rPr>
+              <w:t>3.7.3</w:t>
+            </w:r>
+            <w:r>
+              <w:rPr>
+                <w:rFonts w:asciiTheme="minorHAnsi" w:eastAsiaTheme="minorEastAsia" w:hAnsiTheme="minorHAnsi" w:cstheme="minorBidi"/>
+                <w:noProof/>
+                <w:sz w:val="24"/>
+                <w:szCs w:val="30"/>
+                <w:lang w:eastAsia="en-US"/>
+                <w14:ligatures w14:val="standardContextual"/>
+              </w:rPr>
+              <w:tab/>
+            </w:r>
+            <w:r>
+              <w:rPr>
+                <w:rStyle w:val="Hyperlink"/>
+                <w:noProof/>
+              </w:rPr>
+              <w:t>TLS ด้วย CA ส่วนตัวและการสร้างไฟล์ติดตั้ง Android</w:t>
+            </w:r>
+            <w:r>
+              <w:rPr>
+                <w:noProof/>
+                <w:webHidden/>
+              </w:rPr>
+              <w:tab/>
+            </w:r>
+            <w:r>
+              <w:rPr>
+                <w:noProof/>
+                <w:webHidden/>
+              </w:rPr>
+              <w:fldChar w:fldCharType="begin"/>
+            </w:r>
+            <w:r>
+              <w:rPr>
+                <w:noProof/>
+                <w:webHidden/>
+              </w:rPr>
+              <w:instrText xml:space="preserve"> PAGEREF _Toc241918235 \h </w:instrText>
             </w:r>
             <w:r>
               <w:rPr>
@@ -8708,7 +8800,7 @@
               <w14:ligatures w14:val="standardContextual"/>
             </w:rPr>
           </w:pPr>
-          <w:hyperlink w:anchor="_Toc241787391" w:history="1">
+          <w:hyperlink w:anchor="_Toc241918236" w:history="1">
             <w:r>
               <w:rPr>
                 <w:rStyle w:val="Hyperlink"/>
@@ -8753,7 +8845,7 @@
                 <w:noProof/>
                 <w:webHidden/>
               </w:rPr>
-              <w:instrText xml:space="preserve"> PAGEREF _Toc241787391 \h </w:instrText>
+              <w:instrText xml:space="preserve"> PAGEREF _Toc241918236 \h </w:instrText>
             </w:r>
             <w:r>
               <w:rPr>
@@ -8774,7 +8866,7 @@
                 <w:webHidden/>
                 <w:cs/>
               </w:rPr>
-              <w:t>52</w:t>
+              <w:t>53</w:t>
             </w:r>
             <w:r>
               <w:rPr>
@@ -8800,7 +8892,7 @@
               <w14:ligatures w14:val="standardContextual"/>
             </w:rPr>
           </w:pPr>
-          <w:hyperlink w:anchor="_Toc241787392" w:history="1">
+          <w:hyperlink w:anchor="_Toc241918237" w:history="1">
             <w:r>
               <w:rPr>
                 <w:rStyle w:val="Hyperlink"/>
@@ -8845,7 +8937,7 @@
                 <w:noProof/>
                 <w:webHidden/>
               </w:rPr>
-              <w:instrText xml:space="preserve"> PAGEREF _Toc241787392 \h </w:instrText>
+              <w:instrText xml:space="preserve"> PAGEREF _Toc241918237 \h </w:instrText>
             </w:r>
             <w:r>
               <w:rPr>
@@ -8866,7 +8958,7 @@
                 <w:webHidden/>
                 <w:cs/>
               </w:rPr>
-              <w:t>54</w:t>
+              <w:t>55</w:t>
             </w:r>
             <w:r>
               <w:rPr>
@@ -8892,7 +8984,7 @@
               <w14:ligatures w14:val="standardContextual"/>
             </w:rPr>
           </w:pPr>
-          <w:hyperlink w:anchor="_Toc241787393" w:history="1">
+          <w:hyperlink w:anchor="_Toc241918238" w:history="1">
             <w:r>
               <w:rPr>
                 <w:rStyle w:val="Hyperlink"/>
@@ -8937,7 +9029,7 @@
                 <w:noProof/>
                 <w:webHidden/>
               </w:rPr>
-              <w:instrText xml:space="preserve"> PAGEREF _Toc241787393 \h </w:instrText>
+              <w:instrText xml:space="preserve"> PAGEREF _Toc241918238 \h </w:instrText>
             </w:r>
             <w:r>
               <w:rPr>
@@ -8958,7 +9050,7 @@
                 <w:webHidden/>
                 <w:cs/>
               </w:rPr>
-              <w:t>54</w:t>
+              <w:t>55</w:t>
             </w:r>
             <w:r>
               <w:rPr>
@@ -8984,7 +9076,7 @@
               <w14:ligatures w14:val="standardContextual"/>
             </w:rPr>
           </w:pPr>
-          <w:hyperlink w:anchor="_Toc241787394" w:history="1">
+          <w:hyperlink w:anchor="_Toc241918239" w:history="1">
             <w:r>
               <w:rPr>
                 <w:rStyle w:val="Hyperlink"/>
@@ -9029,7 +9121,7 @@
                 <w:noProof/>
                 <w:webHidden/>
               </w:rPr>
-              <w:instrText xml:space="preserve"> PAGEREF _Toc241787394 \h </w:instrText>
+              <w:instrText xml:space="preserve"> PAGEREF _Toc241918239 \h </w:instrText>
             </w:r>
             <w:r>
               <w:rPr>
@@ -9050,7 +9142,7 @@
                 <w:webHidden/>
                 <w:cs/>
               </w:rPr>
-              <w:t>54</w:t>
+              <w:t>55</w:t>
             </w:r>
             <w:r>
               <w:rPr>
@@ -9076,7 +9168,7 @@
               <w14:ligatures w14:val="standardContextual"/>
             </w:rPr>
           </w:pPr>
-          <w:hyperlink w:anchor="_Toc241787395" w:history="1">
+          <w:hyperlink w:anchor="_Toc241918240" w:history="1">
             <w:r>
               <w:rPr>
                 <w:rStyle w:val="Hyperlink"/>
@@ -9121,7 +9213,7 @@
                 <w:noProof/>
                 <w:webHidden/>
               </w:rPr>
-              <w:instrText xml:space="preserve"> PAGEREF _Toc241787395 \h </w:instrText>
+              <w:instrText xml:space="preserve"> PAGEREF _Toc241918240 \h </w:instrText>
             </w:r>
             <w:r>
               <w:rPr>
@@ -9142,7 +9234,7 @@
                 <w:webHidden/>
                 <w:cs/>
               </w:rPr>
-              <w:t>54</w:t>
+              <w:t>55</w:t>
             </w:r>
             <w:r>
               <w:rPr>
@@ -9168,7 +9260,7 @@
               <w14:ligatures w14:val="standardContextual"/>
             </w:rPr>
           </w:pPr>
-          <w:hyperlink w:anchor="_Toc241787396" w:history="1">
+          <w:hyperlink w:anchor="_Toc241918241" w:history="1">
             <w:r>
               <w:rPr>
                 <w:rStyle w:val="Hyperlink"/>
@@ -9213,7 +9305,7 @@
                 <w:noProof/>
                 <w:webHidden/>
               </w:rPr>
-              <w:instrText xml:space="preserve"> PAGEREF _Toc241787396 \h </w:instrText>
+              <w:instrText xml:space="preserve"> PAGEREF _Toc241918241 \h </w:instrText>
             </w:r>
             <w:r>
               <w:rPr>
@@ -9234,7 +9326,7 @@
                 <w:webHidden/>
                 <w:cs/>
               </w:rPr>
-              <w:t>55</w:t>
+              <w:t>56</w:t>
             </w:r>
             <w:r>
               <w:rPr>
@@ -9262,7 +9354,7 @@
               <w14:ligatures w14:val="standardContextual"/>
             </w:rPr>
           </w:pPr>
-          <w:hyperlink w:anchor="_Toc241787397" w:history="1">
+          <w:hyperlink w:anchor="_Toc241918242" w:history="1">
             <w:r>
               <w:rPr>
                 <w:rStyle w:val="Hyperlink"/>
@@ -9309,7 +9401,7 @@
                 <w:noProof/>
                 <w:webHidden/>
               </w:rPr>
-              <w:instrText xml:space="preserve"> PAGEREF _Toc241787397 \h </w:instrText>
+              <w:instrText xml:space="preserve"> PAGEREF _Toc241918242 \h </w:instrText>
             </w:r>
             <w:r>
               <w:rPr>
@@ -9330,7 +9422,7 @@
                 <w:webHidden/>
                 <w:cs/>
               </w:rPr>
-              <w:t>56</w:t>
+              <w:t>57</w:t>
             </w:r>
             <w:r>
               <w:rPr>
@@ -9356,7 +9448,7 @@
               <w14:ligatures w14:val="standardContextual"/>
             </w:rPr>
           </w:pPr>
-          <w:hyperlink w:anchor="_Toc241787398" w:history="1">
+          <w:hyperlink w:anchor="_Toc241918243" w:history="1">
             <w:r>
               <w:rPr>
                 <w:rStyle w:val="Hyperlink"/>
@@ -9401,7 +9493,7 @@
                 <w:noProof/>
                 <w:webHidden/>
               </w:rPr>
-              <w:instrText xml:space="preserve"> PAGEREF _Toc241787398 \h </w:instrText>
+              <w:instrText xml:space="preserve"> PAGEREF _Toc241918243 \h </w:instrText>
             </w:r>
             <w:r>
               <w:rPr>
@@ -9422,7 +9514,7 @@
                 <w:webHidden/>
                 <w:cs/>
               </w:rPr>
-              <w:t>56</w:t>
+              <w:t>57</w:t>
             </w:r>
             <w:r>
               <w:rPr>
@@ -9448,7 +9540,7 @@
               <w14:ligatures w14:val="standardContextual"/>
             </w:rPr>
           </w:pPr>
-          <w:hyperlink w:anchor="_Toc241787399" w:history="1">
+          <w:hyperlink w:anchor="_Toc241918244" w:history="1">
             <w:r>
               <w:rPr>
                 <w:rStyle w:val="Hyperlink"/>
@@ -9493,7 +9585,7 @@
                 <w:noProof/>
                 <w:webHidden/>
               </w:rPr>
-              <w:instrText xml:space="preserve"> PAGEREF _Toc241787399 \h </w:instrText>
+              <w:instrText xml:space="preserve"> PAGEREF _Toc241918244 \h </w:instrText>
             </w:r>
             <w:r>
               <w:rPr>
@@ -9514,7 +9606,7 @@
                 <w:webHidden/>
                 <w:cs/>
               </w:rPr>
-              <w:t>56</w:t>
+              <w:t>57</w:t>
             </w:r>
             <w:r>
               <w:rPr>
@@ -9540,7 +9632,7 @@
               <w14:ligatures w14:val="standardContextual"/>
             </w:rPr>
           </w:pPr>
-          <w:hyperlink w:anchor="_Toc241787400" w:history="1">
+          <w:hyperlink w:anchor="_Toc241918245" w:history="1">
             <w:r>
               <w:rPr>
                 <w:rStyle w:val="Hyperlink"/>
@@ -9585,7 +9677,7 @@
                 <w:noProof/>
                 <w:webHidden/>
               </w:rPr>
-              <w:instrText xml:space="preserve"> PAGEREF _Toc241787400 \h </w:instrText>
+              <w:instrText xml:space="preserve"> PAGEREF _Toc241918245 \h </w:instrText>
             </w:r>
             <w:r>
               <w:rPr>
@@ -9606,7 +9698,7 @@
                 <w:webHidden/>
                 <w:cs/>
               </w:rPr>
-              <w:t>57</w:t>
+              <w:t>58</w:t>
             </w:r>
             <w:r>
               <w:rPr>
@@ -9632,7 +9724,7 @@
               <w14:ligatures w14:val="standardContextual"/>
             </w:rPr>
           </w:pPr>
-          <w:hyperlink w:anchor="_Toc241787401" w:history="1">
+          <w:hyperlink w:anchor="_Toc241918246" w:history="1">
             <w:r>
               <w:rPr>
                 <w:rStyle w:val="Hyperlink"/>
@@ -9677,7 +9769,7 @@
                 <w:noProof/>
                 <w:webHidden/>
               </w:rPr>
-              <w:instrText xml:space="preserve"> PAGEREF _Toc241787401 \h </w:instrText>
+              <w:instrText xml:space="preserve"> PAGEREF _Toc241918246 \h </w:instrText>
             </w:r>
             <w:r>
               <w:rPr>
@@ -9698,7 +9790,7 @@
                 <w:webHidden/>
                 <w:cs/>
               </w:rPr>
-              <w:t>58</w:t>
+              <w:t>59</w:t>
             </w:r>
             <w:r>
               <w:rPr>
@@ -9724,7 +9816,7 @@
               <w14:ligatures w14:val="standardContextual"/>
             </w:rPr>
           </w:pPr>
-          <w:hyperlink w:anchor="_Toc241787402" w:history="1">
+          <w:hyperlink w:anchor="_Toc241918247" w:history="1">
             <w:r>
               <w:rPr>
                 <w:rStyle w:val="Hyperlink"/>
@@ -9769,7 +9861,7 @@
                 <w:noProof/>
                 <w:webHidden/>
               </w:rPr>
-              <w:instrText xml:space="preserve"> PAGEREF _Toc241787402 \h </w:instrText>
+              <w:instrText xml:space="preserve"> PAGEREF _Toc241918247 \h </w:instrText>
             </w:r>
             <w:r>
               <w:rPr>
@@ -9790,7 +9882,7 @@
                 <w:webHidden/>
                 <w:cs/>
               </w:rPr>
-              <w:t>58</w:t>
+              <w:t>59</w:t>
             </w:r>
             <w:r>
               <w:rPr>
@@ -9816,7 +9908,7 @@
               <w14:ligatures w14:val="standardContextual"/>
             </w:rPr>
           </w:pPr>
-          <w:hyperlink w:anchor="_Toc241787403" w:history="1">
+          <w:hyperlink w:anchor="_Toc241918248" w:history="1">
             <w:r>
               <w:rPr>
                 <w:rStyle w:val="Hyperlink"/>
@@ -9861,7 +9953,7 @@
                 <w:noProof/>
                 <w:webHidden/>
               </w:rPr>
-              <w:instrText xml:space="preserve"> PAGEREF _Toc241787403 \h </w:instrText>
+              <w:instrText xml:space="preserve"> PAGEREF _Toc241918248 \h </w:instrText>
             </w:r>
             <w:r>
               <w:rPr>
@@ -9882,7 +9974,7 @@
                 <w:webHidden/>
                 <w:cs/>
               </w:rPr>
-              <w:t>61</w:t>
+              <w:t>62</w:t>
             </w:r>
             <w:r>
               <w:rPr>
@@ -9908,7 +10000,7 @@
               <w14:ligatures w14:val="standardContextual"/>
             </w:rPr>
           </w:pPr>
-          <w:hyperlink w:anchor="_Toc241787404" w:history="1">
+          <w:hyperlink w:anchor="_Toc241918249" w:history="1">
             <w:r>
               <w:rPr>
                 <w:rStyle w:val="Hyperlink"/>
@@ -9953,7 +10045,7 @@
                 <w:noProof/>
                 <w:webHidden/>
               </w:rPr>
-              <w:instrText xml:space="preserve"> PAGEREF _Toc241787404 \h </w:instrText>
+              <w:instrText xml:space="preserve"> PAGEREF _Toc241918249 \h </w:instrText>
             </w:r>
             <w:r>
               <w:rPr>
@@ -9974,7 +10066,7 @@
                 <w:webHidden/>
                 <w:cs/>
               </w:rPr>
-              <w:t>63</w:t>
+              <w:t>64</w:t>
             </w:r>
             <w:r>
               <w:rPr>
@@ -10000,7 +10092,7 @@
               <w14:ligatures w14:val="standardContextual"/>
             </w:rPr>
           </w:pPr>
-          <w:hyperlink w:anchor="_Toc241787405" w:history="1">
+          <w:hyperlink w:anchor="_Toc241918250" w:history="1">
             <w:r>
               <w:rPr>
                 <w:rStyle w:val="Hyperlink"/>
@@ -10045,7 +10137,7 @@
                 <w:noProof/>
                 <w:webHidden/>
               </w:rPr>
-              <w:instrText xml:space="preserve"> PAGEREF _Toc241787405 \h </w:instrText>
+              <w:instrText xml:space="preserve"> PAGEREF _Toc241918250 \h </w:instrText>
             </w:r>
             <w:r>
               <w:rPr>
@@ -10066,7 +10158,7 @@
                 <w:webHidden/>
                 <w:cs/>
               </w:rPr>
-              <w:t>66</w:t>
+              <w:t>67</w:t>
             </w:r>
             <w:r>
               <w:rPr>
@@ -10092,7 +10184,7 @@
               <w14:ligatures w14:val="standardContextual"/>
             </w:rPr>
           </w:pPr>
-          <w:hyperlink w:anchor="_Toc241787406" w:history="1">
+          <w:hyperlink w:anchor="_Toc241918251" w:history="1">
             <w:r>
               <w:rPr>
                 <w:rStyle w:val="Hyperlink"/>
@@ -10137,7 +10229,7 @@
                 <w:noProof/>
                 <w:webHidden/>
               </w:rPr>
-              <w:instrText xml:space="preserve"> PAGEREF _Toc241787406 \h </w:instrText>
+              <w:instrText xml:space="preserve"> PAGEREF _Toc241918251 \h </w:instrText>
             </w:r>
             <w:r>
               <w:rPr>
@@ -10158,7 +10250,7 @@
                 <w:webHidden/>
                 <w:cs/>
               </w:rPr>
-              <w:t>68</w:t>
+              <w:t>69</w:t>
             </w:r>
             <w:r>
               <w:rPr>
@@ -10184,7 +10276,7 @@
               <w14:ligatures w14:val="standardContextual"/>
             </w:rPr>
           </w:pPr>
-          <w:hyperlink w:anchor="_Toc241787407" w:history="1">
+          <w:hyperlink w:anchor="_Toc241918252" w:history="1">
             <w:r>
               <w:rPr>
                 <w:rStyle w:val="Hyperlink"/>
@@ -10229,7 +10321,7 @@
                 <w:noProof/>
                 <w:webHidden/>
               </w:rPr>
-              <w:instrText xml:space="preserve"> PAGEREF _Toc241787407 \h </w:instrText>
+              <w:instrText xml:space="preserve"> PAGEREF _Toc241918252 \h </w:instrText>
             </w:r>
             <w:r>
               <w:rPr>
@@ -10250,7 +10342,7 @@
                 <w:webHidden/>
                 <w:cs/>
               </w:rPr>
-              <w:t>69</w:t>
+              <w:t>70</w:t>
             </w:r>
             <w:r>
               <w:rPr>
@@ -10276,7 +10368,7 @@
               <w14:ligatures w14:val="standardContextual"/>
             </w:rPr>
           </w:pPr>
-          <w:hyperlink w:anchor="_Toc241787408" w:history="1">
+          <w:hyperlink w:anchor="_Toc241918253" w:history="1">
             <w:r>
               <w:rPr>
                 <w:rStyle w:val="Hyperlink"/>
@@ -10321,7 +10413,7 @@
                 <w:noProof/>
                 <w:webHidden/>
               </w:rPr>
-              <w:instrText xml:space="preserve"> PAGEREF _Toc241787408 \h </w:instrText>
+              <w:instrText xml:space="preserve"> PAGEREF _Toc241918253 \h </w:instrText>
             </w:r>
             <w:r>
               <w:rPr>
@@ -10342,7 +10434,7 @@
                 <w:webHidden/>
                 <w:cs/>
               </w:rPr>
-              <w:t>71</w:t>
+              <w:t>72</w:t>
             </w:r>
             <w:r>
               <w:rPr>
@@ -10368,7 +10460,7 @@
               <w14:ligatures w14:val="standardContextual"/>
             </w:rPr>
           </w:pPr>
-          <w:hyperlink w:anchor="_Toc241787409" w:history="1">
+          <w:hyperlink w:anchor="_Toc241918254" w:history="1">
             <w:r>
               <w:rPr>
                 <w:rStyle w:val="Hyperlink"/>
@@ -10413,7 +10505,7 @@
                 <w:noProof/>
                 <w:webHidden/>
               </w:rPr>
-              <w:instrText xml:space="preserve"> PAGEREF _Toc241787409 \h </w:instrText>
+              <w:instrText xml:space="preserve"> PAGEREF _Toc241918254 \h </w:instrText>
             </w:r>
             <w:r>
               <w:rPr>
@@ -10434,7 +10526,7 @@
                 <w:webHidden/>
                 <w:cs/>
               </w:rPr>
-              <w:t>71</w:t>
+              <w:t>72</w:t>
             </w:r>
             <w:r>
               <w:rPr>
@@ -10460,7 +10552,7 @@
               <w14:ligatures w14:val="standardContextual"/>
             </w:rPr>
           </w:pPr>
-          <w:hyperlink w:anchor="_Toc241787410" w:history="1">
+          <w:hyperlink w:anchor="_Toc241918255" w:history="1">
             <w:r>
               <w:rPr>
                 <w:rStyle w:val="Hyperlink"/>
@@ -10505,7 +10597,7 @@
                 <w:noProof/>
                 <w:webHidden/>
               </w:rPr>
-              <w:instrText xml:space="preserve"> PAGEREF _Toc241787410 \h </w:instrText>
+              <w:instrText xml:space="preserve"> PAGEREF _Toc241918255 \h </w:instrText>
             </w:r>
             <w:r>
               <w:rPr>
@@ -10526,7 +10618,7 @@
                 <w:webHidden/>
                 <w:cs/>
               </w:rPr>
-              <w:t>73</w:t>
+              <w:t>74</w:t>
             </w:r>
             <w:r>
               <w:rPr>
@@ -10552,7 +10644,7 @@
               <w14:ligatures w14:val="standardContextual"/>
             </w:rPr>
           </w:pPr>
-          <w:hyperlink w:anchor="_Toc241787411" w:history="1">
+          <w:hyperlink w:anchor="_Toc241918256" w:history="1">
             <w:r>
               <w:rPr>
                 <w:rStyle w:val="Hyperlink"/>
@@ -10597,7 +10689,7 @@
                 <w:noProof/>
                 <w:webHidden/>
               </w:rPr>
-              <w:instrText xml:space="preserve"> PAGEREF _Toc241787411 \h </w:instrText>
+              <w:instrText xml:space="preserve"> PAGEREF _Toc241918256 \h </w:instrText>
             </w:r>
             <w:r>
               <w:rPr>
@@ -10618,7 +10710,7 @@
                 <w:webHidden/>
                 <w:cs/>
               </w:rPr>
-              <w:t>74</w:t>
+              <w:t>75</w:t>
             </w:r>
             <w:r>
               <w:rPr>
@@ -10644,7 +10736,7 @@
               <w14:ligatures w14:val="standardContextual"/>
             </w:rPr>
           </w:pPr>
-          <w:hyperlink w:anchor="_Toc241787412" w:history="1">
+          <w:hyperlink w:anchor="_Toc241918257" w:history="1">
             <w:r>
               <w:rPr>
                 <w:rStyle w:val="Hyperlink"/>
@@ -10689,7 +10781,7 @@
                 <w:noProof/>
                 <w:webHidden/>
               </w:rPr>
-              <w:instrText xml:space="preserve"> PAGEREF _Toc241787412 \h </w:instrText>
+              <w:instrText xml:space="preserve"> PAGEREF _Toc241918257 \h </w:instrText>
             </w:r>
             <w:r>
               <w:rPr>
@@ -10710,7 +10802,7 @@
                 <w:webHidden/>
                 <w:cs/>
               </w:rPr>
-              <w:t>74</w:t>
+              <w:t>75</w:t>
             </w:r>
             <w:r>
               <w:rPr>
@@ -10736,7 +10828,7 @@
               <w14:ligatures w14:val="standardContextual"/>
             </w:rPr>
           </w:pPr>
-          <w:hyperlink w:anchor="_Toc241787413" w:history="1">
+          <w:hyperlink w:anchor="_Toc241918258" w:history="1">
             <w:r>
               <w:rPr>
                 <w:rStyle w:val="Hyperlink"/>
@@ -10781,7 +10873,7 @@
                 <w:noProof/>
                 <w:webHidden/>
               </w:rPr>
-              <w:instrText xml:space="preserve"> PAGEREF _Toc241787413 \h </w:instrText>
+              <w:instrText xml:space="preserve"> PAGEREF _Toc241918258 \h </w:instrText>
             </w:r>
             <w:r>
               <w:rPr>
@@ -10802,7 +10894,7 @@
                 <w:webHidden/>
                 <w:cs/>
               </w:rPr>
-              <w:t>74</w:t>
+              <w:t>75</w:t>
             </w:r>
             <w:r>
               <w:rPr>
@@ -10828,7 +10920,7 @@
               <w14:ligatures w14:val="standardContextual"/>
             </w:rPr>
           </w:pPr>
-          <w:hyperlink w:anchor="_Toc241787414" w:history="1">
+          <w:hyperlink w:anchor="_Toc241918259" w:history="1">
             <w:r>
               <w:rPr>
                 <w:rStyle w:val="Hyperlink"/>
@@ -10873,7 +10965,7 @@
                 <w:noProof/>
                 <w:webHidden/>
               </w:rPr>
-              <w:instrText xml:space="preserve"> PAGEREF _Toc241787414 \h </w:instrText>
+              <w:instrText xml:space="preserve"> PAGEREF _Toc241918259 \h </w:instrText>
             </w:r>
             <w:r>
               <w:rPr>
@@ -10894,7 +10986,7 @@
                 <w:webHidden/>
                 <w:cs/>
               </w:rPr>
-              <w:t>74</w:t>
+              <w:t>75</w:t>
             </w:r>
             <w:r>
               <w:rPr>
@@ -10920,7 +11012,7 @@
               <w14:ligatures w14:val="standardContextual"/>
             </w:rPr>
           </w:pPr>
-          <w:hyperlink w:anchor="_Toc241787415" w:history="1">
+          <w:hyperlink w:anchor="_Toc241918260" w:history="1">
             <w:r>
               <w:rPr>
                 <w:rStyle w:val="Hyperlink"/>
@@ -10965,7 +11057,7 @@
                 <w:noProof/>
                 <w:webHidden/>
               </w:rPr>
-              <w:instrText xml:space="preserve"> PAGEREF _Toc241787415 \h </w:instrText>
+              <w:instrText xml:space="preserve"> PAGEREF _Toc241918260 \h </w:instrText>
             </w:r>
             <w:r>
               <w:rPr>
@@ -10986,7 +11078,7 @@
                 <w:webHidden/>
                 <w:cs/>
               </w:rPr>
-              <w:t>75</w:t>
+              <w:t>76</w:t>
             </w:r>
             <w:r>
               <w:rPr>
@@ -11012,7 +11104,7 @@
               <w14:ligatures w14:val="standardContextual"/>
             </w:rPr>
           </w:pPr>
-          <w:hyperlink w:anchor="_Toc241787416" w:history="1">
+          <w:hyperlink w:anchor="_Toc241918261" w:history="1">
             <w:r>
               <w:rPr>
                 <w:rStyle w:val="Hyperlink"/>
@@ -11057,7 +11149,7 @@
                 <w:noProof/>
                 <w:webHidden/>
               </w:rPr>
-              <w:instrText xml:space="preserve"> PAGEREF _Toc241787416 \h </w:instrText>
+              <w:instrText xml:space="preserve"> PAGEREF _Toc241918261 \h </w:instrText>
             </w:r>
             <w:r>
               <w:rPr>
@@ -11078,7 +11170,7 @@
                 <w:webHidden/>
                 <w:cs/>
               </w:rPr>
-              <w:t>76</w:t>
+              <w:t>77</w:t>
             </w:r>
             <w:r>
               <w:rPr>
@@ -11104,7 +11196,7 @@
               <w14:ligatures w14:val="standardContextual"/>
             </w:rPr>
           </w:pPr>
-          <w:hyperlink w:anchor="_Toc241787417" w:history="1">
+          <w:hyperlink w:anchor="_Toc241918262" w:history="1">
             <w:r>
               <w:rPr>
                 <w:rStyle w:val="Hyperlink"/>
@@ -11149,7 +11241,7 @@
                 <w:noProof/>
                 <w:webHidden/>
               </w:rPr>
-              <w:instrText xml:space="preserve"> PAGEREF _Toc241787417 \h </w:instrText>
+              <w:instrText xml:space="preserve"> PAGEREF _Toc241918262 \h </w:instrText>
             </w:r>
             <w:r>
               <w:rPr>
@@ -11170,7 +11262,7 @@
                 <w:webHidden/>
                 <w:cs/>
               </w:rPr>
-              <w:t>76</w:t>
+              <w:t>77</w:t>
             </w:r>
             <w:r>
               <w:rPr>
@@ -11196,7 +11288,7 @@
               <w14:ligatures w14:val="standardContextual"/>
             </w:rPr>
           </w:pPr>
-          <w:hyperlink w:anchor="_Toc241787418" w:history="1">
+          <w:hyperlink w:anchor="_Toc241918263" w:history="1">
             <w:r>
               <w:rPr>
                 <w:rStyle w:val="Hyperlink"/>
@@ -11241,7 +11333,7 @@
                 <w:noProof/>
                 <w:webHidden/>
               </w:rPr>
-              <w:instrText xml:space="preserve"> PAGEREF _Toc241787418 \h </w:instrText>
+              <w:instrText xml:space="preserve"> PAGEREF _Toc241918263 \h </w:instrText>
             </w:r>
             <w:r>
               <w:rPr>
@@ -11262,7 +11354,7 @@
                 <w:webHidden/>
                 <w:cs/>
               </w:rPr>
-              <w:t>77</w:t>
+              <w:t>78</w:t>
             </w:r>
             <w:r>
               <w:rPr>
@@ -11288,7 +11380,7 @@
               <w14:ligatures w14:val="standardContextual"/>
             </w:rPr>
           </w:pPr>
-          <w:hyperlink w:anchor="_Toc241787419" w:history="1">
+          <w:hyperlink w:anchor="_Toc241918264" w:history="1">
             <w:r>
               <w:rPr>
                 <w:rStyle w:val="Hyperlink"/>
@@ -11333,7 +11425,7 @@
                 <w:noProof/>
                 <w:webHidden/>
               </w:rPr>
-              <w:instrText xml:space="preserve"> PAGEREF _Toc241787419 \h </w:instrText>
+              <w:instrText xml:space="preserve"> PAGEREF _Toc241918264 \h </w:instrText>
             </w:r>
             <w:r>
               <w:rPr>
@@ -11354,7 +11446,7 @@
                 <w:webHidden/>
                 <w:cs/>
               </w:rPr>
-              <w:t>77</w:t>
+              <w:t>78</w:t>
             </w:r>
             <w:r>
               <w:rPr>
@@ -11380,7 +11472,7 @@
               <w14:ligatures w14:val="standardContextual"/>
             </w:rPr>
           </w:pPr>
-          <w:hyperlink w:anchor="_Toc241787420" w:history="1">
+          <w:hyperlink w:anchor="_Toc241918265" w:history="1">
             <w:r>
               <w:rPr>
                 <w:rStyle w:val="Hyperlink"/>
@@ -11425,7 +11517,7 @@
                 <w:noProof/>
                 <w:webHidden/>
               </w:rPr>
-              <w:instrText xml:space="preserve"> PAGEREF _Toc241787420 \h </w:instrText>
+              <w:instrText xml:space="preserve"> PAGEREF _Toc241918265 \h </w:instrText>
             </w:r>
             <w:r>
               <w:rPr>
@@ -11446,7 +11538,7 @@
                 <w:webHidden/>
                 <w:cs/>
               </w:rPr>
-              <w:t>77</w:t>
+              <w:t>78</w:t>
             </w:r>
             <w:r>
               <w:rPr>
@@ -11472,7 +11564,7 @@
               <w14:ligatures w14:val="standardContextual"/>
             </w:rPr>
           </w:pPr>
-          <w:hyperlink w:anchor="_Toc241787421" w:history="1">
+          <w:hyperlink w:anchor="_Toc241918266" w:history="1">
             <w:r>
               <w:rPr>
                 <w:rStyle w:val="Hyperlink"/>
@@ -11517,7 +11609,7 @@
                 <w:noProof/>
                 <w:webHidden/>
               </w:rPr>
-              <w:instrText xml:space="preserve"> PAGEREF _Toc241787421 \h </w:instrText>
+              <w:instrText xml:space="preserve"> PAGEREF _Toc241918266 \h </w:instrText>
             </w:r>
             <w:r>
               <w:rPr>
@@ -11538,7 +11630,7 @@
                 <w:webHidden/>
                 <w:cs/>
               </w:rPr>
-              <w:t>78</w:t>
+              <w:t>79</w:t>
             </w:r>
             <w:r>
               <w:rPr>
@@ -11564,7 +11656,7 @@
               <w14:ligatures w14:val="standardContextual"/>
             </w:rPr>
           </w:pPr>
-          <w:hyperlink w:anchor="_Toc241787422" w:history="1">
+          <w:hyperlink w:anchor="_Toc241918267" w:history="1">
             <w:r>
               <w:rPr>
                 <w:rStyle w:val="Hyperlink"/>
@@ -11588,6 +11680,98 @@
                 <w:rStyle w:val="Hyperlink"/>
                 <w:noProof/>
               </w:rPr>
+              <w:t>เวิร์กโฟลว์ Android APK และ TLS แบบ CA ส่วนตัว (3 ตุลาคม พ.ศ. 2569)</w:t>
+            </w:r>
+            <w:r>
+              <w:rPr>
+                <w:noProof/>
+                <w:webHidden/>
+              </w:rPr>
+              <w:tab/>
+            </w:r>
+            <w:r>
+              <w:rPr>
+                <w:noProof/>
+                <w:webHidden/>
+              </w:rPr>
+              <w:fldChar w:fldCharType="begin"/>
+            </w:r>
+            <w:r>
+              <w:rPr>
+                <w:noProof/>
+                <w:webHidden/>
+              </w:rPr>
+              <w:instrText xml:space="preserve"> PAGEREF _Toc241918267 \h </w:instrText>
+            </w:r>
+            <w:r>
+              <w:rPr>
+                <w:noProof/>
+                <w:webHidden/>
+              </w:rPr>
+            </w:r>
+            <w:r>
+              <w:rPr>
+                <w:noProof/>
+                <w:webHidden/>
+              </w:rPr>
+              <w:fldChar w:fldCharType="separate"/>
+            </w:r>
+            <w:r>
+              <w:rPr>
+                <w:noProof/>
+                <w:webHidden/>
+                <w:cs/>
+              </w:rPr>
+              <w:t>80</w:t>
+            </w:r>
+            <w:r>
+              <w:rPr>
+                <w:noProof/>
+                <w:webHidden/>
+              </w:rPr>
+              <w:fldChar w:fldCharType="end"/>
+            </w:r>
+          </w:hyperlink>
+        </w:p>
+        <w:p>
+          <w:pPr>
+            <w:pStyle w:val="TOC3"/>
+            <w:tabs>
+              <w:tab w:val="left" w:pos="1440"/>
+            </w:tabs>
+            <w:rPr>
+              <w:rFonts w:asciiTheme="minorHAnsi" w:eastAsiaTheme="minorEastAsia" w:hAnsiTheme="minorHAnsi" w:cstheme="minorBidi"/>
+              <w:noProof/>
+              <w:sz w:val="24"/>
+              <w:szCs w:val="30"/>
+              <w:lang w:eastAsia="en-US"/>
+              <w14:ligatures w14:val="standardContextual"/>
+            </w:rPr>
+          </w:pPr>
+          <w:hyperlink w:anchor="_Toc241918268" w:history="1">
+            <w:r>
+              <w:rPr>
+                <w:rStyle w:val="Hyperlink"/>
+                <w:noProof/>
+              </w:rPr>
+              <w:t>4.7.4</w:t>
+            </w:r>
+            <w:r>
+              <w:rPr>
+                <w:rFonts w:asciiTheme="minorHAnsi" w:eastAsiaTheme="minorEastAsia" w:hAnsiTheme="minorHAnsi" w:cstheme="minorBidi"/>
+                <w:noProof/>
+                <w:sz w:val="24"/>
+                <w:szCs w:val="30"/>
+                <w:lang w:eastAsia="en-US"/>
+                <w14:ligatures w14:val="standardContextual"/>
+              </w:rPr>
+              <w:tab/>
+            </w:r>
+            <w:r>
+              <w:rPr>
+                <w:rStyle w:val="Hyperlink"/>
+                <w:noProof/>
+              </w:rPr>
               <w:t>การติดตามผลด้วย Grafana</w:t>
             </w:r>
             <w:r>
@@ -11609,7 +11793,7 @@
                 <w:noProof/>
                 <w:webHidden/>
               </w:rPr>
-              <w:instrText xml:space="preserve"> PAGEREF _Toc241787422 \h </w:instrText>
+              <w:instrText xml:space="preserve"> PAGEREF _Toc241918268 \h </w:instrText>
             </w:r>
             <w:r>
               <w:rPr>
@@ -11630,7 +11814,7 @@
                 <w:webHidden/>
                 <w:cs/>
               </w:rPr>
-              <w:t>79</w:t>
+              <w:t>81</w:t>
             </w:r>
             <w:r>
               <w:rPr>
@@ -11656,7 +11840,7 @@
               <w14:ligatures w14:val="standardContextual"/>
             </w:rPr>
           </w:pPr>
-          <w:hyperlink w:anchor="_Toc241787423" w:history="1">
+          <w:hyperlink w:anchor="_Toc241918269" w:history="1">
             <w:r>
               <w:rPr>
                 <w:rStyle w:val="Hyperlink"/>
@@ -11701,7 +11885,7 @@
                 <w:noProof/>
                 <w:webHidden/>
               </w:rPr>
-              <w:instrText xml:space="preserve"> PAGEREF _Toc241787423 \h </w:instrText>
+              <w:instrText xml:space="preserve"> PAGEREF _Toc241918269 \h </w:instrText>
             </w:r>
             <w:r>
               <w:rPr>
@@ -11722,7 +11906,7 @@
                 <w:webHidden/>
                 <w:cs/>
               </w:rPr>
-              <w:t>79</w:t>
+              <w:t>81</w:t>
             </w:r>
             <w:r>
               <w:rPr>
@@ -11748,7 +11932,7 @@
               <w14:ligatures w14:val="standardContextual"/>
             </w:rPr>
           </w:pPr>
-          <w:hyperlink w:anchor="_Toc241787424" w:history="1">
+          <w:hyperlink w:anchor="_Toc241918270" w:history="1">
             <w:r>
               <w:rPr>
                 <w:rStyle w:val="Hyperlink"/>
@@ -11793,7 +11977,7 @@
                 <w:noProof/>
                 <w:webHidden/>
               </w:rPr>
-              <w:instrText xml:space="preserve"> PAGEREF _Toc241787424 \h </w:instrText>
+              <w:instrText xml:space="preserve"> PAGEREF _Toc241918270 \h </w:instrText>
             </w:r>
             <w:r>
               <w:rPr>
@@ -11814,7 +11998,7 @@
                 <w:webHidden/>
                 <w:cs/>
               </w:rPr>
-              <w:t>79</w:t>
+              <w:t>81</w:t>
             </w:r>
             <w:r>
               <w:rPr>
@@ -11840,7 +12024,7 @@
               <w14:ligatures w14:val="standardContextual"/>
             </w:rPr>
           </w:pPr>
-          <w:hyperlink w:anchor="_Toc241787425" w:history="1">
+          <w:hyperlink w:anchor="_Toc241918271" w:history="1">
             <w:r>
               <w:rPr>
                 <w:rStyle w:val="Hyperlink"/>
@@ -11885,7 +12069,7 @@
                 <w:noProof/>
                 <w:webHidden/>
               </w:rPr>
-              <w:instrText xml:space="preserve"> PAGEREF _Toc241787425 \h </w:instrText>
+              <w:instrText xml:space="preserve"> PAGEREF _Toc241918271 \h </w:instrText>
             </w:r>
             <w:r>
               <w:rPr>
@@ -11906,7 +12090,7 @@
                 <w:webHidden/>
                 <w:cs/>
               </w:rPr>
-              <w:t>80</w:t>
+              <w:t>82</w:t>
             </w:r>
             <w:r>
               <w:rPr>
@@ -11932,7 +12116,7 @@
               <w14:ligatures w14:val="standardContextual"/>
             </w:rPr>
           </w:pPr>
-          <w:hyperlink w:anchor="_Toc241787426" w:history="1">
+          <w:hyperlink w:anchor="_Toc241918272" w:history="1">
             <w:r>
               <w:rPr>
                 <w:rStyle w:val="Hyperlink"/>
@@ -11977,7 +12161,7 @@
                 <w:noProof/>
                 <w:webHidden/>
               </w:rPr>
-              <w:instrText xml:space="preserve"> PAGEREF _Toc241787426 \h </w:instrText>
+              <w:instrText xml:space="preserve"> PAGEREF _Toc241918272 \h </w:instrText>
             </w:r>
             <w:r>
               <w:rPr>
@@ -11998,7 +12182,7 @@
                 <w:webHidden/>
                 <w:cs/>
               </w:rPr>
-              <w:t>80</w:t>
+              <w:t>82</w:t>
             </w:r>
             <w:r>
               <w:rPr>
@@ -12024,7 +12208,7 @@
               <w14:ligatures w14:val="standardContextual"/>
             </w:rPr>
           </w:pPr>
-          <w:hyperlink w:anchor="_Toc241787427" w:history="1">
+          <w:hyperlink w:anchor="_Toc241918273" w:history="1">
             <w:r>
               <w:rPr>
                 <w:rStyle w:val="Hyperlink"/>
@@ -12069,7 +12253,7 @@
                 <w:noProof/>
                 <w:webHidden/>
               </w:rPr>
-              <w:instrText xml:space="preserve"> PAGEREF _Toc241787427 \h </w:instrText>
+              <w:instrText xml:space="preserve"> PAGEREF _Toc241918273 \h </w:instrText>
             </w:r>
             <w:r>
               <w:rPr>
@@ -12090,7 +12274,7 @@
                 <w:webHidden/>
                 <w:cs/>
               </w:rPr>
-              <w:t>81</w:t>
+              <w:t>83</w:t>
             </w:r>
             <w:r>
               <w:rPr>
@@ -12116,7 +12300,7 @@
               <w14:ligatures w14:val="standardContextual"/>
             </w:rPr>
           </w:pPr>
-          <w:hyperlink w:anchor="_Toc241787428" w:history="1">
+          <w:hyperlink w:anchor="_Toc241918274" w:history="1">
             <w:r>
               <w:rPr>
                 <w:rStyle w:val="Hyperlink"/>
@@ -12161,7 +12345,7 @@
                 <w:noProof/>
                 <w:webHidden/>
               </w:rPr>
-              <w:instrText xml:space="preserve"> PAGEREF _Toc241787428 \h </w:instrText>
+              <w:instrText xml:space="preserve"> PAGEREF _Toc241918274 \h </w:instrText>
             </w:r>
             <w:r>
               <w:rPr>
@@ -12182,7 +12366,7 @@
                 <w:webHidden/>
                 <w:cs/>
               </w:rPr>
-              <w:t>83</w:t>
+              <w:t>85</w:t>
             </w:r>
             <w:r>
               <w:rPr>
@@ -12210,7 +12394,7 @@
               <w14:ligatures w14:val="standardContextual"/>
             </w:rPr>
           </w:pPr>
-          <w:hyperlink w:anchor="_Toc241787429" w:history="1">
+          <w:hyperlink w:anchor="_Toc241918275" w:history="1">
             <w:r>
               <w:rPr>
                 <w:rStyle w:val="Hyperlink"/>
@@ -12257,7 +12441,7 @@
                 <w:noProof/>
                 <w:webHidden/>
               </w:rPr>
-              <w:instrText xml:space="preserve"> PAGEREF _Toc241787429 \h </w:instrText>
+              <w:instrText xml:space="preserve"> PAGEREF _Toc241918275 \h </w:instrText>
             </w:r>
             <w:r>
               <w:rPr>
@@ -12278,7 +12462,7 @@
                 <w:webHidden/>
                 <w:cs/>
               </w:rPr>
-              <w:t>87</w:t>
+              <w:t>89</w:t>
             </w:r>
             <w:r>
               <w:rPr>
@@ -12304,7 +12488,7 @@
               <w14:ligatures w14:val="standardContextual"/>
             </w:rPr>
           </w:pPr>
-          <w:hyperlink w:anchor="_Toc241787430" w:history="1">
+          <w:hyperlink w:anchor="_Toc241918276" w:history="1">
             <w:r>
               <w:rPr>
                 <w:rStyle w:val="Hyperlink"/>
@@ -12349,7 +12533,7 @@
                 <w:noProof/>
                 <w:webHidden/>
               </w:rPr>
-              <w:instrText xml:space="preserve"> PAGEREF _Toc241787430 \h </w:instrText>
+              <w:instrText xml:space="preserve"> PAGEREF _Toc241918276 \h </w:instrText>
             </w:r>
             <w:r>
               <w:rPr>
@@ -12370,7 +12554,7 @@
                 <w:webHidden/>
                 <w:cs/>
               </w:rPr>
-              <w:t>87</w:t>
+              <w:t>89</w:t>
             </w:r>
             <w:r>
               <w:rPr>
@@ -12396,7 +12580,7 @@
               <w14:ligatures w14:val="standardContextual"/>
             </w:rPr>
           </w:pPr>
-          <w:hyperlink w:anchor="_Toc241787431" w:history="1">
+          <w:hyperlink w:anchor="_Toc241918277" w:history="1">
             <w:r>
               <w:rPr>
                 <w:rStyle w:val="Hyperlink"/>
@@ -12441,7 +12625,7 @@
                 <w:noProof/>
                 <w:webHidden/>
               </w:rPr>
-              <w:instrText xml:space="preserve"> PAGEREF _Toc241787431 \h </w:instrText>
+              <w:instrText xml:space="preserve"> PAGEREF _Toc241918277 \h </w:instrText>
             </w:r>
             <w:r>
               <w:rPr>
@@ -12462,7 +12646,7 @@
                 <w:webHidden/>
                 <w:cs/>
               </w:rPr>
-              <w:t>90</w:t>
+              <w:t>92</w:t>
             </w:r>
             <w:r>
               <w:rPr>
@@ -12488,7 +12672,7 @@
               <w14:ligatures w14:val="standardContextual"/>
             </w:rPr>
           </w:pPr>
-          <w:hyperlink w:anchor="_Toc241787432" w:history="1">
+          <w:hyperlink w:anchor="_Toc241918278" w:history="1">
             <w:r>
               <w:rPr>
                 <w:rStyle w:val="Hyperlink"/>
@@ -12533,7 +12717,7 @@
                 <w:noProof/>
                 <w:webHidden/>
               </w:rPr>
-              <w:instrText xml:space="preserve"> PAGEREF _Toc241787432 \h </w:instrText>
+              <w:instrText xml:space="preserve"> PAGEREF _Toc241918278 \h </w:instrText>
             </w:r>
             <w:r>
               <w:rPr>
@@ -12554,7 +12738,7 @@
                 <w:webHidden/>
                 <w:cs/>
               </w:rPr>
-              <w:t>90</w:t>
+              <w:t>92</w:t>
             </w:r>
             <w:r>
               <w:rPr>
@@ -12580,7 +12764,7 @@
               <w14:ligatures w14:val="standardContextual"/>
             </w:rPr>
           </w:pPr>
-          <w:hyperlink w:anchor="_Toc241787433" w:history="1">
+          <w:hyperlink w:anchor="_Toc241918279" w:history="1">
             <w:r>
               <w:rPr>
                 <w:rStyle w:val="Hyperlink"/>
@@ -12625,7 +12809,7 @@
                 <w:noProof/>
                 <w:webHidden/>
               </w:rPr>
-              <w:instrText xml:space="preserve"> PAGEREF _Toc241787433 \h </w:instrText>
+              <w:instrText xml:space="preserve"> PAGEREF _Toc241918279 \h </w:instrText>
             </w:r>
             <w:r>
               <w:rPr>
@@ -12646,7 +12830,7 @@
                 <w:webHidden/>
                 <w:cs/>
               </w:rPr>
-              <w:t>91</w:t>
+              <w:t>93</w:t>
             </w:r>
             <w:r>
               <w:rPr>
@@ -12672,7 +12856,7 @@
               <w14:ligatures w14:val="standardContextual"/>
             </w:rPr>
           </w:pPr>
-          <w:hyperlink w:anchor="_Toc241787434" w:history="1">
+          <w:hyperlink w:anchor="_Toc241918280" w:history="1">
             <w:r>
               <w:rPr>
                 <w:rStyle w:val="Hyperlink"/>
@@ -12717,7 +12901,7 @@
                 <w:noProof/>
                 <w:webHidden/>
               </w:rPr>
-              <w:instrText xml:space="preserve"> PAGEREF _Toc241787434 \h </w:instrText>
+              <w:instrText xml:space="preserve"> PAGEREF _Toc241918280 \h </w:instrText>
             </w:r>
             <w:r>
               <w:rPr>
@@ -12738,7 +12922,7 @@
                 <w:webHidden/>
                 <w:cs/>
               </w:rPr>
-              <w:t>91</w:t>
+              <w:t>93</w:t>
             </w:r>
             <w:r>
               <w:rPr>
@@ -12764,7 +12948,7 @@
               <w14:ligatures w14:val="standardContextual"/>
             </w:rPr>
           </w:pPr>
-          <w:hyperlink w:anchor="_Toc241787435" w:history="1">
+          <w:hyperlink w:anchor="_Toc241918281" w:history="1">
             <w:r>
               <w:rPr>
                 <w:rStyle w:val="Hyperlink"/>
@@ -12809,7 +12993,7 @@
                 <w:noProof/>
                 <w:webHidden/>
               </w:rPr>
-              <w:instrText xml:space="preserve"> PAGEREF _Toc241787435 \h </w:instrText>
+              <w:instrText xml:space="preserve"> PAGEREF _Toc241918281 \h </w:instrText>
             </w:r>
             <w:r>
               <w:rPr>
@@ -12830,7 +13014,7 @@
                 <w:webHidden/>
                 <w:cs/>
               </w:rPr>
-              <w:t>91</w:t>
+              <w:t>93</w:t>
             </w:r>
             <w:r>
               <w:rPr>
@@ -12856,7 +13040,7 @@
               <w14:ligatures w14:val="standardContextual"/>
             </w:rPr>
           </w:pPr>
-          <w:hyperlink w:anchor="_Toc241787436" w:history="1">
+          <w:hyperlink w:anchor="_Toc241918282" w:history="1">
             <w:r>
               <w:rPr>
                 <w:rStyle w:val="Hyperlink"/>
@@ -12901,7 +13085,7 @@
                 <w:noProof/>
                 <w:webHidden/>
               </w:rPr>
-              <w:instrText xml:space="preserve"> PAGEREF _Toc241787436 \h </w:instrText>
+              <w:instrText xml:space="preserve"> PAGEREF _Toc241918282 \h </w:instrText>
             </w:r>
             <w:r>
               <w:rPr>
@@ -12922,7 +13106,7 @@
                 <w:webHidden/>
                 <w:cs/>
               </w:rPr>
-              <w:t>92</w:t>
+              <w:t>94</w:t>
             </w:r>
             <w:r>
               <w:rPr>
@@ -12948,7 +13132,7 @@
               <w14:ligatures w14:val="standardContextual"/>
             </w:rPr>
           </w:pPr>
-          <w:hyperlink w:anchor="_Toc241787437" w:history="1">
+          <w:hyperlink w:anchor="_Toc241918283" w:history="1">
             <w:r>
               <w:rPr>
                 <w:rStyle w:val="Hyperlink"/>
@@ -12993,7 +13177,7 @@
                 <w:noProof/>
                 <w:webHidden/>
               </w:rPr>
-              <w:instrText xml:space="preserve"> PAGEREF _Toc241787437 \h </w:instrText>
+              <w:instrText xml:space="preserve"> PAGEREF _Toc241918283 \h </w:instrText>
             </w:r>
             <w:r>
               <w:rPr>
@@ -13014,7 +13198,7 @@
                 <w:webHidden/>
                 <w:cs/>
               </w:rPr>
-              <w:t>92</w:t>
+              <w:t>94</w:t>
             </w:r>
             <w:r>
               <w:rPr>
@@ -13040,7 +13224,7 @@
               <w14:ligatures w14:val="standardContextual"/>
             </w:rPr>
           </w:pPr>
-          <w:hyperlink w:anchor="_Toc241787438" w:history="1">
+          <w:hyperlink w:anchor="_Toc241918284" w:history="1">
             <w:r>
               <w:rPr>
                 <w:rStyle w:val="Hyperlink"/>
@@ -13085,7 +13269,7 @@
                 <w:noProof/>
                 <w:webHidden/>
               </w:rPr>
-              <w:instrText xml:space="preserve"> PAGEREF _Toc241787438 \h </w:instrText>
+              <w:instrText xml:space="preserve"> PAGEREF _Toc241918284 \h </w:instrText>
             </w:r>
             <w:r>
               <w:rPr>
@@ -13106,7 +13290,7 @@
                 <w:webHidden/>
                 <w:cs/>
               </w:rPr>
-              <w:t>92</w:t>
+              <w:t>94</w:t>
             </w:r>
             <w:r>
               <w:rPr>
@@ -13132,7 +13316,7 @@
               <w14:ligatures w14:val="standardContextual"/>
             </w:rPr>
           </w:pPr>
-          <w:hyperlink w:anchor="_Toc241787439" w:history="1">
+          <w:hyperlink w:anchor="_Toc241918285" w:history="1">
             <w:r>
               <w:rPr>
                 <w:rStyle w:val="Hyperlink"/>
@@ -13177,7 +13361,7 @@
                 <w:noProof/>
                 <w:webHidden/>
               </w:rPr>
-              <w:instrText xml:space="preserve"> PAGEREF _Toc241787439 \h </w:instrText>
+              <w:instrText xml:space="preserve"> PAGEREF _Toc241918285 \h </w:instrText>
             </w:r>
             <w:r>
               <w:rPr>
@@ -13198,7 +13382,7 @@
                 <w:webHidden/>
                 <w:cs/>
               </w:rPr>
-              <w:t>93</w:t>
+              <w:t>95</w:t>
             </w:r>
             <w:r>
               <w:rPr>
@@ -13224,7 +13408,7 @@
               <w14:ligatures w14:val="standardContextual"/>
             </w:rPr>
           </w:pPr>
-          <w:hyperlink w:anchor="_Toc241787440" w:history="1">
+          <w:hyperlink w:anchor="_Toc241918286" w:history="1">
             <w:r>
               <w:rPr>
                 <w:rStyle w:val="Hyperlink"/>
@@ -13269,7 +13453,7 @@
                 <w:noProof/>
                 <w:webHidden/>
               </w:rPr>
-              <w:instrText xml:space="preserve"> PAGEREF _Toc241787440 \h </w:instrText>
+              <w:instrText xml:space="preserve"> PAGEREF _Toc241918286 \h </w:instrText>
             </w:r>
             <w:r>
               <w:rPr>
@@ -13290,7 +13474,7 @@
                 <w:webHidden/>
                 <w:cs/>
               </w:rPr>
-              <w:t>93</w:t>
+              <w:t>95</w:t>
             </w:r>
             <w:r>
               <w:rPr>
@@ -13315,7 +13499,7 @@
               <w14:ligatures w14:val="standardContextual"/>
             </w:rPr>
           </w:pPr>
-          <w:hyperlink w:anchor="_Toc241787441" w:history="1">
+          <w:hyperlink w:anchor="_Toc241918287" w:history="1">
             <w:r>
               <w:rPr>
                 <w:rStyle w:val="Hyperlink"/>
@@ -13342,7 +13526,7 @@
                 <w:noProof/>
                 <w:webHidden/>
               </w:rPr>
-              <w:instrText xml:space="preserve"> PAGEREF _Toc241787441 \h </w:instrText>
+              <w:instrText xml:space="preserve"> PAGEREF _Toc241918287 \h </w:instrText>
             </w:r>
             <w:r>
               <w:rPr>
@@ -13363,7 +13547,7 @@
                 <w:webHidden/>
                 <w:cs/>
               </w:rPr>
-              <w:t>95</w:t>
+              <w:t>97</w:t>
             </w:r>
             <w:r>
               <w:rPr>
@@ -13409,7 +13593,7 @@
         <w:pStyle w:val="FigureIndexHeading"/>
       </w:pPr>
       <w:bookmarkStart w:id="4" w:name="_Toc19544903"/>
-      <w:bookmarkStart w:id="5" w:name="_Toc241787303"/>
+      <w:bookmarkStart w:id="5" w:name="_Toc241918147"/>
       <w:r>
         <w:rPr>
           <w:cs/>
@@ -13446,7 +13630,7 @@
       <w:r>
         <w:fldChar w:fldCharType="separate"/>
       </w:r>
-      <w:hyperlink w:anchor="_Toc241787442" w:history="1">
+      <w:hyperlink w:anchor="_Toc241918288" w:history="1">
         <w:r>
           <w:rPr>
             <w:rStyle w:val="Hyperlink"/>
@@ -13481,7 +13665,7 @@
             <w:noProof/>
             <w:webHidden/>
           </w:rPr>
-          <w:instrText xml:space="preserve"> PAGEREF _Toc241787442 \h </w:instrText>
+          <w:instrText xml:space="preserve"> PAGEREF _Toc241918288 \h </w:instrText>
         </w:r>
         <w:r>
           <w:rPr>
@@ -13527,7 +13711,7 @@
           <w14:ligatures w14:val="standardContextual"/>
         </w:rPr>
       </w:pPr>
-      <w:hyperlink w:anchor="_Toc241787443" w:history="1">
+      <w:hyperlink w:anchor="_Toc241918289" w:history="1">
         <w:r>
           <w:rPr>
             <w:rStyle w:val="Hyperlink"/>
@@ -13562,7 +13746,7 @@
             <w:noProof/>
             <w:webHidden/>
           </w:rPr>
-          <w:instrText xml:space="preserve"> PAGEREF _Toc241787443 \h </w:instrText>
+          <w:instrText xml:space="preserve"> PAGEREF _Toc241918289 \h </w:instrText>
         </w:r>
         <w:r>
           <w:rPr>
@@ -13608,7 +13792,7 @@
           <w14:ligatures w14:val="standardContextual"/>
         </w:rPr>
       </w:pPr>
-      <w:hyperlink w:anchor="_Toc241787444" w:history="1">
+      <w:hyperlink w:anchor="_Toc241918290" w:history="1">
         <w:r>
           <w:rPr>
             <w:rStyle w:val="Hyperlink"/>
@@ -13643,7 +13827,7 @@
             <w:noProof/>
             <w:webHidden/>
           </w:rPr>
-          <w:instrText xml:space="preserve"> PAGEREF _Toc241787444 \h </w:instrText>
+          <w:instrText xml:space="preserve"> PAGEREF _Toc241918290 \h </w:instrText>
         </w:r>
         <w:r>
           <w:rPr>
@@ -13689,7 +13873,7 @@
           <w14:ligatures w14:val="standardContextual"/>
         </w:rPr>
       </w:pPr>
-      <w:hyperlink w:anchor="_Toc241787445" w:history="1">
+      <w:hyperlink w:anchor="_Toc241918291" w:history="1">
         <w:r>
           <w:rPr>
             <w:rStyle w:val="Hyperlink"/>
@@ -13724,7 +13908,7 @@
             <w:noProof/>
             <w:webHidden/>
           </w:rPr>
-          <w:instrText xml:space="preserve"> PAGEREF _Toc241787445 \h </w:instrText>
+          <w:instrText xml:space="preserve"> PAGEREF _Toc241918291 \h </w:instrText>
         </w:r>
         <w:r>
           <w:rPr>
@@ -13770,7 +13954,7 @@
           <w14:ligatures w14:val="standardContextual"/>
         </w:rPr>
       </w:pPr>
-      <w:hyperlink w:anchor="_Toc241787446" w:history="1">
+      <w:hyperlink w:anchor="_Toc241918292" w:history="1">
         <w:r>
           <w:rPr>
             <w:rStyle w:val="Hyperlink"/>
@@ -13805,7 +13989,7 @@
             <w:noProof/>
             <w:webHidden/>
           </w:rPr>
-          <w:instrText xml:space="preserve"> PAGEREF _Toc241787446 \h </w:instrText>
+          <w:instrText xml:space="preserve"> PAGEREF _Toc241918292 \h </w:instrText>
         </w:r>
         <w:r>
           <w:rPr>
@@ -13851,7 +14035,7 @@
           <w14:ligatures w14:val="standardContextual"/>
         </w:rPr>
       </w:pPr>
-      <w:hyperlink w:anchor="_Toc241787447" w:history="1">
+      <w:hyperlink w:anchor="_Toc241918293" w:history="1">
         <w:r>
           <w:rPr>
             <w:rStyle w:val="Hyperlink"/>
@@ -13886,7 +14070,7 @@
             <w:noProof/>
             <w:webHidden/>
           </w:rPr>
-          <w:instrText xml:space="preserve"> PAGEREF _Toc241787447 \h </w:instrText>
+          <w:instrText xml:space="preserve"> PAGEREF _Toc241918293 \h </w:instrText>
         </w:r>
         <w:r>
           <w:rPr>
@@ -13932,7 +14116,7 @@
           <w14:ligatures w14:val="standardContextual"/>
         </w:rPr>
       </w:pPr>
-      <w:hyperlink w:anchor="_Toc241787448" w:history="1">
+      <w:hyperlink w:anchor="_Toc241918294" w:history="1">
         <w:r>
           <w:rPr>
             <w:rStyle w:val="Hyperlink"/>
@@ -13967,7 +14151,7 @@
             <w:noProof/>
             <w:webHidden/>
           </w:rPr>
-          <w:instrText xml:space="preserve"> PAGEREF _Toc241787448 \h </w:instrText>
+          <w:instrText xml:space="preserve"> PAGEREF _Toc241918294 \h </w:instrText>
         </w:r>
         <w:r>
           <w:rPr>
@@ -14013,7 +14197,7 @@
           <w14:ligatures w14:val="standardContextual"/>
         </w:rPr>
       </w:pPr>
-      <w:hyperlink w:anchor="_Toc241787449" w:history="1">
+      <w:hyperlink w:anchor="_Toc241918295" w:history="1">
         <w:r>
           <w:rPr>
             <w:rStyle w:val="Hyperlink"/>
@@ -14048,7 +14232,7 @@
             <w:noProof/>
             <w:webHidden/>
           </w:rPr>
-          <w:instrText xml:space="preserve"> PAGEREF _Toc241787449 \h </w:instrText>
+          <w:instrText xml:space="preserve"> PAGEREF _Toc241918295 \h </w:instrText>
         </w:r>
         <w:r>
           <w:rPr>
@@ -14094,7 +14278,7 @@
           <w14:ligatures w14:val="standardContextual"/>
         </w:rPr>
       </w:pPr>
-      <w:hyperlink w:anchor="_Toc241787450" w:history="1">
+      <w:hyperlink w:anchor="_Toc241918296" w:history="1">
         <w:r>
           <w:rPr>
             <w:rStyle w:val="Hyperlink"/>
@@ -14129,7 +14313,7 @@
             <w:noProof/>
             <w:webHidden/>
           </w:rPr>
-          <w:instrText xml:space="preserve"> PAGEREF _Toc241787450 \h </w:instrText>
+          <w:instrText xml:space="preserve"> PAGEREF _Toc241918296 \h </w:instrText>
         </w:r>
         <w:r>
           <w:rPr>
@@ -14150,7 +14334,7 @@
             <w:webHidden/>
             <w:cs/>
           </w:rPr>
-          <w:t>59</w:t>
+          <w:t>60</w:t>
         </w:r>
         <w:r>
           <w:rPr>
@@ -14175,7 +14359,7 @@
           <w14:ligatures w14:val="standardContextual"/>
         </w:rPr>
       </w:pPr>
-      <w:hyperlink w:anchor="_Toc241787451" w:history="1">
+      <w:hyperlink w:anchor="_Toc241918297" w:history="1">
         <w:r>
           <w:rPr>
             <w:rStyle w:val="Hyperlink"/>
@@ -14210,7 +14394,7 @@
             <w:noProof/>
             <w:webHidden/>
           </w:rPr>
-          <w:instrText xml:space="preserve"> PAGEREF _Toc241787451 \h </w:instrText>
+          <w:instrText xml:space="preserve"> PAGEREF _Toc241918297 \h </w:instrText>
         </w:r>
         <w:r>
           <w:rPr>
@@ -14231,7 +14415,7 @@
             <w:webHidden/>
             <w:cs/>
           </w:rPr>
-          <w:t>60</w:t>
+          <w:t>61</w:t>
         </w:r>
         <w:r>
           <w:rPr>
@@ -14256,7 +14440,7 @@
           <w14:ligatures w14:val="standardContextual"/>
         </w:rPr>
       </w:pPr>
-      <w:hyperlink w:anchor="_Toc241787452" w:history="1">
+      <w:hyperlink w:anchor="_Toc241918298" w:history="1">
         <w:r>
           <w:rPr>
             <w:rStyle w:val="Hyperlink"/>
@@ -14291,7 +14475,7 @@
             <w:noProof/>
             <w:webHidden/>
           </w:rPr>
-          <w:instrText xml:space="preserve"> PAGEREF _Toc241787452 \h </w:instrText>
+          <w:instrText xml:space="preserve"> PAGEREF _Toc241918298 \h </w:instrText>
         </w:r>
         <w:r>
           <w:rPr>
@@ -14312,7 +14496,7 @@
             <w:webHidden/>
             <w:cs/>
           </w:rPr>
-          <w:t>60</w:t>
+          <w:t>61</w:t>
         </w:r>
         <w:r>
           <w:rPr>
@@ -14337,7 +14521,7 @@
           <w14:ligatures w14:val="standardContextual"/>
         </w:rPr>
       </w:pPr>
-      <w:hyperlink w:anchor="_Toc241787453" w:history="1">
+      <w:hyperlink w:anchor="_Toc241918299" w:history="1">
         <w:r>
           <w:rPr>
             <w:rStyle w:val="Hyperlink"/>
@@ -14372,7 +14556,7 @@
             <w:noProof/>
             <w:webHidden/>
           </w:rPr>
-          <w:instrText xml:space="preserve"> PAGEREF _Toc241787453 \h </w:instrText>
+          <w:instrText xml:space="preserve"> PAGEREF _Toc241918299 \h </w:instrText>
         </w:r>
         <w:r>
           <w:rPr>
@@ -14393,7 +14577,7 @@
             <w:webHidden/>
             <w:cs/>
           </w:rPr>
-          <w:t>61</w:t>
+          <w:t>62</w:t>
         </w:r>
         <w:r>
           <w:rPr>
@@ -14418,7 +14602,7 @@
           <w14:ligatures w14:val="standardContextual"/>
         </w:rPr>
       </w:pPr>
-      <w:hyperlink w:anchor="_Toc241787454" w:history="1">
+      <w:hyperlink w:anchor="_Toc241918300" w:history="1">
         <w:r>
           <w:rPr>
             <w:rStyle w:val="Hyperlink"/>
@@ -14453,7 +14637,7 @@
             <w:noProof/>
             <w:webHidden/>
           </w:rPr>
-          <w:instrText xml:space="preserve"> PAGEREF _Toc241787454 \h </w:instrText>
+          <w:instrText xml:space="preserve"> PAGEREF _Toc241918300 \h </w:instrText>
         </w:r>
         <w:r>
           <w:rPr>
@@ -14474,7 +14658,7 @@
             <w:webHidden/>
             <w:cs/>
           </w:rPr>
-          <w:t>62</w:t>
+          <w:t>63</w:t>
         </w:r>
         <w:r>
           <w:rPr>
@@ -14499,7 +14683,7 @@
           <w14:ligatures w14:val="standardContextual"/>
         </w:rPr>
       </w:pPr>
-      <w:hyperlink w:anchor="_Toc241787455" w:history="1">
+      <w:hyperlink w:anchor="_Toc241918301" w:history="1">
         <w:r>
           <w:rPr>
             <w:rStyle w:val="Hyperlink"/>
@@ -14534,7 +14718,7 @@
             <w:noProof/>
             <w:webHidden/>
           </w:rPr>
-          <w:instrText xml:space="preserve"> PAGEREF _Toc241787455 \h </w:instrText>
+          <w:instrText xml:space="preserve"> PAGEREF _Toc241918301 \h </w:instrText>
         </w:r>
         <w:r>
           <w:rPr>
@@ -14555,7 +14739,7 @@
             <w:webHidden/>
             <w:cs/>
           </w:rPr>
-          <w:t>62</w:t>
+          <w:t>63</w:t>
         </w:r>
         <w:r>
           <w:rPr>
@@ -14580,7 +14764,7 @@
           <w14:ligatures w14:val="standardContextual"/>
         </w:rPr>
       </w:pPr>
-      <w:hyperlink w:anchor="_Toc241787456" w:history="1">
+      <w:hyperlink w:anchor="_Toc241918302" w:history="1">
         <w:r>
           <w:rPr>
             <w:rStyle w:val="Hyperlink"/>
@@ -14615,7 +14799,7 @@
             <w:noProof/>
             <w:webHidden/>
           </w:rPr>
-          <w:instrText xml:space="preserve"> PAGEREF _Toc241787456 \h </w:instrText>
+          <w:instrText xml:space="preserve"> PAGEREF _Toc241918302 \h </w:instrText>
         </w:r>
         <w:r>
           <w:rPr>
@@ -14636,7 +14820,7 @@
             <w:webHidden/>
             <w:cs/>
           </w:rPr>
-          <w:t>63</w:t>
+          <w:t>64</w:t>
         </w:r>
         <w:r>
           <w:rPr>
@@ -14661,7 +14845,7 @@
           <w14:ligatures w14:val="standardContextual"/>
         </w:rPr>
       </w:pPr>
-      <w:hyperlink w:anchor="_Toc241787457" w:history="1">
+      <w:hyperlink w:anchor="_Toc241918303" w:history="1">
         <w:r>
           <w:rPr>
             <w:rStyle w:val="Hyperlink"/>
@@ -14696,7 +14880,7 @@
             <w:noProof/>
             <w:webHidden/>
           </w:rPr>
-          <w:instrText xml:space="preserve"> PAGEREF _Toc241787457 \h </w:instrText>
+          <w:instrText xml:space="preserve"> PAGEREF _Toc241918303 \h </w:instrText>
         </w:r>
         <w:r>
           <w:rPr>
@@ -14717,7 +14901,7 @@
             <w:webHidden/>
             <w:cs/>
           </w:rPr>
-          <w:t>64</w:t>
+          <w:t>65</w:t>
         </w:r>
         <w:r>
           <w:rPr>
@@ -14742,7 +14926,7 @@
           <w14:ligatures w14:val="standardContextual"/>
         </w:rPr>
       </w:pPr>
-      <w:hyperlink w:anchor="_Toc241787458" w:history="1">
+      <w:hyperlink w:anchor="_Toc241918304" w:history="1">
         <w:r>
           <w:rPr>
             <w:rStyle w:val="Hyperlink"/>
@@ -14777,7 +14961,7 @@
             <w:noProof/>
             <w:webHidden/>
           </w:rPr>
-          <w:instrText xml:space="preserve"> PAGEREF _Toc241787458 \h </w:instrText>
+          <w:instrText xml:space="preserve"> PAGEREF _Toc241918304 \h </w:instrText>
         </w:r>
         <w:r>
           <w:rPr>
@@ -14798,7 +14982,7 @@
             <w:webHidden/>
             <w:cs/>
           </w:rPr>
-          <w:t>65</w:t>
+          <w:t>66</w:t>
         </w:r>
         <w:r>
           <w:rPr>
@@ -14823,7 +15007,7 @@
           <w14:ligatures w14:val="standardContextual"/>
         </w:rPr>
       </w:pPr>
-      <w:hyperlink w:anchor="_Toc241787459" w:history="1">
+      <w:hyperlink w:anchor="_Toc241918305" w:history="1">
         <w:r>
           <w:rPr>
             <w:rStyle w:val="Hyperlink"/>
@@ -14858,7 +15042,7 @@
             <w:noProof/>
             <w:webHidden/>
           </w:rPr>
-          <w:instrText xml:space="preserve"> PAGEREF _Toc241787459 \h </w:instrText>
+          <w:instrText xml:space="preserve"> PAGEREF _Toc241918305 \h </w:instrText>
         </w:r>
         <w:r>
           <w:rPr>
@@ -14879,7 +15063,7 @@
             <w:webHidden/>
             <w:cs/>
           </w:rPr>
-          <w:t>65</w:t>
+          <w:t>66</w:t>
         </w:r>
         <w:r>
           <w:rPr>
@@ -14904,7 +15088,7 @@
           <w14:ligatures w14:val="standardContextual"/>
         </w:rPr>
       </w:pPr>
-      <w:hyperlink w:anchor="_Toc241787460" w:history="1">
+      <w:hyperlink w:anchor="_Toc241918306" w:history="1">
         <w:r>
           <w:rPr>
             <w:rStyle w:val="Hyperlink"/>
@@ -14939,7 +15123,7 @@
             <w:noProof/>
             <w:webHidden/>
           </w:rPr>
-          <w:instrText xml:space="preserve"> PAGEREF _Toc241787460 \h </w:instrText>
+          <w:instrText xml:space="preserve"> PAGEREF _Toc241918306 \h </w:instrText>
         </w:r>
         <w:r>
           <w:rPr>
@@ -14960,7 +15144,7 @@
             <w:webHidden/>
             <w:cs/>
           </w:rPr>
-          <w:t>66</w:t>
+          <w:t>67</w:t>
         </w:r>
         <w:r>
           <w:rPr>
@@ -14985,7 +15169,7 @@
           <w14:ligatures w14:val="standardContextual"/>
         </w:rPr>
       </w:pPr>
-      <w:hyperlink w:anchor="_Toc241787461" w:history="1">
+      <w:hyperlink w:anchor="_Toc241918307" w:history="1">
         <w:r>
           <w:rPr>
             <w:rStyle w:val="Hyperlink"/>
@@ -15020,7 +15204,7 @@
             <w:noProof/>
             <w:webHidden/>
           </w:rPr>
-          <w:instrText xml:space="preserve"> PAGEREF _Toc241787461 \h </w:instrText>
+          <w:instrText xml:space="preserve"> PAGEREF _Toc241918307 \h </w:instrText>
         </w:r>
         <w:r>
           <w:rPr>
@@ -15041,7 +15225,7 @@
             <w:webHidden/>
             <w:cs/>
           </w:rPr>
-          <w:t>67</w:t>
+          <w:t>68</w:t>
         </w:r>
         <w:r>
           <w:rPr>
@@ -15066,7 +15250,7 @@
           <w14:ligatures w14:val="standardContextual"/>
         </w:rPr>
       </w:pPr>
-      <w:hyperlink w:anchor="_Toc241787462" w:history="1">
+      <w:hyperlink w:anchor="_Toc241918308" w:history="1">
         <w:r>
           <w:rPr>
             <w:rStyle w:val="Hyperlink"/>
@@ -15101,7 +15285,7 @@
             <w:noProof/>
             <w:webHidden/>
           </w:rPr>
-          <w:instrText xml:space="preserve"> PAGEREF _Toc241787462 \h </w:instrText>
+          <w:instrText xml:space="preserve"> PAGEREF _Toc241918308 \h </w:instrText>
         </w:r>
         <w:r>
           <w:rPr>
@@ -15122,7 +15306,7 @@
             <w:webHidden/>
             <w:cs/>
           </w:rPr>
-          <w:t>68</w:t>
+          <w:t>69</w:t>
         </w:r>
         <w:r>
           <w:rPr>
@@ -15147,7 +15331,7 @@
           <w14:ligatures w14:val="standardContextual"/>
         </w:rPr>
       </w:pPr>
-      <w:hyperlink w:anchor="_Toc241787463" w:history="1">
+      <w:hyperlink w:anchor="_Toc241918309" w:history="1">
         <w:r>
           <w:rPr>
             <w:rStyle w:val="Hyperlink"/>
@@ -15182,7 +15366,7 @@
             <w:noProof/>
             <w:webHidden/>
           </w:rPr>
-          <w:instrText xml:space="preserve"> PAGEREF _Toc241787463 \h </w:instrText>
+          <w:instrText xml:space="preserve"> PAGEREF _Toc241918309 \h </w:instrText>
         </w:r>
         <w:r>
           <w:rPr>
@@ -15203,7 +15387,7 @@
             <w:webHidden/>
             <w:cs/>
           </w:rPr>
-          <w:t>79</w:t>
+          <w:t>81</w:t>
         </w:r>
         <w:r>
           <w:rPr>
@@ -15245,7 +15429,7 @@
         <w:pStyle w:val="TableIndexHeading"/>
       </w:pPr>
       <w:bookmarkStart w:id="7" w:name="_Toc19544904"/>
-      <w:bookmarkStart w:id="8" w:name="_Toc241787304"/>
+      <w:bookmarkStart w:id="8" w:name="_Toc241918148"/>
       <w:r>
         <w:rPr>
           <w:cs/>
@@ -15282,7 +15466,7 @@
       <w:r>
         <w:fldChar w:fldCharType="separate"/>
       </w:r>
-      <w:hyperlink w:anchor="_Toc241787464" w:history="1">
+      <w:hyperlink w:anchor="_Toc241918310" w:history="1">
         <w:r>
           <w:rPr>
             <w:rStyle w:val="Hyperlink"/>
@@ -15317,7 +15501,7 @@
             <w:noProof/>
             <w:webHidden/>
           </w:rPr>
-          <w:instrText xml:space="preserve"> PAGEREF _Toc241787464 \h </w:instrText>
+          <w:instrText xml:space="preserve"> PAGEREF _Toc241918310 \h </w:instrText>
         </w:r>
         <w:r>
           <w:rPr>
@@ -15363,7 +15547,7 @@
           <w14:ligatures w14:val="standardContextual"/>
         </w:rPr>
       </w:pPr>
-      <w:hyperlink w:anchor="_Toc241787465" w:history="1">
+      <w:hyperlink w:anchor="_Toc241918311" w:history="1">
         <w:r>
           <w:rPr>
             <w:rStyle w:val="Hyperlink"/>
@@ -15398,7 +15582,7 @@
             <w:noProof/>
             <w:webHidden/>
           </w:rPr>
-          <w:instrText xml:space="preserve"> PAGEREF _Toc241787465 \h </w:instrText>
+          <w:instrText xml:space="preserve"> PAGEREF _Toc241918311 \h </w:instrText>
         </w:r>
         <w:r>
           <w:rPr>
@@ -15444,7 +15628,7 @@
           <w14:ligatures w14:val="standardContextual"/>
         </w:rPr>
       </w:pPr>
-      <w:hyperlink w:anchor="_Toc241787466" w:history="1">
+      <w:hyperlink w:anchor="_Toc241918312" w:history="1">
         <w:r>
           <w:rPr>
             <w:rStyle w:val="Hyperlink"/>
@@ -15547,7 +15731,7 @@
             <w:noProof/>
             <w:webHidden/>
           </w:rPr>
-          <w:instrText xml:space="preserve"> PAGEREF _Toc241787466 \h </w:instrText>
+          <w:instrText xml:space="preserve"> PAGEREF _Toc241918312 \h </w:instrText>
         </w:r>
         <w:r>
           <w:rPr>
@@ -15593,7 +15777,7 @@
           <w14:ligatures w14:val="standardContextual"/>
         </w:rPr>
       </w:pPr>
-      <w:hyperlink w:anchor="_Toc241787467" w:history="1">
+      <w:hyperlink w:anchor="_Toc241918313" w:history="1">
         <w:r>
           <w:rPr>
             <w:rStyle w:val="Hyperlink"/>
@@ -15628,7 +15812,7 @@
             <w:noProof/>
             <w:webHidden/>
           </w:rPr>
-          <w:instrText xml:space="preserve"> PAGEREF _Toc241787467 \h </w:instrText>
+          <w:instrText xml:space="preserve"> PAGEREF _Toc241918313 \h </w:instrText>
         </w:r>
         <w:r>
           <w:rPr>
@@ -15674,7 +15858,7 @@
           <w14:ligatures w14:val="standardContextual"/>
         </w:rPr>
       </w:pPr>
-      <w:hyperlink w:anchor="_Toc241787468" w:history="1">
+      <w:hyperlink w:anchor="_Toc241918314" w:history="1">
         <w:r>
           <w:rPr>
             <w:rStyle w:val="Hyperlink"/>
@@ -15709,7 +15893,7 @@
             <w:noProof/>
             <w:webHidden/>
           </w:rPr>
-          <w:instrText xml:space="preserve"> PAGEREF _Toc241787468 \h </w:instrText>
+          <w:instrText xml:space="preserve"> PAGEREF _Toc241918314 \h </w:instrText>
         </w:r>
         <w:r>
           <w:rPr>
@@ -15755,7 +15939,7 @@
           <w14:ligatures w14:val="standardContextual"/>
         </w:rPr>
       </w:pPr>
-      <w:hyperlink w:anchor="_Toc241787469" w:history="1">
+      <w:hyperlink w:anchor="_Toc241918315" w:history="1">
         <w:r>
           <w:rPr>
             <w:rStyle w:val="Hyperlink"/>
@@ -15790,7 +15974,7 @@
             <w:noProof/>
             <w:webHidden/>
           </w:rPr>
-          <w:instrText xml:space="preserve"> PAGEREF _Toc241787469 \h </w:instrText>
+          <w:instrText xml:space="preserve"> PAGEREF _Toc241918315 \h </w:instrText>
         </w:r>
         <w:r>
           <w:rPr>
@@ -15836,7 +16020,7 @@
           <w14:ligatures w14:val="standardContextual"/>
         </w:rPr>
       </w:pPr>
-      <w:hyperlink w:anchor="_Toc241787470" w:history="1">
+      <w:hyperlink w:anchor="_Toc241918316" w:history="1">
         <w:r>
           <w:rPr>
             <w:rStyle w:val="Hyperlink"/>
@@ -15871,7 +16055,7 @@
             <w:noProof/>
             <w:webHidden/>
           </w:rPr>
-          <w:instrText xml:space="preserve"> PAGEREF _Toc241787470 \h </w:instrText>
+          <w:instrText xml:space="preserve"> PAGEREF _Toc241918316 \h </w:instrText>
         </w:r>
         <w:r>
           <w:rPr>
@@ -15917,7 +16101,7 @@
           <w14:ligatures w14:val="standardContextual"/>
         </w:rPr>
       </w:pPr>
-      <w:hyperlink w:anchor="_Toc241787471" w:history="1">
+      <w:hyperlink w:anchor="_Toc241918317" w:history="1">
         <w:r>
           <w:rPr>
             <w:rStyle w:val="Hyperlink"/>
@@ -15952,7 +16136,7 @@
             <w:noProof/>
             <w:webHidden/>
           </w:rPr>
-          <w:instrText xml:space="preserve"> PAGEREF _Toc241787471 \h </w:instrText>
+          <w:instrText xml:space="preserve"> PAGEREF _Toc241918317 \h </w:instrText>
         </w:r>
         <w:r>
           <w:rPr>
@@ -15998,7 +16182,7 @@
           <w14:ligatures w14:val="standardContextual"/>
         </w:rPr>
       </w:pPr>
-      <w:hyperlink w:anchor="_Toc241787472" w:history="1">
+      <w:hyperlink w:anchor="_Toc241918318" w:history="1">
         <w:r>
           <w:rPr>
             <w:rStyle w:val="Hyperlink"/>
@@ -16033,7 +16217,7 @@
             <w:noProof/>
             <w:webHidden/>
           </w:rPr>
-          <w:instrText xml:space="preserve"> PAGEREF _Toc241787472 \h </w:instrText>
+          <w:instrText xml:space="preserve"> PAGEREF _Toc241918318 \h </w:instrText>
         </w:r>
         <w:r>
           <w:rPr>
@@ -16079,7 +16263,7 @@
           <w14:ligatures w14:val="standardContextual"/>
         </w:rPr>
       </w:pPr>
-      <w:hyperlink w:anchor="_Toc241787473" w:history="1">
+      <w:hyperlink w:anchor="_Toc241918319" w:history="1">
         <w:r>
           <w:rPr>
             <w:rStyle w:val="Hyperlink"/>
@@ -16114,7 +16298,7 @@
             <w:noProof/>
             <w:webHidden/>
           </w:rPr>
-          <w:instrText xml:space="preserve"> PAGEREF _Toc241787473 \h </w:instrText>
+          <w:instrText xml:space="preserve"> PAGEREF _Toc241918319 \h </w:instrText>
         </w:r>
         <w:r>
           <w:rPr>
@@ -16160,7 +16344,7 @@
           <w14:ligatures w14:val="standardContextual"/>
         </w:rPr>
       </w:pPr>
-      <w:hyperlink w:anchor="_Toc241787474" w:history="1">
+      <w:hyperlink w:anchor="_Toc241918320" w:history="1">
         <w:r>
           <w:rPr>
             <w:rStyle w:val="Hyperlink"/>
@@ -16195,7 +16379,7 @@
             <w:noProof/>
             <w:webHidden/>
           </w:rPr>
-          <w:instrText xml:space="preserve"> PAGEREF _Toc241787474 \h </w:instrText>
+          <w:instrText xml:space="preserve"> PAGEREF _Toc241918320 \h </w:instrText>
         </w:r>
         <w:r>
           <w:rPr>
@@ -16241,7 +16425,7 @@
           <w14:ligatures w14:val="standardContextual"/>
         </w:rPr>
       </w:pPr>
-      <w:hyperlink w:anchor="_Toc241787475" w:history="1">
+      <w:hyperlink w:anchor="_Toc241918321" w:history="1">
         <w:r>
           <w:rPr>
             <w:rStyle w:val="Hyperlink"/>
@@ -16276,7 +16460,7 @@
             <w:noProof/>
             <w:webHidden/>
           </w:rPr>
-          <w:instrText xml:space="preserve"> PAGEREF _Toc241787475 \h </w:instrText>
+          <w:instrText xml:space="preserve"> PAGEREF _Toc241918321 \h </w:instrText>
         </w:r>
         <w:r>
           <w:rPr>
@@ -16322,7 +16506,7 @@
           <w14:ligatures w14:val="standardContextual"/>
         </w:rPr>
       </w:pPr>
-      <w:hyperlink w:anchor="_Toc241787476" w:history="1">
+      <w:hyperlink w:anchor="_Toc241918322" w:history="1">
         <w:r>
           <w:rPr>
             <w:rStyle w:val="Hyperlink"/>
@@ -16357,7 +16541,7 @@
             <w:noProof/>
             <w:webHidden/>
           </w:rPr>
-          <w:instrText xml:space="preserve"> PAGEREF _Toc241787476 \h </w:instrText>
+          <w:instrText xml:space="preserve"> PAGEREF _Toc241918322 \h </w:instrText>
         </w:r>
         <w:r>
           <w:rPr>
@@ -16403,7 +16587,7 @@
           <w14:ligatures w14:val="standardContextual"/>
         </w:rPr>
       </w:pPr>
-      <w:hyperlink w:anchor="_Toc241787477" w:history="1">
+      <w:hyperlink w:anchor="_Toc241918323" w:history="1">
         <w:r>
           <w:rPr>
             <w:rStyle w:val="Hyperlink"/>
@@ -16438,7 +16622,7 @@
             <w:noProof/>
             <w:webHidden/>
           </w:rPr>
-          <w:instrText xml:space="preserve"> PAGEREF _Toc241787477 \h </w:instrText>
+          <w:instrText xml:space="preserve"> PAGEREF _Toc241918323 \h </w:instrText>
         </w:r>
         <w:r>
           <w:rPr>
@@ -16484,7 +16668,7 @@
           <w14:ligatures w14:val="standardContextual"/>
         </w:rPr>
       </w:pPr>
-      <w:hyperlink w:anchor="_Toc241787478" w:history="1">
+      <w:hyperlink w:anchor="_Toc241918324" w:history="1">
         <w:r>
           <w:rPr>
             <w:rStyle w:val="Hyperlink"/>
@@ -16519,7 +16703,7 @@
             <w:noProof/>
             <w:webHidden/>
           </w:rPr>
-          <w:instrText xml:space="preserve"> PAGEREF _Toc241787478 \h </w:instrText>
+          <w:instrText xml:space="preserve"> PAGEREF _Toc241918324 \h </w:instrText>
         </w:r>
         <w:r>
           <w:rPr>
@@ -16565,7 +16749,7 @@
           <w14:ligatures w14:val="standardContextual"/>
         </w:rPr>
       </w:pPr>
-      <w:hyperlink w:anchor="_Toc241787479" w:history="1">
+      <w:hyperlink w:anchor="_Toc241918325" w:history="1">
         <w:r>
           <w:rPr>
             <w:rStyle w:val="Hyperlink"/>
@@ -16600,7 +16784,7 @@
             <w:noProof/>
             <w:webHidden/>
           </w:rPr>
-          <w:instrText xml:space="preserve"> PAGEREF _Toc241787479 \h </w:instrText>
+          <w:instrText xml:space="preserve"> PAGEREF _Toc241918325 \h </w:instrText>
         </w:r>
         <w:r>
           <w:rPr>
@@ -16621,7 +16805,7 @@
             <w:webHidden/>
             <w:cs/>
           </w:rPr>
-          <w:t>53</w:t>
+          <w:t>54</w:t>
         </w:r>
         <w:r>
           <w:rPr>
@@ -16646,7 +16830,7 @@
           <w14:ligatures w14:val="standardContextual"/>
         </w:rPr>
       </w:pPr>
-      <w:hyperlink w:anchor="_Toc241787480" w:history="1">
+      <w:hyperlink w:anchor="_Toc241918326" w:history="1">
         <w:r>
           <w:rPr>
             <w:rStyle w:val="Hyperlink"/>
@@ -16681,7 +16865,7 @@
             <w:noProof/>
             <w:webHidden/>
           </w:rPr>
-          <w:instrText xml:space="preserve"> PAGEREF _Toc241787480 \h </w:instrText>
+          <w:instrText xml:space="preserve"> PAGEREF _Toc241918326 \h </w:instrText>
         </w:r>
         <w:r>
           <w:rPr>
@@ -16702,7 +16886,7 @@
             <w:webHidden/>
             <w:cs/>
           </w:rPr>
-          <w:t>57</w:t>
+          <w:t>58</w:t>
         </w:r>
         <w:r>
           <w:rPr>
@@ -16727,7 +16911,7 @@
           <w14:ligatures w14:val="standardContextual"/>
         </w:rPr>
       </w:pPr>
-      <w:hyperlink w:anchor="_Toc241787481" w:history="1">
+      <w:hyperlink w:anchor="_Toc241918327" w:history="1">
         <w:r>
           <w:rPr>
             <w:rStyle w:val="Hyperlink"/>
@@ -16762,7 +16946,7 @@
             <w:noProof/>
             <w:webHidden/>
           </w:rPr>
-          <w:instrText xml:space="preserve"> PAGEREF _Toc241787481 \h </w:instrText>
+          <w:instrText xml:space="preserve"> PAGEREF _Toc241918327 \h </w:instrText>
         </w:r>
         <w:r>
           <w:rPr>
@@ -16783,7 +16967,7 @@
             <w:webHidden/>
             <w:cs/>
           </w:rPr>
-          <w:t>69</w:t>
+          <w:t>70</w:t>
         </w:r>
         <w:r>
           <w:rPr>
@@ -16808,7 +16992,7 @@
           <w14:ligatures w14:val="standardContextual"/>
         </w:rPr>
       </w:pPr>
-      <w:hyperlink w:anchor="_Toc241787482" w:history="1">
+      <w:hyperlink w:anchor="_Toc241918328" w:history="1">
         <w:r>
           <w:rPr>
             <w:rStyle w:val="Hyperlink"/>
@@ -16843,7 +17027,7 @@
             <w:noProof/>
             <w:webHidden/>
           </w:rPr>
-          <w:instrText xml:space="preserve"> PAGEREF _Toc241787482 \h </w:instrText>
+          <w:instrText xml:space="preserve"> PAGEREF _Toc241918328 \h </w:instrText>
         </w:r>
         <w:r>
           <w:rPr>
@@ -16864,7 +17048,7 @@
             <w:webHidden/>
             <w:cs/>
           </w:rPr>
-          <w:t>70</w:t>
+          <w:t>71</w:t>
         </w:r>
         <w:r>
           <w:rPr>
@@ -16889,7 +17073,7 @@
           <w14:ligatures w14:val="standardContextual"/>
         </w:rPr>
       </w:pPr>
-      <w:hyperlink w:anchor="_Toc241787483" w:history="1">
+      <w:hyperlink w:anchor="_Toc241918329" w:history="1">
         <w:r>
           <w:rPr>
             <w:rStyle w:val="Hyperlink"/>
@@ -16924,7 +17108,7 @@
             <w:noProof/>
             <w:webHidden/>
           </w:rPr>
-          <w:instrText xml:space="preserve"> PAGEREF _Toc241787483 \h </w:instrText>
+          <w:instrText xml:space="preserve"> PAGEREF _Toc241918329 \h </w:instrText>
         </w:r>
         <w:r>
           <w:rPr>
@@ -16945,7 +17129,7 @@
             <w:webHidden/>
             <w:cs/>
           </w:rPr>
-          <w:t>71</w:t>
+          <w:t>72</w:t>
         </w:r>
         <w:r>
           <w:rPr>
@@ -16970,7 +17154,7 @@
           <w14:ligatures w14:val="standardContextual"/>
         </w:rPr>
       </w:pPr>
-      <w:hyperlink w:anchor="_Toc241787484" w:history="1">
+      <w:hyperlink w:anchor="_Toc241918330" w:history="1">
         <w:r>
           <w:rPr>
             <w:rStyle w:val="Hyperlink"/>
@@ -17005,7 +17189,7 @@
             <w:noProof/>
             <w:webHidden/>
           </w:rPr>
-          <w:instrText xml:space="preserve"> PAGEREF _Toc241787484 \h </w:instrText>
+          <w:instrText xml:space="preserve"> PAGEREF _Toc241918330 \h </w:instrText>
         </w:r>
         <w:r>
           <w:rPr>
@@ -17026,7 +17210,7 @@
             <w:webHidden/>
             <w:cs/>
           </w:rPr>
-          <w:t>75</w:t>
+          <w:t>76</w:t>
         </w:r>
         <w:r>
           <w:rPr>
@@ -17051,7 +17235,7 @@
           <w14:ligatures w14:val="standardContextual"/>
         </w:rPr>
       </w:pPr>
-      <w:hyperlink w:anchor="_Toc241787485" w:history="1">
+      <w:hyperlink w:anchor="_Toc241918331" w:history="1">
         <w:r>
           <w:rPr>
             <w:rStyle w:val="Hyperlink"/>
@@ -17086,7 +17270,7 @@
             <w:noProof/>
             <w:webHidden/>
           </w:rPr>
-          <w:instrText xml:space="preserve"> PAGEREF _Toc241787485 \h </w:instrText>
+          <w:instrText xml:space="preserve"> PAGEREF _Toc241918331 \h </w:instrText>
         </w:r>
         <w:r>
           <w:rPr>
@@ -17107,7 +17291,7 @@
             <w:webHidden/>
             <w:cs/>
           </w:rPr>
-          <w:t>78</w:t>
+          <w:t>79</w:t>
         </w:r>
         <w:r>
           <w:rPr>
@@ -17132,7 +17316,7 @@
           <w14:ligatures w14:val="standardContextual"/>
         </w:rPr>
       </w:pPr>
-      <w:hyperlink w:anchor="_Toc241787486" w:history="1">
+      <w:hyperlink w:anchor="_Toc241918332" w:history="1">
         <w:r>
           <w:rPr>
             <w:rStyle w:val="Hyperlink"/>
@@ -17146,7 +17330,7 @@
             <w:noProof/>
             <w:cs/>
           </w:rPr>
-          <w:t>จำนวนไฟล์และกรณีทดสอบของเซิร์ฟเวอร์และไคลเอนต์ (นับเมื่อ 1 ตุลาคม พ.ศ. 2569)</w:t>
+          <w:t>งาน Android APK และ TLS ที่รวมเมื่อ 3 ตุลาคม พ.ศ. 2569 และสถานะ</w:t>
         </w:r>
         <w:r>
           <w:rPr>
@@ -17167,7 +17351,7 @@
             <w:noProof/>
             <w:webHidden/>
           </w:rPr>
-          <w:instrText xml:space="preserve"> PAGEREF _Toc241787486 \h </w:instrText>
+          <w:instrText xml:space="preserve"> PAGEREF _Toc241918332 \h </w:instrText>
         </w:r>
         <w:r>
           <w:rPr>
@@ -17213,13 +17397,94 @@
           <w14:ligatures w14:val="standardContextual"/>
         </w:rPr>
       </w:pPr>
-      <w:hyperlink w:anchor="_Toc241787487" w:history="1">
+      <w:hyperlink w:anchor="_Toc241918333" w:history="1">
         <w:r>
           <w:rPr>
             <w:rStyle w:val="Hyperlink"/>
             <w:noProof/>
           </w:rPr>
           <w:t xml:space="preserve">ตารางที่ 4.8 </w:t>
+        </w:r>
+        <w:r>
+          <w:rPr>
+            <w:rStyle w:val="Hyperlink"/>
+            <w:noProof/>
+            <w:cs/>
+          </w:rPr>
+          <w:t>จำนวนไฟล์และกรณีทดสอบของเซิร์ฟเวอร์และไคลเอนต์ (นับเมื่อ 1 ตุลาคม พ.ศ. 2569)</w:t>
+        </w:r>
+        <w:r>
+          <w:rPr>
+            <w:noProof/>
+            <w:webHidden/>
+          </w:rPr>
+          <w:tab/>
+        </w:r>
+        <w:r>
+          <w:rPr>
+            <w:noProof/>
+            <w:webHidden/>
+          </w:rPr>
+          <w:fldChar w:fldCharType="begin"/>
+        </w:r>
+        <w:r>
+          <w:rPr>
+            <w:noProof/>
+            <w:webHidden/>
+          </w:rPr>
+          <w:instrText xml:space="preserve"> PAGEREF _Toc241918333 \h </w:instrText>
+        </w:r>
+        <w:r>
+          <w:rPr>
+            <w:noProof/>
+            <w:webHidden/>
+          </w:rPr>
+        </w:r>
+        <w:r>
+          <w:rPr>
+            <w:noProof/>
+            <w:webHidden/>
+          </w:rPr>
+          <w:fldChar w:fldCharType="separate"/>
+        </w:r>
+        <w:r>
+          <w:rPr>
+            <w:noProof/>
+            <w:webHidden/>
+            <w:cs/>
+          </w:rPr>
+          <w:t>82</w:t>
+        </w:r>
+        <w:r>
+          <w:rPr>
+            <w:noProof/>
+            <w:webHidden/>
+          </w:rPr>
+          <w:fldChar w:fldCharType="end"/>
+        </w:r>
+      </w:hyperlink>
+    </w:p>
+    <w:p>
+      <w:pPr>
+        <w:pStyle w:val="TableofFigures"/>
+        <w:tabs>
+          <w:tab w:val="right" w:leader="dot" w:pos="8299"/>
+        </w:tabs>
+        <w:rPr>
+          <w:rFonts w:asciiTheme="minorHAnsi" w:eastAsiaTheme="minorEastAsia" w:hAnsiTheme="minorHAnsi" w:cstheme="minorBidi"/>
+          <w:noProof/>
+          <w:szCs w:val="30"/>
+          <w:lang w:eastAsia="en-US"/>
+          <w14:ligatures w14:val="standardContextual"/>
+        </w:rPr>
+      </w:pPr>
+      <w:hyperlink w:anchor="_Toc241918334" w:history="1">
+        <w:r>
+          <w:rPr>
+            <w:rStyle w:val="Hyperlink"/>
+            <w:noProof/>
+          </w:rPr>
+          <w:t xml:space="preserve">ตารางที่ 4.9 </w:t>
         </w:r>
         <w:r>
           <w:rPr>
@@ -17248,7 +17513,7 @@
             <w:noProof/>
             <w:webHidden/>
           </w:rPr>
-          <w:instrText xml:space="preserve"> PAGEREF _Toc241787487 \h </w:instrText>
+          <w:instrText xml:space="preserve"> PAGEREF _Toc241918334 \h </w:instrText>
         </w:r>
         <w:r>
           <w:rPr>
@@ -17269,7 +17534,7 @@
             <w:webHidden/>
             <w:cs/>
           </w:rPr>
-          <w:t>81</w:t>
+          <w:t>83</w:t>
         </w:r>
         <w:r>
           <w:rPr>
@@ -17294,13 +17559,13 @@
           <w14:ligatures w14:val="standardContextual"/>
         </w:rPr>
       </w:pPr>
-      <w:hyperlink w:anchor="_Toc241787488" w:history="1">
+      <w:hyperlink w:anchor="_Toc241918335" w:history="1">
         <w:r>
           <w:rPr>
             <w:rStyle w:val="Hyperlink"/>
             <w:noProof/>
           </w:rPr>
-          <w:t xml:space="preserve">ตารางที่ 4.9 </w:t>
+          <w:t xml:space="preserve">ตารางที่ 4.10 </w:t>
         </w:r>
         <w:r>
           <w:rPr>
@@ -17329,7 +17594,7 @@
             <w:noProof/>
             <w:webHidden/>
           </w:rPr>
-          <w:instrText xml:space="preserve"> PAGEREF _Toc241787488 \h </w:instrText>
+          <w:instrText xml:space="preserve"> PAGEREF _Toc241918335 \h </w:instrText>
         </w:r>
         <w:r>
           <w:rPr>
@@ -17350,7 +17615,7 @@
             <w:webHidden/>
             <w:cs/>
           </w:rPr>
-          <w:t>84</w:t>
+          <w:t>86</w:t>
         </w:r>
         <w:r>
           <w:rPr>
@@ -17375,13 +17640,13 @@
           <w14:ligatures w14:val="standardContextual"/>
         </w:rPr>
       </w:pPr>
-      <w:hyperlink w:anchor="_Toc241787489" w:history="1">
+      <w:hyperlink w:anchor="_Toc241918336" w:history="1">
         <w:r>
           <w:rPr>
             <w:rStyle w:val="Hyperlink"/>
             <w:noProof/>
           </w:rPr>
-          <w:t xml:space="preserve">ตารางที่ 4.10 </w:t>
+          <w:t xml:space="preserve">ตารางที่ 4.11 </w:t>
         </w:r>
         <w:r>
           <w:rPr>
@@ -17410,7 +17675,7 @@
             <w:noProof/>
             <w:webHidden/>
           </w:rPr>
-          <w:instrText xml:space="preserve"> PAGEREF _Toc241787489 \h </w:instrText>
+          <w:instrText xml:space="preserve"> PAGEREF _Toc241918336 \h </w:instrText>
         </w:r>
         <w:r>
           <w:rPr>
@@ -17431,7 +17696,7 @@
             <w:webHidden/>
             <w:cs/>
           </w:rPr>
-          <w:t>85</w:t>
+          <w:t>87</w:t>
         </w:r>
         <w:r>
           <w:rPr>
@@ -17456,7 +17721,7 @@
           <w14:ligatures w14:val="standardContextual"/>
         </w:rPr>
       </w:pPr>
-      <w:hyperlink w:anchor="_Toc241787490" w:history="1">
+      <w:hyperlink w:anchor="_Toc241918337" w:history="1">
         <w:r>
           <w:rPr>
             <w:rStyle w:val="Hyperlink"/>
@@ -17491,7 +17756,7 @@
             <w:noProof/>
             <w:webHidden/>
           </w:rPr>
-          <w:instrText xml:space="preserve"> PAGEREF _Toc241787490 \h </w:instrText>
+          <w:instrText xml:space="preserve"> PAGEREF _Toc241918337 \h </w:instrText>
         </w:r>
         <w:r>
           <w:rPr>
@@ -17512,7 +17777,7 @@
             <w:webHidden/>
             <w:cs/>
           </w:rPr>
-          <w:t>88</w:t>
+          <w:t>90</w:t>
         </w:r>
         <w:r>
           <w:rPr>
@@ -17547,7 +17812,7 @@
       </w:pPr>
       <w:bookmarkStart w:id="9" w:name="_Toc19543367"/>
       <w:bookmarkStart w:id="10" w:name="_Toc19544905"/>
-      <w:bookmarkStart w:id="11" w:name="_Toc241787305"/>
+      <w:bookmarkStart w:id="11" w:name="_Toc241918149"/>
       <w:r>
         <w:rPr>
           <w:cs/>
@@ -17800,7 +18065,7 @@
               <w:rPr>
                 <w:sz w:val="32"/>
               </w:rPr>
-              <w:t>ASCII</w:t>
+              <w:t>APK</w:t>
             </w:r>
           </w:p>
         </w:tc>
@@ -17820,7 +18085,7 @@
               <w:rPr>
                 <w:sz w:val="32"/>
               </w:rPr>
-              <w:t>American Standard Code for Information Interchange</w:t>
+              <w:t>Android Package Kit</w:t>
             </w:r>
           </w:p>
         </w:tc>
@@ -17842,6 +18107,48 @@
               <w:rPr>
                 <w:sz w:val="32"/>
               </w:rPr>
+              <w:t>ASCII</w:t>
+            </w:r>
+          </w:p>
+        </w:tc>
+        <w:tc>
+          <w:tcPr>
+            <w:tcW w:w="6596" w:type="dxa"/>
+          </w:tcPr>
+          <w:p>
+            <w:pPr>
+              <w:pStyle w:val="TableContents"/>
+              <w:jc w:val="both"/>
+              <w:rPr>
+                <w:sz w:val="32"/>
+              </w:rPr>
+            </w:pPr>
+            <w:r>
+              <w:rPr>
+                <w:sz w:val="32"/>
+              </w:rPr>
+              <w:t>American Standard Code for Information Interchange</w:t>
+            </w:r>
+          </w:p>
+        </w:tc>
+      </w:tr>
+      <w:tr>
+        <w:tc>
+          <w:tcPr>
+            <w:tcW w:w="1713" w:type="dxa"/>
+          </w:tcPr>
+          <w:p>
+            <w:pPr>
+              <w:pStyle w:val="TableContents"/>
+              <w:jc w:val="both"/>
+              <w:rPr>
+                <w:sz w:val="32"/>
+              </w:rPr>
+            </w:pPr>
+            <w:r>
+              <w:rPr>
+                <w:sz w:val="32"/>
+              </w:rPr>
               <w:t>BLoC</w:t>
             </w:r>
           </w:p>
@@ -17863,6 +18170,48 @@
                 <w:sz w:val="32"/>
               </w:rPr>
               <w:t>Business Logic Component</w:t>
+            </w:r>
+          </w:p>
+        </w:tc>
+      </w:tr>
+      <w:tr>
+        <w:tc>
+          <w:tcPr>
+            <w:tcW w:w="1713" w:type="dxa"/>
+          </w:tcPr>
+          <w:p>
+            <w:pPr>
+              <w:pStyle w:val="TableContents"/>
+              <w:jc w:val="both"/>
+              <w:rPr>
+                <w:sz w:val="32"/>
+              </w:rPr>
+            </w:pPr>
+            <w:r>
+              <w:rPr>
+                <w:sz w:val="32"/>
+              </w:rPr>
+              <w:t>CA</w:t>
+            </w:r>
+          </w:p>
+        </w:tc>
+        <w:tc>
+          <w:tcPr>
+            <w:tcW w:w="6596" w:type="dxa"/>
+          </w:tcPr>
+          <w:p>
+            <w:pPr>
+              <w:pStyle w:val="TableContents"/>
+              <w:jc w:val="both"/>
+              <w:rPr>
+                <w:sz w:val="32"/>
+              </w:rPr>
+            </w:pPr>
+            <w:r>
+              <w:rPr>
+                <w:sz w:val="32"/>
+              </w:rPr>
+              <w:t>Certificate Authority</w:t>
             </w:r>
           </w:p>
         </w:tc>
@@ -19780,7 +20129,7 @@
       <w:r>
         <w:br/>
       </w:r>
-      <w:bookmarkStart w:id="12" w:name="_Toc241787306"/>
+      <w:bookmarkStart w:id="12" w:name="_Toc241918150"/>
       <w:r>
         <w:t>บทนำ</w:t>
       </w:r>
@@ -19790,7 +20139,7 @@
       <w:pPr>
         <w:pStyle w:val="Heading2"/>
       </w:pPr>
-      <w:bookmarkStart w:id="13" w:name="_Toc241787307"/>
+      <w:bookmarkStart w:id="13" w:name="_Toc241918151"/>
       <w:r>
         <w:t>ที่มาและความสำคัญ</w:t>
       </w:r>
@@ -19800,7 +20149,7 @@
       <w:pPr>
         <w:pStyle w:val="Heading3"/>
       </w:pPr>
-      <w:bookmarkStart w:id="14" w:name="_Toc241787308"/>
+      <w:bookmarkStart w:id="14" w:name="_Toc241918152"/>
       <w:r>
         <w:t>ร้านอะไหล่รถยนต์และปัญหาของการทำงานด้วยมือ</w:t>
       </w:r>
@@ -19844,7 +20193,7 @@
         <w:keepNext/>
         <w:jc w:val="center"/>
       </w:pPr>
-      <w:bookmarkStart w:id="15" w:name="_Toc241787464"/>
+      <w:bookmarkStart w:id="15" w:name="_Toc241918310"/>
       <w:r>
         <w:rPr>
           <w:i w:val="0"/>
@@ -20556,7 +20905,7 @@
       <w:pPr>
         <w:pStyle w:val="Heading3"/>
       </w:pPr>
-      <w:bookmarkStart w:id="16" w:name="_Toc241787309"/>
+      <w:bookmarkStart w:id="16" w:name="_Toc241918153"/>
       <w:r>
         <w:t>ระบบเดิมและข้อจำกัด</w:t>
       </w:r>
@@ -20693,7 +21042,7 @@
       <w:pPr>
         <w:pStyle w:val="Heading3"/>
       </w:pPr>
-      <w:bookmarkStart w:id="17" w:name="_Toc241787310"/>
+      <w:bookmarkStart w:id="17" w:name="_Toc241918154"/>
       <w:r>
         <w:t>การย้ายมาใช้ Flutter แบบ offline-first</w:t>
       </w:r>
@@ -20750,7 +21099,7 @@
       <w:pPr>
         <w:pStyle w:val="Heading3"/>
       </w:pPr>
-      <w:bookmarkStart w:id="18" w:name="_Toc241787311"/>
+      <w:bookmarkStart w:id="18" w:name="_Toc241918155"/>
       <w:r>
         <w:t>เหตุผลที่ต้องมีระบบเซิร์ฟเวอร์แบบหลายร้านค้า</w:t>
       </w:r>
@@ -21052,7 +21401,7 @@
           <w:noProof/>
         </w:rPr>
         <w:drawing>
-          <wp:inline distT="0" distB="0" distL="0" distR="0" wp14:anchorId="5B542438" wp14:editId="45FE534F">
+          <wp:inline distT="0" distB="0" distL="0" distR="0" wp14:anchorId="4BE84406" wp14:editId="28867512">
             <wp:extent cx="5220000" cy="4593600"/>
             <wp:effectExtent l="0" t="0" r="0" b="0"/>
             <wp:docPr id="2" name="Picture 2"/>
@@ -21093,7 +21442,7 @@
         <w:pStyle w:val="a"/>
         <w:jc w:val="center"/>
       </w:pPr>
-      <w:bookmarkStart w:id="19" w:name="_Toc241787442"/>
+      <w:bookmarkStart w:id="19" w:name="_Toc241918288"/>
       <w:r>
         <w:rPr>
           <w:i w:val="0"/>
@@ -21183,7 +21532,7 @@
       <w:pPr>
         <w:pStyle w:val="Heading2"/>
       </w:pPr>
-      <w:bookmarkStart w:id="20" w:name="_Toc241787312"/>
+      <w:bookmarkStart w:id="20" w:name="_Toc241918156"/>
       <w:r>
         <w:t>วัตถุประสงค์ของโครงงาน</w:t>
       </w:r>
@@ -21378,7 +21727,7 @@
       <w:pPr>
         <w:pStyle w:val="Heading2"/>
       </w:pPr>
-      <w:bookmarkStart w:id="21" w:name="_Toc241787313"/>
+      <w:bookmarkStart w:id="21" w:name="_Toc241918157"/>
       <w:r>
         <w:t>ขอบเขตของโครงงาน</w:t>
       </w:r>
@@ -21388,7 +21737,7 @@
       <w:pPr>
         <w:pStyle w:val="Heading3"/>
       </w:pPr>
-      <w:bookmarkStart w:id="22" w:name="_Toc241787314"/>
+      <w:bookmarkStart w:id="22" w:name="_Toc241918158"/>
       <w:r>
         <w:t>ขอบเขตที่อยู่ในโครงงาน</w:t>
       </w:r>
@@ -21416,7 +21765,7 @@
         <w:keepNext/>
         <w:jc w:val="center"/>
       </w:pPr>
-      <w:bookmarkStart w:id="23" w:name="_Toc241787465"/>
+      <w:bookmarkStart w:id="23" w:name="_Toc241918311"/>
       <w:r>
         <w:rPr>
           <w:i w:val="0"/>
@@ -21903,7 +22252,7 @@
       <w:pPr>
         <w:pStyle w:val="Heading3"/>
       </w:pPr>
-      <w:bookmarkStart w:id="24" w:name="_Toc241787315"/>
+      <w:bookmarkStart w:id="24" w:name="_Toc241918159"/>
       <w:r>
         <w:t>ขอบเขตที่อยู่นอกโครงงาน</w:t>
       </w:r>
@@ -22093,7 +22442,7 @@
       <w:pPr>
         <w:pStyle w:val="Heading3"/>
       </w:pPr>
-      <w:bookmarkStart w:id="25" w:name="_Toc241787316"/>
+      <w:bookmarkStart w:id="25" w:name="_Toc241918160"/>
       <w:r>
         <w:t>สิ่งที่รายงานนี้ยังไม่ถือว่าแล้วเสร็จ</w:t>
       </w:r>
@@ -22127,14 +22476,14 @@
         <w:rPr>
           <w:cs/>
         </w:rPr>
-        <w:t xml:space="preserve"> (#344) และประเด็นการจัดการอุปกรณ์ (#476) ในเกณฑ์ตรวจรับของเฟส 1 (Definition of Done: DoD) 17 ข้อ ผ่านแล้ว 16 ข้อ เหลือข้อ k6 หนึ่งข้อ [7] รายละเอียดอยู่ในตารางที่ 4.8 ของบทที่ 4</w:t>
+        <w:t xml:space="preserve"> (#344) และประเด็นการจัดการอุปกรณ์ (#476) ในเกณฑ์ตรวจรับของเฟส 1 (Definition of Done: DoD) 17 ข้อ ผ่านแล้ว 16 ข้อ เหลือข้อ k6 หนึ่งข้อ [7] รายละเอียดอยู่ในตารางที่ 4.9 ของบทที่ 4</w:t>
       </w:r>
     </w:p>
     <w:p>
       <w:pPr>
         <w:pStyle w:val="Heading2"/>
       </w:pPr>
-      <w:bookmarkStart w:id="26" w:name="_Toc241787317"/>
+      <w:bookmarkStart w:id="26" w:name="_Toc241918161"/>
       <w:r>
         <w:t>แผนการดำเนินงาน</w:t>
       </w:r>
@@ -22144,7 +22493,7 @@
       <w:pPr>
         <w:pStyle w:val="Heading3"/>
       </w:pPr>
-      <w:bookmarkStart w:id="27" w:name="_Toc241787318"/>
+      <w:bookmarkStart w:id="27" w:name="_Toc241918162"/>
       <w:r>
         <w:t>ลำดับเหตุการณ์ที่เกิดขึ้นจริง</w:t>
       </w:r>
@@ -22215,7 +22564,7 @@
       <w:pPr>
         <w:pStyle w:val="Heading3"/>
       </w:pPr>
-      <w:bookmarkStart w:id="28" w:name="_Toc241787319"/>
+      <w:bookmarkStart w:id="28" w:name="_Toc241918163"/>
       <w:r>
         <w:t>ตารางแผนงานแบบแกนต์</w:t>
       </w:r>
@@ -22258,7 +22607,7 @@
         <w:keepNext/>
         <w:jc w:val="center"/>
       </w:pPr>
-      <w:bookmarkStart w:id="29" w:name="_Toc241787466"/>
+      <w:bookmarkStart w:id="29" w:name="_Toc241918312"/>
       <w:r>
         <w:rPr>
           <w:i w:val="0"/>
@@ -24736,7 +25085,7 @@
       <w:pPr>
         <w:pStyle w:val="Heading3"/>
       </w:pPr>
-      <w:bookmarkStart w:id="30" w:name="_Toc241787320"/>
+      <w:bookmarkStart w:id="30" w:name="_Toc241918164"/>
       <w:r>
         <w:t>โครงสร้างทีมและความรับผิดชอบ</w:t>
       </w:r>
@@ -24761,7 +25110,7 @@
         <w:rPr>
           <w:cs/>
         </w:rPr>
-        <w:t>ในตารางที่ 4.10 ของบทที่ 4</w:t>
+        <w:t>ในตารางที่ 4.11 ของบทที่ 4</w:t>
       </w:r>
     </w:p>
     <w:p>
@@ -24770,7 +25119,7 @@
         <w:keepNext/>
         <w:jc w:val="center"/>
       </w:pPr>
-      <w:bookmarkStart w:id="31" w:name="_Toc241787467"/>
+      <w:bookmarkStart w:id="31" w:name="_Toc241918313"/>
       <w:r>
         <w:rPr>
           <w:i w:val="0"/>
@@ -25308,7 +25657,7 @@
       <w:pPr>
         <w:pStyle w:val="Heading2"/>
       </w:pPr>
-      <w:bookmarkStart w:id="32" w:name="_Toc241787321"/>
+      <w:bookmarkStart w:id="32" w:name="_Toc241918165"/>
       <w:r>
         <w:t>ประโยชน์ที่คาดว่าจะได้รับ</w:t>
       </w:r>
@@ -25438,7 +25787,7 @@
       <w:pPr>
         <w:pStyle w:val="Heading2"/>
       </w:pPr>
-      <w:bookmarkStart w:id="33" w:name="_Toc241787322"/>
+      <w:bookmarkStart w:id="33" w:name="_Toc241918166"/>
       <w:r>
         <w:t>ลำดับการเรียบเรียงรายงาน</w:t>
       </w:r>
@@ -25483,7 +25832,7 @@
       <w:r>
         <w:br/>
       </w:r>
-      <w:bookmarkStart w:id="34" w:name="_Toc241787323"/>
+      <w:bookmarkStart w:id="34" w:name="_Toc241918167"/>
       <w:r>
         <w:t>ทฤษฎีและความรู้พื้นฐาน</w:t>
       </w:r>
@@ -25493,7 +25842,7 @@
       <w:pPr>
         <w:pStyle w:val="Heading2"/>
       </w:pPr>
-      <w:bookmarkStart w:id="35" w:name="_Toc241787324"/>
+      <w:bookmarkStart w:id="35" w:name="_Toc241918168"/>
       <w:r>
         <w:t>บทนำ</w:t>
       </w:r>
@@ -25519,7 +25868,7 @@
       <w:pPr>
         <w:pStyle w:val="Heading2"/>
       </w:pPr>
-      <w:bookmarkStart w:id="36" w:name="_Toc241787325"/>
+      <w:bookmarkStart w:id="36" w:name="_Toc241918169"/>
       <w:r>
         <w:t>แนวคิดของระบบขายหน้าร้านและโดเมนอะไหล่รถยนต์</w:t>
       </w:r>
@@ -25545,7 +25894,7 @@
       <w:pPr>
         <w:pStyle w:val="Heading3"/>
       </w:pPr>
-      <w:bookmarkStart w:id="37" w:name="_Toc241787326"/>
+      <w:bookmarkStart w:id="37" w:name="_Toc241918170"/>
       <w:r>
         <w:t>การขายและค่าคงที่ของสต็อก</w:t>
       </w:r>
@@ -25571,7 +25920,7 @@
       <w:pPr>
         <w:pStyle w:val="Heading3"/>
       </w:pPr>
-      <w:bookmarkStart w:id="38" w:name="_Toc241787327"/>
+      <w:bookmarkStart w:id="38" w:name="_Toc241918171"/>
       <w:r>
         <w:t>การคืนสินค้าและใบลดหนี้</w:t>
       </w:r>
@@ -25597,7 +25946,7 @@
       <w:pPr>
         <w:pStyle w:val="Heading3"/>
       </w:pPr>
-      <w:bookmarkStart w:id="39" w:name="_Toc241787328"/>
+      <w:bookmarkStart w:id="39" w:name="_Toc241918172"/>
       <w:r>
         <w:t>การรับสินค้าเข้าและต้นทุนถัวเฉลี่ยถ่วงน้ำหนัก</w:t>
       </w:r>
@@ -25655,7 +26004,7 @@
       <w:pPr>
         <w:pStyle w:val="Heading3"/>
       </w:pPr>
-      <w:bookmarkStart w:id="40" w:name="_Toc241787329"/>
+      <w:bookmarkStart w:id="40" w:name="_Toc241918173"/>
       <w:r>
         <w:t>กะ ลิ้นชักเงินสด และเครดิตช่าง</w:t>
       </w:r>
@@ -25681,7 +26030,7 @@
       <w:pPr>
         <w:pStyle w:val="Heading3"/>
       </w:pPr>
-      <w:bookmarkStart w:id="41" w:name="_Toc241787330"/>
+      <w:bookmarkStart w:id="41" w:name="_Toc241918174"/>
       <w:r>
         <w:t>เลขที่เอกสาร</w:t>
       </w:r>
@@ -25722,7 +26071,7 @@
       <w:pPr>
         <w:pStyle w:val="Heading3"/>
       </w:pPr>
-      <w:bookmarkStart w:id="42" w:name="_Toc241787331"/>
+      <w:bookmarkStart w:id="42" w:name="_Toc241918175"/>
       <w:r>
         <w:t>เหตุที่ไม่ใช้ระบบ POS สำเร็จรูป</w:t>
       </w:r>
@@ -25763,7 +26112,7 @@
       <w:pPr>
         <w:pStyle w:val="Heading2"/>
       </w:pPr>
-      <w:bookmarkStart w:id="43" w:name="_Toc241787332"/>
+      <w:bookmarkStart w:id="43" w:name="_Toc241918176"/>
       <w:r>
         <w:t>สถาปัตยกรรมออฟไลน์เป็นหลัก (offline-first)</w:t>
       </w:r>
@@ -25773,7 +26122,7 @@
       <w:pPr>
         <w:pStyle w:val="Heading3"/>
       </w:pPr>
-      <w:bookmarkStart w:id="44" w:name="_Toc241787333"/>
+      <w:bookmarkStart w:id="44" w:name="_Toc241918177"/>
       <w:r>
         <w:t>แนวคิด local-first และ offline-first</w:t>
       </w:r>
@@ -25805,7 +26154,7 @@
       <w:pPr>
         <w:pStyle w:val="Heading3"/>
       </w:pPr>
-      <w:bookmarkStart w:id="45" w:name="_Toc241787334"/>
+      <w:bookmarkStart w:id="45" w:name="_Toc241918178"/>
       <w:r>
         <w:t>เหตุที่ไม่ใช้ CRDT หรือการทำสำเนา (replicate) ฐานข้อมูลโดยตรง</w:t>
       </w:r>
@@ -25837,7 +26186,7 @@
       <w:pPr>
         <w:pStyle w:val="Heading3"/>
       </w:pPr>
-      <w:bookmarkStart w:id="46" w:name="_Toc241787335"/>
+      <w:bookmarkStart w:id="46" w:name="_Toc241918179"/>
       <w:r>
         <w:t>รูปแบบกล่องขาออก (outbox pattern)</w:t>
       </w:r>
@@ -25863,7 +26212,7 @@
       <w:pPr>
         <w:pStyle w:val="Heading3"/>
       </w:pPr>
-      <w:bookmarkStart w:id="47" w:name="_Toc241787336"/>
+      <w:bookmarkStart w:id="47" w:name="_Toc241918180"/>
       <w:r>
         <w:t>ความสอดคล้องในที่สุด</w:t>
       </w:r>
@@ -25889,7 +26238,7 @@
       <w:pPr>
         <w:pStyle w:val="Heading3"/>
       </w:pPr>
-      <w:bookmarkStart w:id="48" w:name="_Toc241787337"/>
+      <w:bookmarkStart w:id="48" w:name="_Toc241918181"/>
       <w:r>
         <w:t>ความล้มเหลวระหว่างทางและผลลัพธ์ที่ไม่ทราบแน่ชัด</w:t>
       </w:r>
@@ -25915,7 +26264,7 @@
       <w:pPr>
         <w:pStyle w:val="Heading2"/>
       </w:pPr>
-      <w:bookmarkStart w:id="49" w:name="_Toc241787338"/>
+      <w:bookmarkStart w:id="49" w:name="_Toc241918182"/>
       <w:r>
         <w:t>เทคโนโลยีฝั่งไคลเอนต์</w:t>
       </w:r>
@@ -25925,7 +26274,7 @@
       <w:pPr>
         <w:pStyle w:val="Heading3"/>
       </w:pPr>
-      <w:bookmarkStart w:id="50" w:name="_Toc241787339"/>
+      <w:bookmarkStart w:id="50" w:name="_Toc241918183"/>
       <w:r>
         <w:t xml:space="preserve">Flutter </w:t>
       </w:r>
@@ -25984,7 +26333,7 @@
       <w:pPr>
         <w:pStyle w:val="Heading3"/>
       </w:pPr>
-      <w:bookmarkStart w:id="51" w:name="_Toc241787340"/>
+      <w:bookmarkStart w:id="51" w:name="_Toc241918184"/>
       <w:r>
         <w:t xml:space="preserve">SQLite, Drift </w:t>
       </w:r>
@@ -26019,7 +26368,7 @@
       <w:pPr>
         <w:pStyle w:val="Heading3"/>
       </w:pPr>
-      <w:bookmarkStart w:id="52" w:name="_Toc241787341"/>
+      <w:bookmarkStart w:id="52" w:name="_Toc241918185"/>
       <w:r>
         <w:t>การจัดการสถานะด้วย BLoC และการนำทางด้วย go_router</w:t>
       </w:r>
@@ -26120,7 +26469,7 @@
       <w:pPr>
         <w:pStyle w:val="Heading2"/>
       </w:pPr>
-      <w:bookmarkStart w:id="53" w:name="_Toc241787342"/>
+      <w:bookmarkStart w:id="53" w:name="_Toc241918186"/>
       <w:r>
         <w:t>การสื่อสารไคลเอนต์-เซิร์ฟเวอร์</w:t>
       </w:r>
@@ -26162,7 +26511,7 @@
       <w:pPr>
         <w:pStyle w:val="Heading2"/>
       </w:pPr>
-      <w:bookmarkStart w:id="54" w:name="_Toc241787343"/>
+      <w:bookmarkStart w:id="54" w:name="_Toc241918187"/>
       <w:r>
         <w:t>ธุรกรรมฐานข้อมูลและการควบคุมภาวะพร้อมกัน</w:t>
       </w:r>
@@ -26172,7 +26521,7 @@
       <w:pPr>
         <w:pStyle w:val="Heading3"/>
       </w:pPr>
-      <w:bookmarkStart w:id="55" w:name="_Toc241787344"/>
+      <w:bookmarkStart w:id="55" w:name="_Toc241918188"/>
       <w:r>
         <w:t>คุณสมบัติ ACID และระดับการแยกจากกัน</w:t>
       </w:r>
@@ -26204,7 +26553,7 @@
       <w:pPr>
         <w:pStyle w:val="Heading3"/>
       </w:pPr>
-      <w:bookmarkStart w:id="56" w:name="_Toc241787345"/>
+      <w:bookmarkStart w:id="56" w:name="_Toc241918189"/>
       <w:r>
         <w:t>การล็อกระดับแถว เดดล็อก และลำดับการล็อก</w:t>
       </w:r>
@@ -26260,7 +26609,7 @@
       <w:pPr>
         <w:pStyle w:val="Heading3"/>
       </w:pPr>
-      <w:bookmarkStart w:id="57" w:name="_Toc241787346"/>
+      <w:bookmarkStart w:id="57" w:name="_Toc241918190"/>
       <w:r>
         <w:t>ธุรกรรมกับกลุ่มการเชื่อมต่อ</w:t>
       </w:r>
@@ -26286,7 +26635,7 @@
       <w:pPr>
         <w:pStyle w:val="Heading2"/>
       </w:pPr>
-      <w:bookmarkStart w:id="58" w:name="_Toc241787347"/>
+      <w:bookmarkStart w:id="58" w:name="_Toc241918191"/>
       <w:r>
         <w:t>การแยกข้อมูลผู้เช่าหลายราย (multi-tenancy)</w:t>
       </w:r>
@@ -26314,7 +26663,7 @@
         <w:keepNext/>
         <w:jc w:val="center"/>
       </w:pPr>
-      <w:bookmarkStart w:id="59" w:name="_Toc241787468"/>
+      <w:bookmarkStart w:id="59" w:name="_Toc241918314"/>
       <w:r>
         <w:rPr>
           <w:i w:val="0"/>
@@ -26877,7 +27226,7 @@
           <w:noProof/>
         </w:rPr>
         <w:drawing>
-          <wp:inline distT="0" distB="0" distL="0" distR="0" wp14:anchorId="48CEC4CE" wp14:editId="3F60FB23">
+          <wp:inline distT="0" distB="0" distL="0" distR="0" wp14:anchorId="4945F3AD" wp14:editId="1BA22045">
             <wp:extent cx="5220000" cy="6420600"/>
             <wp:effectExtent l="0" t="0" r="0" b="0"/>
             <wp:docPr id="3" name="Picture 3"/>
@@ -26918,7 +27267,7 @@
         <w:pStyle w:val="a"/>
         <w:jc w:val="center"/>
       </w:pPr>
-      <w:bookmarkStart w:id="60" w:name="_Toc241787443"/>
+      <w:bookmarkStart w:id="60" w:name="_Toc241918289"/>
       <w:r>
         <w:rPr>
           <w:i w:val="0"/>
@@ -27024,7 +27373,7 @@
       <w:pPr>
         <w:pStyle w:val="Heading2"/>
       </w:pPr>
-      <w:bookmarkStart w:id="61" w:name="_Toc241787348"/>
+      <w:bookmarkStart w:id="61" w:name="_Toc241918192"/>
       <w:r>
         <w:t>การทำซ้ำคำขออย่างปลอดภัยและรหัสกำกับการเขียน (idempotency)</w:t>
       </w:r>
@@ -27065,7 +27414,7 @@
       <w:pPr>
         <w:pStyle w:val="Heading2"/>
       </w:pPr>
-      <w:bookmarkStart w:id="62" w:name="_Toc241787349"/>
+      <w:bookmarkStart w:id="62" w:name="_Toc241918193"/>
       <w:r>
         <w:t>การยืนยันตัวตนและการรักษาความปลอดภัย</w:t>
       </w:r>
@@ -27075,7 +27424,7 @@
       <w:pPr>
         <w:pStyle w:val="Heading3"/>
       </w:pPr>
-      <w:bookmarkStart w:id="63" w:name="_Toc241787350"/>
+      <w:bookmarkStart w:id="63" w:name="_Toc241918194"/>
       <w:r>
         <w:t xml:space="preserve">JSON Web Token </w:t>
       </w:r>
@@ -27170,7 +27519,7 @@
       <w:pPr>
         <w:pStyle w:val="Heading3"/>
       </w:pPr>
-      <w:bookmarkStart w:id="64" w:name="_Toc241787351"/>
+      <w:bookmarkStart w:id="64" w:name="_Toc241918195"/>
       <w:r>
         <w:t>การแฮชรหัสผ่านด้วย Argon2</w:t>
       </w:r>
@@ -27196,7 +27545,7 @@
       <w:pPr>
         <w:pStyle w:val="Heading3"/>
       </w:pPr>
-      <w:bookmarkStart w:id="65" w:name="_Toc241787352"/>
+      <w:bookmarkStart w:id="65" w:name="_Toc241918196"/>
       <w:r>
         <w:t>การผูกอุปกรณ์และการจำกัดอัตราคำขอ</w:t>
       </w:r>
@@ -27222,7 +27571,7 @@
       <w:pPr>
         <w:pStyle w:val="Heading2"/>
       </w:pPr>
-      <w:bookmarkStart w:id="66" w:name="_Toc241787353"/>
+      <w:bookmarkStart w:id="66" w:name="_Toc241918197"/>
       <w:r>
         <w:t>เทคโนโลยีฝั่งเซิร์ฟเวอร์</w:t>
       </w:r>
@@ -27325,7 +27674,7 @@
       <w:pPr>
         <w:pStyle w:val="Heading2"/>
       </w:pPr>
-      <w:bookmarkStart w:id="67" w:name="_Toc241787354"/>
+      <w:bookmarkStart w:id="67" w:name="_Toc241918198"/>
       <w:r>
         <w:t>คอนเทนเนอร์และการจัดวาง</w:t>
       </w:r>
@@ -27366,7 +27715,7 @@
       <w:pPr>
         <w:pStyle w:val="Heading2"/>
       </w:pPr>
-      <w:bookmarkStart w:id="68" w:name="_Toc241787355"/>
+      <w:bookmarkStart w:id="68" w:name="_Toc241918199"/>
       <w:r>
         <w:t>การบูรณาการและการส่งมอบอย่างต่อเนื่อง (CI/CD)</w:t>
       </w:r>
@@ -27430,7 +27779,7 @@
       <w:pPr>
         <w:pStyle w:val="Heading2"/>
       </w:pPr>
-      <w:bookmarkStart w:id="69" w:name="_Toc241787356"/>
+      <w:bookmarkStart w:id="69" w:name="_Toc241918200"/>
       <w:r>
         <w:t>การสังเกตการณ์ระบบ (observability)</w:t>
       </w:r>
@@ -27472,7 +27821,7 @@
       <w:pPr>
         <w:pStyle w:val="Heading2"/>
       </w:pPr>
-      <w:bookmarkStart w:id="70" w:name="_Toc241787357"/>
+      <w:bookmarkStart w:id="70" w:name="_Toc241918201"/>
       <w:r>
         <w:t>การบันทึกการตัดสินใจเชิงสถาปัตยกรรม (ADR)</w:t>
       </w:r>
@@ -27498,7 +27847,7 @@
       <w:pPr>
         <w:pStyle w:val="Heading2"/>
       </w:pPr>
-      <w:bookmarkStart w:id="71" w:name="_Toc241787358"/>
+      <w:bookmarkStart w:id="71" w:name="_Toc241918202"/>
       <w:r>
         <w:t>สรุป</w:t>
       </w:r>
@@ -27528,7 +27877,7 @@
       <w:r>
         <w:br/>
       </w:r>
-      <w:bookmarkStart w:id="72" w:name="_Toc241787359"/>
+      <w:bookmarkStart w:id="72" w:name="_Toc241918203"/>
       <w:r>
         <w:t>รายละเอียดการดำเนินงาน</w:t>
       </w:r>
@@ -27538,7 +27887,7 @@
       <w:pPr>
         <w:pStyle w:val="Heading2"/>
       </w:pPr>
-      <w:bookmarkStart w:id="73" w:name="_Toc241787360"/>
+      <w:bookmarkStart w:id="73" w:name="_Toc241918204"/>
       <w:r>
         <w:t>ภาพรวมของโครงงาน</w:t>
       </w:r>
@@ -27594,7 +27943,7 @@
       <w:pPr>
         <w:pStyle w:val="Heading3"/>
       </w:pPr>
-      <w:bookmarkStart w:id="74" w:name="_Toc241787361"/>
+      <w:bookmarkStart w:id="74" w:name="_Toc241918205"/>
       <w:r>
         <w:t>หลักการของสถาปัตยกรรม</w:t>
       </w:r>
@@ -27650,7 +27999,7 @@
       <w:pPr>
         <w:pStyle w:val="Heading3"/>
       </w:pPr>
-      <w:bookmarkStart w:id="75" w:name="_Toc241787362"/>
+      <w:bookmarkStart w:id="75" w:name="_Toc241918206"/>
       <w:r>
         <w:t>สถาปัตยกรรมโดยรวม</w:t>
       </w:r>
@@ -27669,7 +28018,7 @@
         <w:rPr>
           <w:cs/>
         </w:rPr>
-        <w:t>ไคลเอนต์ Flutter (ปัจจุบันสร้างและทดสอบเฉพาะบนเว็บ) สื่อสารกับเซิร์ฟเวอร์ผ่าน HTTPS ทุกคำขอเข้าสู่ Nginx ซึ่งเป็น reverse proxy ตัวเดียวหน้าระบบ แล้วกระจายไปยังอินสแตนซ์ NestJS [25] สามตัว (</w:t>
+        <w:t>ไคลเอนต์ Flutter (ปัจจุบันสร้างและทดสอบเฉพาะบนเว็บ; เวิร์กโฟลว์สร้างไฟล์ติดตั้ง Android เพิ่มเมื่อ 3 ตุลาคม พ.ศ. 2569 แต่ยังไม่เคยรัน) สื่อสารกับเซิร์ฟเวอร์ผ่าน HTTPS ทุกคำขอเข้าสู่ Nginx ซึ่งเป็น reverse proxy ตัวเดียวหน้าระบบ แล้วกระจายไปยังอินสแตนซ์ NestJS [25] สามตัว (</w:t>
       </w:r>
       <w:r>
         <w:rPr>
@@ -27752,7 +28101,7 @@
           <w:noProof/>
         </w:rPr>
         <w:drawing>
-          <wp:inline distT="0" distB="0" distL="0" distR="0" wp14:anchorId="068F4190" wp14:editId="40D2EE9B">
+          <wp:inline distT="0" distB="0" distL="0" distR="0" wp14:anchorId="35BCCA8A" wp14:editId="26B2D0F3">
             <wp:extent cx="5220000" cy="6733800"/>
             <wp:effectExtent l="0" t="0" r="0" b="0"/>
             <wp:docPr id="4" name="Picture 4"/>
@@ -27793,7 +28142,7 @@
         <w:pStyle w:val="a"/>
         <w:jc w:val="center"/>
       </w:pPr>
-      <w:bookmarkStart w:id="76" w:name="_Toc241787444"/>
+      <w:bookmarkStart w:id="76" w:name="_Toc241918290"/>
       <w:r>
         <w:rPr>
           <w:i w:val="0"/>
@@ -27885,7 +28234,7 @@
         <w:keepNext/>
         <w:jc w:val="center"/>
       </w:pPr>
-      <w:bookmarkStart w:id="77" w:name="_Toc241787469"/>
+      <w:bookmarkStart w:id="77" w:name="_Toc241918315"/>
       <w:r>
         <w:rPr>
           <w:i w:val="0"/>
@@ -28513,7 +28862,7 @@
       <w:pPr>
         <w:pStyle w:val="Heading2"/>
       </w:pPr>
-      <w:bookmarkStart w:id="78" w:name="_Toc241787363"/>
+      <w:bookmarkStart w:id="78" w:name="_Toc241918207"/>
       <w:r>
         <w:t>ส่วนประกอบของโครงงาน</w:t>
       </w:r>
@@ -28571,7 +28920,7 @@
         <w:keepNext/>
         <w:jc w:val="center"/>
       </w:pPr>
-      <w:bookmarkStart w:id="79" w:name="_Toc241787470"/>
+      <w:bookmarkStart w:id="79" w:name="_Toc241918316"/>
       <w:r>
         <w:rPr>
           <w:i w:val="0"/>
@@ -28814,7 +29163,7 @@
                 <w:szCs w:val="28"/>
                 <w:cs/>
               </w:rPr>
-              <w:t>แอปหน้าร้าน (สร้างและทดสอบบนเว็บ; Android/iOS ยังไม่ทดสอบ) ประกอบด้วยชั้น data, domain และ presentation</w:t>
+              <w:t>แอปหน้าร้าน (สร้างและทดสอบบนเว็บ; มีเวิร์กโฟลว์สร้างไฟล์ติดตั้ง Android แต่ยังไม่เคยรัน; Android/iOS ยังไม่ทดสอบบนอุปกรณ์จริง) ประกอบด้วยชั้น data, domain และ presentation</w:t>
             </w:r>
           </w:p>
         </w:tc>
@@ -29165,7 +29514,7 @@
         <w:keepNext/>
         <w:jc w:val="center"/>
       </w:pPr>
-      <w:bookmarkStart w:id="80" w:name="_Toc241787471"/>
+      <w:bookmarkStart w:id="80" w:name="_Toc241918317"/>
       <w:r>
         <w:rPr>
           <w:i w:val="0"/>
@@ -29452,7 +29801,7 @@
                 <w:szCs w:val="28"/>
                 <w:cs/>
               </w:rPr>
-              <w:t xml:space="preserve">reverse proxy, TLS, rate limit ต่อ IP, ปิดเส้นทาง </w:t>
+              <w:t xml:space="preserve">reverse proxy, TLS (ใบรับรองจาก CA ส่วนตัวของโครงงาน), rate limit ต่อ IP, ปิดเส้นทาง </w:t>
             </w:r>
             <w:r>
               <w:rPr>
@@ -30523,7 +30872,7 @@
       <w:pPr>
         <w:pStyle w:val="Heading2"/>
       </w:pPr>
-      <w:bookmarkStart w:id="81" w:name="_Toc241787364"/>
+      <w:bookmarkStart w:id="81" w:name="_Toc241918208"/>
       <w:r>
         <w:t>รายละเอียดฝั่งไคลเอนต์</w:t>
       </w:r>
@@ -30533,7 +30882,7 @@
       <w:pPr>
         <w:pStyle w:val="Heading3"/>
       </w:pPr>
-      <w:bookmarkStart w:id="82" w:name="_Toc241787365"/>
+      <w:bookmarkStart w:id="82" w:name="_Toc241918209"/>
       <w:r>
         <w:t>โครงสร้างแบบสามชั้น</w:t>
       </w:r>
@@ -30752,7 +31101,7 @@
           <w:noProof/>
         </w:rPr>
         <w:drawing>
-          <wp:inline distT="0" distB="0" distL="0" distR="0" wp14:anchorId="77187A1C" wp14:editId="01118128">
+          <wp:inline distT="0" distB="0" distL="0" distR="0" wp14:anchorId="3506B253" wp14:editId="5CF3EEE5">
             <wp:extent cx="5220000" cy="6055200"/>
             <wp:effectExtent l="0" t="0" r="0" b="0"/>
             <wp:docPr id="5" name="Picture 5"/>
@@ -30793,7 +31142,7 @@
         <w:pStyle w:val="a"/>
         <w:jc w:val="center"/>
       </w:pPr>
-      <w:bookmarkStart w:id="83" w:name="_Toc241787445"/>
+      <w:bookmarkStart w:id="83" w:name="_Toc241918291"/>
       <w:r>
         <w:rPr>
           <w:i w:val="0"/>
@@ -30883,7 +31232,7 @@
       <w:pPr>
         <w:pStyle w:val="Heading3"/>
       </w:pPr>
-      <w:bookmarkStart w:id="84" w:name="_Toc241787366"/>
+      <w:bookmarkStart w:id="84" w:name="_Toc241918210"/>
       <w:r>
         <w:t>ฐานข้อมูลภายในเครื่อง (Drift)</w:t>
       </w:r>
@@ -31291,7 +31640,7 @@
       <w:pPr>
         <w:pStyle w:val="Heading3"/>
       </w:pPr>
-      <w:bookmarkStart w:id="85" w:name="_Toc241787367"/>
+      <w:bookmarkStart w:id="85" w:name="_Toc241918211"/>
       <w:r>
         <w:t xml:space="preserve">Repository </w:t>
       </w:r>
@@ -31367,7 +31716,7 @@
         <w:keepNext/>
         <w:jc w:val="center"/>
       </w:pPr>
-      <w:bookmarkStart w:id="86" w:name="_Toc241787472"/>
+      <w:bookmarkStart w:id="86" w:name="_Toc241918318"/>
       <w:r>
         <w:rPr>
           <w:i w:val="0"/>
@@ -32041,7 +32390,7 @@
       <w:pPr>
         <w:pStyle w:val="Heading3"/>
       </w:pPr>
-      <w:bookmarkStart w:id="87" w:name="_Toc241787368"/>
+      <w:bookmarkStart w:id="87" w:name="_Toc241918212"/>
       <w:r>
         <w:t xml:space="preserve">Repository </w:t>
       </w:r>
@@ -32369,7 +32718,7 @@
       <w:pPr>
         <w:pStyle w:val="Heading3"/>
       </w:pPr>
-      <w:bookmarkStart w:id="88" w:name="_Toc241787369"/>
+      <w:bookmarkStart w:id="88" w:name="_Toc241918213"/>
       <w:r>
         <w:t>หน้าจอ</w:t>
       </w:r>
@@ -32487,7 +32836,7 @@
         <w:keepNext/>
         <w:jc w:val="center"/>
       </w:pPr>
-      <w:bookmarkStart w:id="89" w:name="_Toc241787473"/>
+      <w:bookmarkStart w:id="89" w:name="_Toc241918319"/>
       <w:r>
         <w:rPr>
           <w:i w:val="0"/>
@@ -33209,7 +33558,7 @@
       <w:pPr>
         <w:pStyle w:val="Heading3"/>
       </w:pPr>
-      <w:bookmarkStart w:id="90" w:name="_Toc241787370"/>
+      <w:bookmarkStart w:id="90" w:name="_Toc241918214"/>
       <w:r>
         <w:t>การแยกข้อมูลแคชตามผู้เช่า</w:t>
       </w:r>
@@ -33310,7 +33659,7 @@
       <w:pPr>
         <w:pStyle w:val="Heading2"/>
       </w:pPr>
-      <w:bookmarkStart w:id="91" w:name="_Toc241787371"/>
+      <w:bookmarkStart w:id="91" w:name="_Toc241918215"/>
       <w:r>
         <w:t>รายละเอียดฝั่งเซิร์ฟเวอร์</w:t>
       </w:r>
@@ -33320,7 +33669,7 @@
       <w:pPr>
         <w:pStyle w:val="Heading3"/>
       </w:pPr>
-      <w:bookmarkStart w:id="92" w:name="_Toc241787372"/>
+      <w:bookmarkStart w:id="92" w:name="_Toc241918216"/>
       <w:r>
         <w:t>โมดูลของ NestJS</w:t>
       </w:r>
@@ -33405,7 +33754,7 @@
         <w:keepNext/>
         <w:jc w:val="center"/>
       </w:pPr>
-      <w:bookmarkStart w:id="93" w:name="_Toc241787474"/>
+      <w:bookmarkStart w:id="93" w:name="_Toc241918320"/>
       <w:r>
         <w:rPr>
           <w:i w:val="0"/>
@@ -34379,7 +34728,7 @@
       <w:pPr>
         <w:pStyle w:val="Heading3"/>
       </w:pPr>
-      <w:bookmarkStart w:id="94" w:name="_Toc241787373"/>
+      <w:bookmarkStart w:id="94" w:name="_Toc241918217"/>
       <w:r>
         <w:t>การแยกข้อมูลผู้เช่าด้วย RLS และ TenantService.runTx</w:t>
       </w:r>
@@ -34823,7 +35172,7 @@
           <w:noProof/>
         </w:rPr>
         <w:drawing>
-          <wp:inline distT="0" distB="0" distL="0" distR="0" wp14:anchorId="17948E1C" wp14:editId="391C92F4">
+          <wp:inline distT="0" distB="0" distL="0" distR="0" wp14:anchorId="1520B1BE" wp14:editId="224F84BE">
             <wp:extent cx="5220000" cy="5867280"/>
             <wp:effectExtent l="0" t="0" r="0" b="0"/>
             <wp:docPr id="6" name="Picture 6"/>
@@ -34864,7 +35213,7 @@
         <w:pStyle w:val="a"/>
         <w:jc w:val="center"/>
       </w:pPr>
-      <w:bookmarkStart w:id="95" w:name="_Toc241787446"/>
+      <w:bookmarkStart w:id="95" w:name="_Toc241918292"/>
       <w:r>
         <w:rPr>
           <w:i w:val="0"/>
@@ -34954,7 +35303,7 @@
       <w:pPr>
         <w:pStyle w:val="Heading3"/>
       </w:pPr>
-      <w:bookmarkStart w:id="96" w:name="_Toc241787374"/>
+      <w:bookmarkStart w:id="96" w:name="_Toc241918218"/>
       <w:r>
         <w:t xml:space="preserve">Idempotency </w:t>
       </w:r>
@@ -35131,7 +35480,7 @@
       <w:pPr>
         <w:pStyle w:val="Heading3"/>
       </w:pPr>
-      <w:bookmarkStart w:id="97" w:name="_Toc241787375"/>
+      <w:bookmarkStart w:id="97" w:name="_Toc241918219"/>
       <w:r>
         <w:t>ฐานข้อมูล PostgreSQL</w:t>
       </w:r>
@@ -35329,7 +35678,7 @@
           <w:noProof/>
         </w:rPr>
         <w:drawing>
-          <wp:inline distT="0" distB="0" distL="0" distR="0" wp14:anchorId="183E6443" wp14:editId="2C991065">
+          <wp:inline distT="0" distB="0" distL="0" distR="0" wp14:anchorId="5FA421C5" wp14:editId="36B07DF9">
             <wp:extent cx="5220000" cy="5533200"/>
             <wp:effectExtent l="0" t="0" r="0" b="0"/>
             <wp:docPr id="7" name="Picture 7"/>
@@ -35370,7 +35719,7 @@
         <w:pStyle w:val="a"/>
         <w:jc w:val="center"/>
       </w:pPr>
-      <w:bookmarkStart w:id="98" w:name="_Toc241787447"/>
+      <w:bookmarkStart w:id="98" w:name="_Toc241918293"/>
       <w:r>
         <w:rPr>
           <w:i w:val="0"/>
@@ -35462,7 +35811,7 @@
         <w:keepNext/>
         <w:jc w:val="center"/>
       </w:pPr>
-      <w:bookmarkStart w:id="99" w:name="_Toc241787475"/>
+      <w:bookmarkStart w:id="99" w:name="_Toc241918321"/>
       <w:r>
         <w:rPr>
           <w:i w:val="0"/>
@@ -36764,7 +37113,7 @@
       <w:pPr>
         <w:pStyle w:val="Heading3"/>
       </w:pPr>
-      <w:bookmarkStart w:id="100" w:name="_Toc241787376"/>
+      <w:bookmarkStart w:id="100" w:name="_Toc241918220"/>
       <w:r>
         <w:t>จุดปลายทาง API หลัก</w:t>
       </w:r>
@@ -36885,7 +37234,7 @@
         <w:keepNext/>
         <w:jc w:val="center"/>
       </w:pPr>
-      <w:bookmarkStart w:id="101" w:name="_Toc241787476"/>
+      <w:bookmarkStart w:id="101" w:name="_Toc241918322"/>
       <w:r>
         <w:rPr>
           <w:i w:val="0"/>
@@ -38884,7 +39233,7 @@
       <w:pPr>
         <w:pStyle w:val="Heading3"/>
       </w:pPr>
-      <w:bookmarkStart w:id="102" w:name="_Toc241787377"/>
+      <w:bookmarkStart w:id="102" w:name="_Toc241918221"/>
       <w:r>
         <w:t>การยืนยันตัวตนและการผูกเครื่อง</w:t>
       </w:r>
@@ -39107,7 +39456,7 @@
       <w:pPr>
         <w:pStyle w:val="Heading3"/>
       </w:pPr>
-      <w:bookmarkStart w:id="103" w:name="_Toc241787378"/>
+      <w:bookmarkStart w:id="103" w:name="_Toc241918222"/>
       <w:r>
         <w:t>ระนาบผู้ดูแลแพลตฟอร์ม</w:t>
       </w:r>
@@ -39253,7 +39602,7 @@
       <w:pPr>
         <w:pStyle w:val="Heading3"/>
       </w:pPr>
-      <w:bookmarkStart w:id="104" w:name="_Toc241787379"/>
+      <w:bookmarkStart w:id="104" w:name="_Toc241918223"/>
       <w:r>
         <w:t>การจำกัดอัตรา งานเบื้องหลัง และ etcd</w:t>
       </w:r>
@@ -39445,7 +39794,7 @@
       <w:pPr>
         <w:pStyle w:val="Heading3"/>
       </w:pPr>
-      <w:bookmarkStart w:id="105" w:name="_Toc241787380"/>
+      <w:bookmarkStart w:id="105" w:name="_Toc241918224"/>
       <w:r>
         <w:t>การวัดผลและสังเกตการณ์</w:t>
       </w:r>
@@ -39597,7 +39946,7 @@
       <w:pPr>
         <w:pStyle w:val="Heading2"/>
       </w:pPr>
-      <w:bookmarkStart w:id="106" w:name="_Toc241787381"/>
+      <w:bookmarkStart w:id="106" w:name="_Toc241918225"/>
       <w:r>
         <w:t>การซิงก์ข้อมูลเฟส 2</w:t>
       </w:r>
@@ -39607,7 +39956,7 @@
       <w:pPr>
         <w:pStyle w:val="Heading3"/>
       </w:pPr>
-      <w:bookmarkStart w:id="107" w:name="_Toc241787382"/>
+      <w:bookmarkStart w:id="107" w:name="_Toc241918226"/>
       <w:r>
         <w:t>ภาพรวมของการทำงานออฟไลน์</w:t>
       </w:r>
@@ -39695,7 +40044,7 @@
         <w:keepNext/>
         <w:jc w:val="center"/>
       </w:pPr>
-      <w:bookmarkStart w:id="108" w:name="_Toc241787477"/>
+      <w:bookmarkStart w:id="108" w:name="_Toc241918323"/>
       <w:r>
         <w:rPr>
           <w:i w:val="0"/>
@@ -40374,7 +40723,7 @@
       <w:pPr>
         <w:pStyle w:val="Heading3"/>
       </w:pPr>
-      <w:bookmarkStart w:id="109" w:name="_Toc241787383"/>
+      <w:bookmarkStart w:id="109" w:name="_Toc241918227"/>
       <w:r>
         <w:t xml:space="preserve">Outbox </w:t>
       </w:r>
@@ -40560,7 +40909,7 @@
           <w:noProof/>
         </w:rPr>
         <w:drawing>
-          <wp:inline distT="0" distB="0" distL="0" distR="0" wp14:anchorId="0716B30F" wp14:editId="0CDFFB0D">
+          <wp:inline distT="0" distB="0" distL="0" distR="0" wp14:anchorId="2BDD9984" wp14:editId="6F57318B">
             <wp:extent cx="5220000" cy="6733800"/>
             <wp:effectExtent l="0" t="0" r="0" b="0"/>
             <wp:docPr id="8" name="Picture 8"/>
@@ -40601,7 +40950,7 @@
         <w:pStyle w:val="a"/>
         <w:jc w:val="center"/>
       </w:pPr>
-      <w:bookmarkStart w:id="110" w:name="_Toc241787448"/>
+      <w:bookmarkStart w:id="110" w:name="_Toc241918294"/>
       <w:r>
         <w:rPr>
           <w:i w:val="0"/>
@@ -40691,7 +41040,7 @@
       <w:pPr>
         <w:pStyle w:val="Heading3"/>
       </w:pPr>
-      <w:bookmarkStart w:id="111" w:name="_Toc241787384"/>
+      <w:bookmarkStart w:id="111" w:name="_Toc241918228"/>
       <w:r>
         <w:t>POST /sync/push</w:t>
       </w:r>
@@ -41106,7 +41455,7 @@
       <w:pPr>
         <w:pStyle w:val="Heading3"/>
       </w:pPr>
-      <w:bookmarkStart w:id="112" w:name="_Toc241787385"/>
+      <w:bookmarkStart w:id="112" w:name="_Toc241918229"/>
       <w:r>
         <w:t>เลข RC และ CN ที่ออกบนเครื่อง</w:t>
       </w:r>
@@ -41328,7 +41677,7 @@
       <w:pPr>
         <w:pStyle w:val="Heading3"/>
       </w:pPr>
-      <w:bookmarkStart w:id="113" w:name="_Toc241787386"/>
+      <w:bookmarkStart w:id="113" w:name="_Toc241918230"/>
       <w:r>
         <w:t>การดึงข้อมูลแบบ keyset</w:t>
       </w:r>
@@ -41444,7 +41793,7 @@
       <w:pPr>
         <w:pStyle w:val="Heading2"/>
       </w:pPr>
-      <w:bookmarkStart w:id="114" w:name="_Toc241787387"/>
+      <w:bookmarkStart w:id="114" w:name="_Toc241918231"/>
       <w:r>
         <w:t>ความปลอดภัย</w:t>
       </w:r>
@@ -41472,7 +41821,7 @@
         <w:keepNext/>
         <w:jc w:val="center"/>
       </w:pPr>
-      <w:bookmarkStart w:id="115" w:name="_Toc241787478"/>
+      <w:bookmarkStart w:id="115" w:name="_Toc241918324"/>
       <w:r>
         <w:rPr>
           <w:i w:val="0"/>
@@ -41573,9 +41922,9 @@
         <w:tblLook w:val="04A0" w:firstRow="1" w:lastRow="0" w:firstColumn="1" w:lastColumn="0" w:noHBand="0" w:noVBand="1"/>
       </w:tblPr>
       <w:tblGrid>
-        <w:gridCol w:w="2765"/>
-        <w:gridCol w:w="2766"/>
-        <w:gridCol w:w="2768"/>
+        <w:gridCol w:w="2763"/>
+        <w:gridCol w:w="2769"/>
+        <w:gridCol w:w="2767"/>
       </w:tblGrid>
       <w:tr>
         <w:trPr>
@@ -41748,7 +42097,6 @@
           <w:p>
             <w:pPr>
               <w:pStyle w:val="TableContents"/>
-              <w:keepNext/>
             </w:pPr>
             <w:r>
               <w:rPr>
@@ -41767,7 +42115,6 @@
           <w:p>
             <w:pPr>
               <w:pStyle w:val="TableContents"/>
-              <w:keepNext/>
             </w:pPr>
             <w:r>
               <w:rPr>
@@ -41786,7 +42133,6 @@
           <w:p>
             <w:pPr>
               <w:pStyle w:val="TableContents"/>
-              <w:keepNext/>
             </w:pPr>
             <w:r>
               <w:rPr>
@@ -41810,7 +42156,6 @@
           <w:p>
             <w:pPr>
               <w:pStyle w:val="TableContents"/>
-              <w:keepNext/>
             </w:pPr>
             <w:r>
               <w:rPr>
@@ -41829,7 +42174,6 @@
           <w:p>
             <w:pPr>
               <w:pStyle w:val="TableContents"/>
-              <w:keepNext/>
             </w:pPr>
             <w:r>
               <w:rPr>
@@ -41848,7 +42192,6 @@
           <w:p>
             <w:pPr>
               <w:pStyle w:val="TableContents"/>
-              <w:keepNext/>
             </w:pPr>
             <w:r>
               <w:rPr>
@@ -41873,7 +42216,6 @@
           <w:p>
             <w:pPr>
               <w:pStyle w:val="TableContents"/>
-              <w:keepNext/>
             </w:pPr>
             <w:r>
               <w:rPr>
@@ -41892,7 +42234,6 @@
           <w:p>
             <w:pPr>
               <w:pStyle w:val="TableContents"/>
-              <w:keepNext/>
             </w:pPr>
             <w:r>
               <w:rPr>
@@ -41911,7 +42252,6 @@
           <w:p>
             <w:pPr>
               <w:pStyle w:val="TableContents"/>
-              <w:keepNext/>
             </w:pPr>
             <w:r>
               <w:rPr>
@@ -41936,7 +42276,6 @@
           <w:p>
             <w:pPr>
               <w:pStyle w:val="TableContents"/>
-              <w:keepNext/>
             </w:pPr>
             <w:r>
               <w:rPr>
@@ -41955,7 +42294,6 @@
           <w:p>
             <w:pPr>
               <w:pStyle w:val="TableContents"/>
-              <w:keepNext/>
             </w:pPr>
             <w:r>
               <w:rPr>
@@ -42008,7 +42346,6 @@
           <w:p>
             <w:pPr>
               <w:pStyle w:val="TableContents"/>
-              <w:keepNext/>
             </w:pPr>
             <w:r>
               <w:rPr>
@@ -42032,7 +42369,6 @@
           <w:p>
             <w:pPr>
               <w:pStyle w:val="TableContents"/>
-              <w:keepNext/>
             </w:pPr>
             <w:r>
               <w:rPr>
@@ -42051,7 +42387,6 @@
           <w:p>
             <w:pPr>
               <w:pStyle w:val="TableContents"/>
-              <w:keepNext/>
             </w:pPr>
             <w:r>
               <w:rPr>
@@ -42079,7 +42414,6 @@
           <w:p>
             <w:pPr>
               <w:pStyle w:val="TableContents"/>
-              <w:keepNext/>
             </w:pPr>
             <w:r>
               <w:rPr>
@@ -42104,7 +42438,6 @@
           <w:p>
             <w:pPr>
               <w:pStyle w:val="TableContents"/>
-              <w:keepNext/>
             </w:pPr>
             <w:r>
               <w:rPr>
@@ -42123,7 +42456,6 @@
           <w:p>
             <w:pPr>
               <w:pStyle w:val="TableContents"/>
-              <w:keepNext/>
             </w:pPr>
             <w:r>
               <w:rPr>
@@ -42159,7 +42491,6 @@
           <w:p>
             <w:pPr>
               <w:pStyle w:val="TableContents"/>
-              <w:keepNext/>
             </w:pPr>
             <w:r>
               <w:rPr>
@@ -42183,7 +42514,6 @@
           <w:p>
             <w:pPr>
               <w:pStyle w:val="TableContents"/>
-              <w:keepNext/>
             </w:pPr>
             <w:r>
               <w:rPr>
@@ -42202,7 +42532,6 @@
           <w:p>
             <w:pPr>
               <w:pStyle w:val="TableContents"/>
-              <w:keepNext/>
             </w:pPr>
             <w:r>
               <w:rPr>
@@ -42239,7 +42568,6 @@
           <w:p>
             <w:pPr>
               <w:pStyle w:val="TableContents"/>
-              <w:keepNext/>
             </w:pPr>
             <w:r>
               <w:rPr>
@@ -42272,7 +42600,6 @@
           <w:p>
             <w:pPr>
               <w:pStyle w:val="TableContents"/>
-              <w:keepNext/>
             </w:pPr>
             <w:r>
               <w:rPr>
@@ -42291,7 +42618,6 @@
           <w:p>
             <w:pPr>
               <w:pStyle w:val="TableContents"/>
-              <w:keepNext/>
             </w:pPr>
             <w:r>
               <w:rPr>
@@ -42327,7 +42653,6 @@
           <w:p>
             <w:pPr>
               <w:pStyle w:val="TableContents"/>
-              <w:keepNext/>
             </w:pPr>
             <w:r>
               <w:rPr>
@@ -42351,7 +42676,6 @@
           <w:p>
             <w:pPr>
               <w:pStyle w:val="TableContents"/>
-              <w:keepNext/>
             </w:pPr>
             <w:r>
               <w:rPr>
@@ -42370,7 +42694,6 @@
           <w:p>
             <w:pPr>
               <w:pStyle w:val="TableContents"/>
-              <w:keepNext/>
             </w:pPr>
             <w:r>
               <w:rPr>
@@ -42406,7 +42729,6 @@
           <w:p>
             <w:pPr>
               <w:pStyle w:val="TableContents"/>
-              <w:keepNext/>
             </w:pPr>
             <w:r>
               <w:rPr>
@@ -42430,14 +42752,15 @@
           <w:p>
             <w:pPr>
               <w:pStyle w:val="TableContents"/>
-            </w:pPr>
-            <w:r>
-              <w:rPr>
-                <w:sz w:val="28"/>
-                <w:szCs w:val="28"/>
-                <w:cs/>
-              </w:rPr>
-              <w:t>ส่วนหัวและต้นทาง</w:t>
+              <w:keepNext/>
+            </w:pPr>
+            <w:r>
+              <w:rPr>
+                <w:sz w:val="28"/>
+                <w:szCs w:val="28"/>
+                <w:cs/>
+              </w:rPr>
+              <w:t>การเข้ารหัสระหว่างทาง</w:t>
             </w:r>
           </w:p>
         </w:tc>
@@ -42448,14 +42771,15 @@
           <w:p>
             <w:pPr>
               <w:pStyle w:val="TableContents"/>
-            </w:pPr>
-            <w:r>
-              <w:rPr>
-                <w:sz w:val="28"/>
-                <w:szCs w:val="28"/>
-                <w:cs/>
-              </w:rPr>
-              <w:t xml:space="preserve">helmet; Cross-Origin Resource Sharing (CORS) ตาม </w:t>
+              <w:keepNext/>
+            </w:pPr>
+            <w:r>
+              <w:rPr>
+                <w:sz w:val="28"/>
+                <w:szCs w:val="28"/>
+                <w:cs/>
+              </w:rPr>
+              <w:t xml:space="preserve">HTTPS บน </w:t>
             </w:r>
             <w:r>
               <w:rPr>
@@ -42464,6 +42788,143 @@
                 <w:sz w:val="20"/>
                 <w:szCs w:val="20"/>
               </w:rPr>
+              <w:t>mob04</w:t>
+            </w:r>
+            <w:r>
+              <w:rPr>
+                <w:sz w:val="28"/>
+                <w:szCs w:val="28"/>
+                <w:cs/>
+              </w:rPr>
+              <w:t xml:space="preserve"> ด้วยใบรับรองเซิร์ฟเวอร์ที่ออกโดย CA ส่วนตัว (</w:t>
+            </w:r>
+            <w:r>
+              <w:rPr>
+                <w:rFonts w:ascii="Consolas" w:hAnsi="Consolas" w:cs="Consolas"/>
+                <w:color w:val="1F3B6E"/>
+                <w:sz w:val="20"/>
+                <w:szCs w:val="20"/>
+              </w:rPr>
+              <w:t>certgen</w:t>
+            </w:r>
+            <w:r>
+              <w:rPr>
+                <w:sz w:val="28"/>
+                <w:szCs w:val="28"/>
+                <w:cs/>
+              </w:rPr>
+              <w:t xml:space="preserve">); แอปบนอุปกรณ์เชื่อถือ CA นี้ผ่าน </w:t>
+            </w:r>
+            <w:r>
+              <w:rPr>
+                <w:rFonts w:ascii="Consolas" w:hAnsi="Consolas" w:cs="Consolas"/>
+                <w:color w:val="1F3B6E"/>
+                <w:sz w:val="20"/>
+                <w:szCs w:val="20"/>
+              </w:rPr>
+              <w:t>HttpOverrides</w:t>
+            </w:r>
+            <w:r>
+              <w:rPr>
+                <w:sz w:val="28"/>
+                <w:szCs w:val="28"/>
+                <w:cs/>
+              </w:rPr>
+              <w:t xml:space="preserve"> โดยไม่ใช้ </w:t>
+            </w:r>
+            <w:r>
+              <w:rPr>
+                <w:rFonts w:ascii="Consolas" w:hAnsi="Consolas" w:cs="Consolas"/>
+                <w:color w:val="1F3B6E"/>
+                <w:sz w:val="20"/>
+                <w:szCs w:val="20"/>
+              </w:rPr>
+              <w:t>badCertificateCallback</w:t>
+            </w:r>
+          </w:p>
+        </w:tc>
+        <w:tc>
+          <w:tcPr>
+            <w:tcW w:w="2770" w:type="dxa"/>
+          </w:tcPr>
+          <w:p>
+            <w:pPr>
+              <w:pStyle w:val="TableContents"/>
+              <w:keepNext/>
+            </w:pPr>
+            <w:r>
+              <w:rPr>
+                <w:sz w:val="28"/>
+                <w:szCs w:val="28"/>
+                <w:cs/>
+              </w:rPr>
+              <w:t>ไม่มีชื่อ DNS จึงขอใบรับรองสาธารณะไม่ได้ (</w:t>
+            </w:r>
+            <w:r>
+              <w:rPr>
+                <w:rFonts w:ascii="Consolas" w:hAnsi="Consolas" w:cs="Consolas"/>
+                <w:color w:val="1F3B6E"/>
+                <w:sz w:val="20"/>
+                <w:szCs w:val="20"/>
+              </w:rPr>
+              <w:t>07_​CICD_​DEPLOY.​md</w:t>
+            </w:r>
+            <w:r>
+              <w:rPr>
+                <w:sz w:val="28"/>
+                <w:szCs w:val="28"/>
+              </w:rPr>
+              <w:t xml:space="preserve"> §5 "TLS", PR #552)</w:t>
+            </w:r>
+          </w:p>
+        </w:tc>
+      </w:tr>
+      <w:tr>
+        <w:trPr>
+          <w:cantSplit/>
+          <w:jc w:val="center"/>
+        </w:trPr>
+        <w:tc>
+          <w:tcPr>
+            <w:tcW w:w="2770" w:type="dxa"/>
+          </w:tcPr>
+          <w:p>
+            <w:pPr>
+              <w:pStyle w:val="TableContents"/>
+            </w:pPr>
+            <w:r>
+              <w:rPr>
+                <w:sz w:val="28"/>
+                <w:szCs w:val="28"/>
+                <w:cs/>
+              </w:rPr>
+              <w:t>ส่วนหัวและต้นทาง</w:t>
+            </w:r>
+          </w:p>
+        </w:tc>
+        <w:tc>
+          <w:tcPr>
+            <w:tcW w:w="2770" w:type="dxa"/>
+          </w:tcPr>
+          <w:p>
+            <w:pPr>
+              <w:pStyle w:val="TableContents"/>
+            </w:pPr>
+            <w:r>
+              <w:rPr>
+                <w:sz w:val="28"/>
+                <w:szCs w:val="28"/>
+                <w:cs/>
+              </w:rPr>
+              <w:t xml:space="preserve">helmet; Cross-Origin Resource Sharing (CORS) ตาม </w:t>
+            </w:r>
+            <w:r>
+              <w:rPr>
+                <w:rFonts w:ascii="Consolas" w:hAnsi="Consolas" w:cs="Consolas"/>
+                <w:color w:val="1F3B6E"/>
+                <w:sz w:val="20"/>
+                <w:szCs w:val="20"/>
+              </w:rPr>
               <w:t>CORS_​ORIGINS</w:t>
             </w:r>
             <w:r>
@@ -42505,7 +42966,7 @@
       <w:pPr>
         <w:pStyle w:val="Heading2"/>
       </w:pPr>
-      <w:bookmarkStart w:id="116" w:name="_Toc241787388"/>
+      <w:bookmarkStart w:id="116" w:name="_Toc241918232"/>
       <w:r>
         <w:t>การนำระบบขึ้นใช้งาน (deploy)</w:t>
       </w:r>
@@ -42515,7 +42976,7 @@
       <w:pPr>
         <w:pStyle w:val="Heading3"/>
       </w:pPr>
-      <w:bookmarkStart w:id="117" w:name="_Toc241787389"/>
+      <w:bookmarkStart w:id="117" w:name="_Toc241918233"/>
       <w:r>
         <w:t>โครงสร้างการ deploy และระดับของ CI/CD</w:t>
       </w:r>
@@ -42623,7 +43084,7 @@
           <w:noProof/>
         </w:rPr>
         <w:drawing>
-          <wp:inline distT="0" distB="0" distL="0" distR="0" wp14:anchorId="07AEE8D5" wp14:editId="5C26F550">
+          <wp:inline distT="0" distB="0" distL="0" distR="0" wp14:anchorId="7F14A478" wp14:editId="55F67CEA">
             <wp:extent cx="5220000" cy="6525000"/>
             <wp:effectExtent l="0" t="0" r="0" b="0"/>
             <wp:docPr id="9" name="Picture 9"/>
@@ -42664,7 +43125,7 @@
         <w:pStyle w:val="a"/>
         <w:jc w:val="center"/>
       </w:pPr>
-      <w:bookmarkStart w:id="118" w:name="_Toc241787449"/>
+      <w:bookmarkStart w:id="118" w:name="_Toc241918295"/>
       <w:r>
         <w:rPr>
           <w:i w:val="0"/>
@@ -42940,7 +43401,7 @@
         <w:rPr>
           <w:cs/>
         </w:rPr>
-        <w:t xml:space="preserve">) ทั้งสองเวิร์กโฟลว์แรกถูกเรียกทุก push และ pull request โดยไม่กรองพาธที่ชั้นนอก แต่มีงาน </w:t>
+        <w:t xml:space="preserve">) นอกจากสี่ระดับนี้ยังมีเวิร์กโฟลว์ </w:t>
       </w:r>
       <w:r>
         <w:rPr>
@@ -42949,13 +43410,13 @@
           <w:sz w:val="24"/>
           <w:szCs w:val="24"/>
         </w:rPr>
-        <w:t>changes</w:t>
-      </w:r>
-      <w:r>
-        <w:rPr>
-          <w:cs/>
-        </w:rPr>
-        <w:t xml:space="preserve"> ภายในตัดสินว่าจะรันงานใด และลงท้ายด้วยงานสถานะที่รายงานผลเสมอ (</w:t>
+        <w:t>android-​apk.​yml</w:t>
+      </w:r>
+      <w:r>
+        <w:rPr>
+          <w:cs/>
+        </w:rPr>
+        <w:t xml:space="preserve"> ที่สั่งรันด้วยมือเท่านั้น (รายละเอียดในหัวข้อถัดไป) ทั้งสองเวิร์กโฟลว์แรกถูกเรียกทุก push และ pull request โดยไม่กรองพาธที่ชั้นนอก แต่มีงาน </w:t>
       </w:r>
       <w:r>
         <w:rPr>
@@ -42964,10 +43425,13 @@
           <w:sz w:val="24"/>
           <w:szCs w:val="24"/>
         </w:rPr>
-        <w:t>flutter-​ci-​status</w:t>
-      </w:r>
-      <w:r>
-        <w:t xml:space="preserve">, </w:t>
+        <w:t>changes</w:t>
+      </w:r>
+      <w:r>
+        <w:rPr>
+          <w:cs/>
+        </w:rPr>
+        <w:t xml:space="preserve"> ภายในตัดสินว่าจะรันงานใด และลงท้ายด้วยงานสถานะที่รายงานผลเสมอ (</w:t>
       </w:r>
       <w:r>
         <w:rPr>
@@ -42976,13 +43440,10 @@
           <w:sz w:val="24"/>
           <w:szCs w:val="24"/>
         </w:rPr>
-        <w:t>server-​ci-​status</w:t>
-      </w:r>
-      <w:r>
-        <w:rPr>
-          <w:cs/>
-        </w:rPr>
-        <w:t xml:space="preserve">) ซึ่งเป็นเงื่อนไขบังคับของสาขา </w:t>
+        <w:t>flutter-​ci-​status</w:t>
+      </w:r>
+      <w:r>
+        <w:t xml:space="preserve">, </w:t>
       </w:r>
       <w:r>
         <w:rPr>
@@ -42991,13 +43452,13 @@
           <w:sz w:val="24"/>
           <w:szCs w:val="24"/>
         </w:rPr>
-        <w:t>main</w:t>
-      </w:r>
-      <w:r>
-        <w:rPr>
-          <w:cs/>
-        </w:rPr>
-        <w:t xml:space="preserve"> เพียงสองรายการ เหตุผลคือการตรวจสอบสถานะที่บังคับต้องรายงานผลทุกครั้ง หากกรองพาธที่ชั้นนอก PR ที่แก้เฉพาะ </w:t>
+        <w:t>server-​ci-​status</w:t>
+      </w:r>
+      <w:r>
+        <w:rPr>
+          <w:cs/>
+        </w:rPr>
+        <w:t xml:space="preserve">) ซึ่งเป็นเงื่อนไขบังคับของสาขา </w:t>
       </w:r>
       <w:r>
         <w:rPr>
@@ -43006,13 +43467,13 @@
           <w:sz w:val="24"/>
           <w:szCs w:val="24"/>
         </w:rPr>
-        <w:t>server/​</w:t>
-      </w:r>
-      <w:r>
-        <w:rPr>
-          <w:cs/>
-        </w:rPr>
-        <w:t xml:space="preserve"> จะไม่มีสถานะของ Flutter CI ให้ผ่าน push ที่แก้เฉพาะเอกสาร (</w:t>
+        <w:t>main</w:t>
+      </w:r>
+      <w:r>
+        <w:rPr>
+          <w:cs/>
+        </w:rPr>
+        <w:t xml:space="preserve"> เพียงสองรายการ เหตุผลคือการตรวจสอบสถานะที่บังคับต้องรายงานผลทุกครั้ง หากกรองพาธที่ชั้นนอก PR ที่แก้เฉพาะ </w:t>
       </w:r>
       <w:r>
         <w:rPr>
@@ -43021,13 +43482,13 @@
           <w:sz w:val="24"/>
           <w:szCs w:val="24"/>
         </w:rPr>
-        <w:t>*.​md</w:t>
-      </w:r>
-      <w:r>
-        <w:rPr>
-          <w:cs/>
-        </w:rPr>
-        <w:t xml:space="preserve"> หรือ </w:t>
+        <w:t>server/​</w:t>
+      </w:r>
+      <w:r>
+        <w:rPr>
+          <w:cs/>
+        </w:rPr>
+        <w:t xml:space="preserve"> จะไม่มีสถานะของ Flutter CI ให้ผ่าน push ที่แก้เฉพาะเอกสาร (</w:t>
       </w:r>
       <w:r>
         <w:rPr>
@@ -43036,37 +43497,13 @@
           <w:sz w:val="24"/>
           <w:szCs w:val="24"/>
         </w:rPr>
-        <w:t>docs/​**</w:t>
-      </w:r>
-      <w:r>
-        <w:rPr>
-          <w:cs/>
-        </w:rPr>
-        <w:t>) ข้ามการทดสอบและการสร้างอิมเมจ เครื่องเสมือนจึงอยู่ที่ SHA ของโค้ดล่าสุดเสมอ</w:t>
-      </w:r>
-    </w:p>
-    <w:p>
-      <w:pPr>
-        <w:pStyle w:val="Heading3"/>
-      </w:pPr>
-      <w:bookmarkStart w:id="119" w:name="_Toc241787390"/>
-      <w:r>
-        <w:t xml:space="preserve">Ansible </w:t>
-      </w:r>
-      <w:r>
-        <w:t>และ self-hosted runner</w:t>
-      </w:r>
-      <w:bookmarkEnd w:id="119"/>
-    </w:p>
-    <w:p>
-      <w:pPr>
-        <w:pStyle w:val="BodyText"/>
-        <w:spacing w:before="60" w:after="60"/>
-        <w:jc w:val="thaiDistribute"/>
-      </w:pPr>
-      <w:r>
-        <w:tab/>
-        <w:t xml:space="preserve">playbook </w:t>
+        <w:t>*.​md</w:t>
+      </w:r>
+      <w:r>
+        <w:rPr>
+          <w:cs/>
+        </w:rPr>
+        <w:t xml:space="preserve"> หรือ </w:t>
       </w:r>
       <w:r>
         <w:rPr>
@@ -43075,13 +43512,37 @@
           <w:sz w:val="24"/>
           <w:szCs w:val="24"/>
         </w:rPr>
-        <w:t>deploy.​yml</w:t>
-      </w:r>
-      <w:r>
-        <w:rPr>
-          <w:cs/>
-        </w:rPr>
-        <w:t xml:space="preserve"> ของ Ansible [35] ทำตามลำดับ ตรวจ SHA ที่รันอยู่และออกก่อนเมื่อซ้ำ ซิงก์ไฟล์ Compose และ Nginx ดึงอิมเมจจาก GHCR รัน migrations ผ่านคอนเทนเนอร์ </w:t>
+        <w:t>docs/​**</w:t>
+      </w:r>
+      <w:r>
+        <w:rPr>
+          <w:cs/>
+        </w:rPr>
+        <w:t>) ข้ามการทดสอบและการสร้างอิมเมจ เครื่องเสมือนจึงอยู่ที่ SHA ของโค้ดล่าสุดเสมอ</w:t>
+      </w:r>
+    </w:p>
+    <w:p>
+      <w:pPr>
+        <w:pStyle w:val="Heading3"/>
+      </w:pPr>
+      <w:bookmarkStart w:id="119" w:name="_Toc241918234"/>
+      <w:r>
+        <w:t xml:space="preserve">Ansible </w:t>
+      </w:r>
+      <w:r>
+        <w:t>และ self-hosted runner</w:t>
+      </w:r>
+      <w:bookmarkEnd w:id="119"/>
+    </w:p>
+    <w:p>
+      <w:pPr>
+        <w:pStyle w:val="BodyText"/>
+        <w:spacing w:before="60" w:after="60"/>
+        <w:jc w:val="thaiDistribute"/>
+      </w:pPr>
+      <w:r>
+        <w:tab/>
+        <w:t xml:space="preserve">playbook </w:t>
       </w:r>
       <w:r>
         <w:rPr>
@@ -43090,13 +43551,13 @@
           <w:sz w:val="24"/>
           <w:szCs w:val="24"/>
         </w:rPr>
-        <w:t>migrate</w:t>
-      </w:r>
-      <w:r>
-        <w:rPr>
-          <w:cs/>
-        </w:rPr>
-        <w:t xml:space="preserve"> (สคีมาก่อนโค้ด) รีสตาร์ตแบบหมุนเวียน </w:t>
+        <w:t>deploy.​yml</w:t>
+      </w:r>
+      <w:r>
+        <w:rPr>
+          <w:cs/>
+        </w:rPr>
+        <w:t xml:space="preserve"> ของ Ansible [35] ทำตามลำดับ ตรวจ SHA ที่รันอยู่และออกก่อนเมื่อซ้ำ ซิงก์ไฟล์ Compose และ Nginx ดึงอิมเมจจาก GHCR รัน migrations ผ่านคอนเทนเนอร์ </w:t>
       </w:r>
       <w:r>
         <w:rPr>
@@ -43105,10 +43566,13 @@
           <w:sz w:val="24"/>
           <w:szCs w:val="24"/>
         </w:rPr>
-        <w:t>api-​1</w:t>
-      </w:r>
-      <w:r>
-        <w:t xml:space="preserve"> → </w:t>
+        <w:t>migrate</w:t>
+      </w:r>
+      <w:r>
+        <w:rPr>
+          <w:cs/>
+        </w:rPr>
+        <w:t xml:space="preserve"> (สคีมาก่อนโค้ด) รีสตาร์ตแบบหมุนเวียน </w:t>
       </w:r>
       <w:r>
         <w:rPr>
@@ -43117,7 +43581,7 @@
           <w:sz w:val="24"/>
           <w:szCs w:val="24"/>
         </w:rPr>
-        <w:t>api-​2</w:t>
+        <w:t>api-​1</w:t>
       </w:r>
       <w:r>
         <w:t xml:space="preserve"> → </w:t>
@@ -43129,13 +43593,10 @@
           <w:sz w:val="24"/>
           <w:szCs w:val="24"/>
         </w:rPr>
-        <w:t>api-​3</w:t>
-      </w:r>
-      <w:r>
-        <w:rPr>
-          <w:cs/>
-        </w:rPr>
-        <w:t xml:space="preserve"> พร้อมตรวจสุขภาพ รีสตาร์ต worker และ bull-board อัปเดตไฟล์เว็บแล้วสร้าง Nginx ใหม่ ตรวจ </w:t>
+        <w:t>api-​2</w:t>
+      </w:r>
+      <w:r>
+        <w:t xml:space="preserve"> → </w:t>
       </w:r>
       <w:r>
         <w:rPr>
@@ -43144,13 +43605,13 @@
           <w:sz w:val="24"/>
           <w:szCs w:val="24"/>
         </w:rPr>
-        <w:t>GET /​health/​ready</w:t>
-      </w:r>
-      <w:r>
-        <w:rPr>
-          <w:cs/>
-        </w:rPr>
-        <w:t xml:space="preserve"> ผ่าน Nginx บันทึก SHA ลง </w:t>
+        <w:t>api-​3</w:t>
+      </w:r>
+      <w:r>
+        <w:rPr>
+          <w:cs/>
+        </w:rPr>
+        <w:t xml:space="preserve"> พร้อมตรวจสุขภาพ รีสตาร์ต worker และ bull-board อัปเดตไฟล์เว็บแล้วสร้าง Nginx ใหม่ ตรวจ </w:t>
       </w:r>
       <w:r>
         <w:rPr>
@@ -43159,29 +43620,13 @@
           <w:sz w:val="24"/>
           <w:szCs w:val="24"/>
         </w:rPr>
-        <w:t>/​opt/​pos/​.​current_​sha</w:t>
-      </w:r>
-      <w:r>
-        <w:rPr>
-          <w:cs/>
-        </w:rPr>
-        <w:t xml:space="preserve"> และสุดท้ายเริ่มชุดมอนิเตอร์ ซึ่งหากล้มเหลวจะเพียงแจ้งเตือน migration รันเป็นงานครั้งเดียวก่อน api ทุกตัว ไม่ใช่ตอนบูต เพราะอินสแตนซ์สามตัวจะแย่งกัน เมื่อ readiness ล้มเหลว สคริปต์ deploy จะติดตั้งรุ่นก่อนหน้ากลับอัตโนมัติ</w:t>
-      </w:r>
-    </w:p>
-    <w:p>
-      <w:pPr>
-        <w:pStyle w:val="BodyText"/>
-        <w:spacing w:before="60" w:after="60"/>
-        <w:jc w:val="thaiDistribute"/>
-      </w:pPr>
-      <w:r>
-        <w:tab/>
-      </w:r>
-      <w:r>
-        <w:rPr>
-          <w:cs/>
-        </w:rPr>
-        <w:t xml:space="preserve">เครื่องเสมือนอยู่หลังเครือข่ายมหาวิทยาลัยที่ตัวรันของ GitHub เข้าไม่ถึง ทีมจึงติดตั้ง self-hosted runner บน </w:t>
+        <w:t>GET /​health/​ready</w:t>
+      </w:r>
+      <w:r>
+        <w:rPr>
+          <w:cs/>
+        </w:rPr>
+        <w:t xml:space="preserve"> ผ่าน Nginx บันทึก SHA ลง </w:t>
       </w:r>
       <w:r>
         <w:rPr>
@@ -43190,13 +43635,29 @@
           <w:sz w:val="24"/>
           <w:szCs w:val="24"/>
         </w:rPr>
-        <w:t>mob04</w:t>
-      </w:r>
-      <w:r>
-        <w:rPr>
-          <w:cs/>
-        </w:rPr>
-        <w:t xml:space="preserve"> และสภาพแวดล้อม </w:t>
+        <w:t>/​opt/​pos/​.​current_​sha</w:t>
+      </w:r>
+      <w:r>
+        <w:rPr>
+          <w:cs/>
+        </w:rPr>
+        <w:t xml:space="preserve"> และสุดท้ายเริ่มชุดมอนิเตอร์ ซึ่งหากล้มเหลวจะเพียงแจ้งเตือน migration รันเป็นงานครั้งเดียวก่อน api ทุกตัว ไม่ใช่ตอนบูต เพราะอินสแตนซ์สามตัวจะแย่งกัน เมื่อ readiness ล้มเหลว สคริปต์ deploy จะติดตั้งรุ่นก่อนหน้ากลับอัตโนมัติ</w:t>
+      </w:r>
+    </w:p>
+    <w:p>
+      <w:pPr>
+        <w:pStyle w:val="BodyText"/>
+        <w:spacing w:before="60" w:after="60"/>
+        <w:jc w:val="thaiDistribute"/>
+      </w:pPr>
+      <w:r>
+        <w:tab/>
+      </w:r>
+      <w:r>
+        <w:rPr>
+          <w:cs/>
+        </w:rPr>
+        <w:t xml:space="preserve">เครื่องเสมือนอยู่หลังเครือข่ายมหาวิทยาลัยที่ตัวรันของ GitHub เข้าไม่ถึง ทีมจึงติดตั้ง self-hosted runner บน </w:t>
       </w:r>
       <w:r>
         <w:rPr>
@@ -43205,13 +43666,13 @@
           <w:sz w:val="24"/>
           <w:szCs w:val="24"/>
         </w:rPr>
-        <w:t>demo</w:t>
-      </w:r>
-      <w:r>
-        <w:rPr>
-          <w:cs/>
-        </w:rPr>
-        <w:t xml:space="preserve"> กำหนดให้ผู้ตรวจที่ระบุอนุมัติก่อนงาน </w:t>
+        <w:t>mob04</w:t>
+      </w:r>
+      <w:r>
+        <w:rPr>
+          <w:cs/>
+        </w:rPr>
+        <w:t xml:space="preserve"> และสภาพแวดล้อม </w:t>
       </w:r>
       <w:r>
         <w:rPr>
@@ -43220,13 +43681,13 @@
           <w:sz w:val="24"/>
           <w:szCs w:val="24"/>
         </w:rPr>
-        <w:t>deploy</w:t>
-      </w:r>
-      <w:r>
-        <w:rPr>
-          <w:cs/>
-        </w:rPr>
-        <w:t xml:space="preserve"> จะแตะเครื่อง (ภาคผนวกของ ADR-0013) การ trigger อัตโนมัติทุกครั้งที่ </w:t>
+        <w:t>demo</w:t>
+      </w:r>
+      <w:r>
+        <w:rPr>
+          <w:cs/>
+        </w:rPr>
+        <w:t xml:space="preserve"> กำหนดให้ผู้ตรวจที่ระบุอนุมัติก่อนงาน </w:t>
       </w:r>
       <w:r>
         <w:rPr>
@@ -43235,39 +43696,13 @@
           <w:sz w:val="24"/>
           <w:szCs w:val="24"/>
         </w:rPr>
-        <w:t>main</w:t>
-      </w:r>
-      <w:r>
-        <w:rPr>
-          <w:cs/>
-        </w:rPr>
-        <w:t xml:space="preserve"> ผ่านยังคงอยู่ แต่งานจะค้างในสถานะรออนุมัติ ซึ่งเป็นกลไกเดียวที่กันการ merge ไม่ให้ไปทับเครื่องระหว่างการสาธิต ผลการ deploy จริงรายงานในบทที่ 4</w:t>
-      </w:r>
-    </w:p>
-    <w:p>
-      <w:pPr>
-        <w:pStyle w:val="Heading2"/>
-      </w:pPr>
-      <w:bookmarkStart w:id="120" w:name="_Toc241787391"/>
-      <w:r>
-        <w:t>เทคโนโลยีที่ใช้</w:t>
-      </w:r>
-      <w:bookmarkEnd w:id="120"/>
-    </w:p>
-    <w:p>
-      <w:pPr>
-        <w:pStyle w:val="BodyText"/>
-        <w:spacing w:before="60" w:after="60"/>
-        <w:jc w:val="thaiDistribute"/>
-      </w:pPr>
-      <w:r>
-        <w:tab/>
-      </w:r>
-      <w:r>
-        <w:rPr>
-          <w:cs/>
-        </w:rPr>
-        <w:t xml:space="preserve">ตารางที่ 3.11 รวบรวมเทคโนโลยีและเวอร์ชันของไลบรารี โดยเป็นช่วงเวอร์ชันที่ประกาศใน </w:t>
+        <w:t>deploy</w:t>
+      </w:r>
+      <w:r>
+        <w:rPr>
+          <w:cs/>
+        </w:rPr>
+        <w:t xml:space="preserve"> จะแตะเครื่อง (ภาคผนวกของ ADR-0013) การ trigger อัตโนมัติทุกครั้งที่ </w:t>
       </w:r>
       <w:r>
         <w:rPr>
@@ -43276,13 +43711,42 @@
           <w:sz w:val="24"/>
           <w:szCs w:val="24"/>
         </w:rPr>
-        <w:t>frontend/​pubspec.​yaml</w:t>
-      </w:r>
-      <w:r>
-        <w:rPr>
-          <w:cs/>
-        </w:rPr>
-        <w:t xml:space="preserve"> และ </w:t>
+        <w:t>main</w:t>
+      </w:r>
+      <w:r>
+        <w:rPr>
+          <w:cs/>
+        </w:rPr>
+        <w:t xml:space="preserve"> ผ่านยังคงอยู่ แต่งานจะค้างในสถานะรออนุมัติ ซึ่งเป็นกลไกเดียวที่กันการ merge ไม่ให้ไปทับเครื่องระหว่างการสาธิต ผลการ deploy จริงรายงานในบทที่ 4</w:t>
+      </w:r>
+    </w:p>
+    <w:p>
+      <w:pPr>
+        <w:pStyle w:val="Heading3"/>
+      </w:pPr>
+      <w:bookmarkStart w:id="120" w:name="_Toc241918235"/>
+      <w:r>
+        <w:t xml:space="preserve">TLS </w:t>
+      </w:r>
+      <w:r>
+        <w:t>ด้วย CA ส่วนตัวและการสร้างไฟล์ติดตั้ง Android</w:t>
+      </w:r>
+      <w:bookmarkEnd w:id="120"/>
+    </w:p>
+    <w:p>
+      <w:pPr>
+        <w:pStyle w:val="BodyText"/>
+        <w:spacing w:before="60" w:after="60"/>
+        <w:jc w:val="thaiDistribute"/>
+      </w:pPr>
+      <w:r>
+        <w:tab/>
+      </w:r>
+      <w:r>
+        <w:rPr>
+          <w:cs/>
+        </w:rPr>
+        <w:t xml:space="preserve">แอปบน Android ที่สร้างด้วยบิลด์ API เรียก </w:t>
       </w:r>
       <w:r>
         <w:rPr>
@@ -43291,6 +43755,609 @@
           <w:sz w:val="24"/>
           <w:szCs w:val="24"/>
         </w:rPr>
+        <w:t>https:/​/​172.​30.​58.​20</w:t>
+      </w:r>
+      <w:r>
+        <w:rPr>
+          <w:cs/>
+        </w:rPr>
+        <w:t xml:space="preserve"> ซึ่ง </w:t>
+      </w:r>
+      <w:r>
+        <w:rPr>
+          <w:rFonts w:ascii="Consolas" w:hAnsi="Consolas" w:cs="Consolas"/>
+          <w:color w:val="1F3B6E"/>
+          <w:sz w:val="24"/>
+          <w:szCs w:val="24"/>
+        </w:rPr>
+        <w:t>HttpClient</w:t>
+      </w:r>
+      <w:r>
+        <w:rPr>
+          <w:cs/>
+        </w:rPr>
+        <w:t xml:space="preserve"> ของ Dart จะปฏิเสธเมื่อใบรับรองไม่เชื่อมโยงถึง root ที่เชื่อถือหรือไม่มี IP นั้นใน Subject Alternative Name (SAN) โครงงานยังไม่มีชื่อ DNS จึงขอใบรับรองสาธารณะไม่ได้ ทีมจึงเลือกใช้ Certificate Authority (CA) ส่วนตัว (PR #552) แทนการตั้งให้แอปข้ามการตรวจใบรับรอง คอนเทนเนอร์ครั้งเดียว </w:t>
+      </w:r>
+      <w:r>
+        <w:rPr>
+          <w:rFonts w:ascii="Consolas" w:hAnsi="Consolas" w:cs="Consolas"/>
+          <w:color w:val="1F3B6E"/>
+          <w:sz w:val="24"/>
+          <w:szCs w:val="24"/>
+        </w:rPr>
+        <w:t>certgen</w:t>
+      </w:r>
+      <w:r>
+        <w:t xml:space="preserve"> (</w:t>
+      </w:r>
+      <w:r>
+        <w:rPr>
+          <w:rFonts w:ascii="Consolas" w:hAnsi="Consolas" w:cs="Consolas"/>
+          <w:color w:val="1F3B6E"/>
+          <w:sz w:val="24"/>
+          <w:szCs w:val="24"/>
+        </w:rPr>
+        <w:t>server/​docker/​certgen/​certgen.​sh</w:t>
+      </w:r>
+      <w:r>
+        <w:rPr>
+          <w:cs/>
+        </w:rPr>
+        <w:t xml:space="preserve">) สร้าง CA ไว้ในวอลุ่ม </w:t>
+      </w:r>
+      <w:r>
+        <w:rPr>
+          <w:rFonts w:ascii="Consolas" w:hAnsi="Consolas" w:cs="Consolas"/>
+          <w:color w:val="1F3B6E"/>
+          <w:sz w:val="24"/>
+          <w:szCs w:val="24"/>
+        </w:rPr>
+        <w:t>certs-​ca</w:t>
+      </w:r>
+      <w:r>
+        <w:rPr>
+          <w:cs/>
+        </w:rPr>
+        <w:t xml:space="preserve"> เพียงครั้งเดียวและไม่แทนที่อีก เพราะทุกไฟล์ติดตั้งที่สร้างแล้วฝังส่วนสาธารณะของ CA นี้ไว้ จากนั้นออกใบรับรองเซิร์ฟเวอร์ที่มี SAN เป็น </w:t>
+      </w:r>
+      <w:r>
+        <w:rPr>
+          <w:rFonts w:ascii="Consolas" w:hAnsi="Consolas" w:cs="Consolas"/>
+          <w:color w:val="1F3B6E"/>
+          <w:sz w:val="24"/>
+          <w:szCs w:val="24"/>
+        </w:rPr>
+        <w:t>localhost</w:t>
+      </w:r>
+      <w:r>
+        <w:t xml:space="preserve">, </w:t>
+      </w:r>
+      <w:r>
+        <w:rPr>
+          <w:rFonts w:ascii="Consolas" w:hAnsi="Consolas" w:cs="Consolas"/>
+          <w:color w:val="1F3B6E"/>
+          <w:sz w:val="24"/>
+          <w:szCs w:val="24"/>
+        </w:rPr>
+        <w:t>127.​0.​0.​1</w:t>
+      </w:r>
+      <w:r>
+        <w:rPr>
+          <w:cs/>
+        </w:rPr>
+        <w:t xml:space="preserve"> และ </w:t>
+      </w:r>
+      <w:r>
+        <w:rPr>
+          <w:rFonts w:ascii="Consolas" w:hAnsi="Consolas" w:cs="Consolas"/>
+          <w:color w:val="1F3B6E"/>
+          <w:sz w:val="24"/>
+          <w:szCs w:val="24"/>
+        </w:rPr>
+        <w:t>172.​30.​58.​20</w:t>
+      </w:r>
+      <w:r>
+        <w:rPr>
+          <w:cs/>
+        </w:rPr>
+        <w:t xml:space="preserve"> ให้ Nginx ใช้ และออกใหม่เมื่อใบเดิมหาย ไม่ได้ลงนามโดย CA นี้ มี SAN ต่างไป หรือใกล้หมดอายุภายใน 30 วัน ส่วนกุญแจของ CA ไม่ออกจากวอลุ่ม ไม่เข้า git และไม่เข้า CI playbook </w:t>
+      </w:r>
+      <w:r>
+        <w:rPr>
+          <w:rFonts w:ascii="Consolas" w:hAnsi="Consolas" w:cs="Consolas"/>
+          <w:color w:val="1F3B6E"/>
+          <w:sz w:val="24"/>
+          <w:szCs w:val="24"/>
+        </w:rPr>
+        <w:t>deploy.​yml</w:t>
+      </w:r>
+      <w:r>
+        <w:rPr>
+          <w:cs/>
+        </w:rPr>
+        <w:t xml:space="preserve"> รัน </w:t>
+      </w:r>
+      <w:r>
+        <w:rPr>
+          <w:rFonts w:ascii="Consolas" w:hAnsi="Consolas" w:cs="Consolas"/>
+          <w:color w:val="1F3B6E"/>
+          <w:sz w:val="24"/>
+          <w:szCs w:val="24"/>
+        </w:rPr>
+        <w:t>certgen</w:t>
+      </w:r>
+      <w:r>
+        <w:rPr>
+          <w:cs/>
+        </w:rPr>
+        <w:t xml:space="preserve"> ด้วย </w:t>
+      </w:r>
+      <w:r>
+        <w:rPr>
+          <w:rFonts w:ascii="Consolas" w:hAnsi="Consolas" w:cs="Consolas"/>
+          <w:color w:val="1F3B6E"/>
+          <w:sz w:val="24"/>
+          <w:szCs w:val="24"/>
+        </w:rPr>
+        <w:t>docker compose run</w:t>
+      </w:r>
+      <w:r>
+        <w:rPr>
+          <w:cs/>
+        </w:rPr>
+        <w:t xml:space="preserve"> ก่อนสร้าง Nginx ใหม่ เพื่อให้การออกใบรับรองที่ล้มเหลวทำให้การ deploy ล้มเหลวด้วย (</w:t>
+      </w:r>
+      <w:r>
+        <w:rPr>
+          <w:rFonts w:ascii="Consolas" w:hAnsi="Consolas" w:cs="Consolas"/>
+          <w:color w:val="1F3B6E"/>
+          <w:sz w:val="24"/>
+          <w:szCs w:val="24"/>
+        </w:rPr>
+        <w:t>up -​d</w:t>
+      </w:r>
+      <w:r>
+        <w:rPr>
+          <w:cs/>
+        </w:rPr>
+        <w:t xml:space="preserve"> ไม่รอคอนเทนเนอร์ครั้งเดียว) และงาน </w:t>
+      </w:r>
+      <w:r>
+        <w:rPr>
+          <w:rFonts w:ascii="Consolas" w:hAnsi="Consolas" w:cs="Consolas"/>
+          <w:color w:val="1F3B6E"/>
+          <w:sz w:val="24"/>
+          <w:szCs w:val="24"/>
+        </w:rPr>
+        <w:t>nginx-​check</w:t>
+      </w:r>
+      <w:r>
+        <w:rPr>
+          <w:cs/>
+        </w:rPr>
+        <w:t xml:space="preserve"> ของ </w:t>
+      </w:r>
+      <w:r>
+        <w:rPr>
+          <w:rFonts w:ascii="Consolas" w:hAnsi="Consolas" w:cs="Consolas"/>
+          <w:color w:val="1F3B6E"/>
+          <w:sz w:val="24"/>
+          <w:szCs w:val="24"/>
+        </w:rPr>
+        <w:t>server.​yml</w:t>
+      </w:r>
+      <w:r>
+        <w:rPr>
+          <w:cs/>
+        </w:rPr>
+        <w:t xml:space="preserve"> รันสคริปต์ทดสอบ </w:t>
+      </w:r>
+      <w:r>
+        <w:rPr>
+          <w:rFonts w:ascii="Consolas" w:hAnsi="Consolas" w:cs="Consolas"/>
+          <w:color w:val="1F3B6E"/>
+          <w:sz w:val="24"/>
+          <w:szCs w:val="24"/>
+        </w:rPr>
+        <w:t>deploy/​scripts/​test/​certgen.​test.​sh</w:t>
+      </w:r>
+      <w:r>
+        <w:rPr>
+          <w:cs/>
+        </w:rPr>
+        <w:t xml:space="preserve"> ฝั่งแอป </w:t>
+      </w:r>
+      <w:r>
+        <w:rPr>
+          <w:rFonts w:ascii="Consolas" w:hAnsi="Consolas" w:cs="Consolas"/>
+          <w:color w:val="1F3B6E"/>
+          <w:sz w:val="24"/>
+          <w:szCs w:val="24"/>
+        </w:rPr>
+        <w:t>frontend/​lib/​core/​network/​pos_​trust_​io.​dart</w:t>
+      </w:r>
+      <w:r>
+        <w:rPr>
+          <w:cs/>
+        </w:rPr>
+        <w:t xml:space="preserve"> อ่านใบรับรอง CA จากแอสเซตแล้วตั้ง </w:t>
+      </w:r>
+      <w:r>
+        <w:rPr>
+          <w:rFonts w:ascii="Consolas" w:hAnsi="Consolas" w:cs="Consolas"/>
+          <w:color w:val="1F3B6E"/>
+          <w:sz w:val="24"/>
+          <w:szCs w:val="24"/>
+        </w:rPr>
+        <w:t>HttpOverrides</w:t>
+      </w:r>
+      <w:r>
+        <w:rPr>
+          <w:cs/>
+        </w:rPr>
+        <w:t xml:space="preserve"> ให้ทุก </w:t>
+      </w:r>
+      <w:r>
+        <w:rPr>
+          <w:rFonts w:ascii="Consolas" w:hAnsi="Consolas" w:cs="Consolas"/>
+          <w:color w:val="1F3B6E"/>
+          <w:sz w:val="24"/>
+          <w:szCs w:val="24"/>
+        </w:rPr>
+        <w:t>HttpClient</w:t>
+      </w:r>
+      <w:r>
+        <w:rPr>
+          <w:cs/>
+        </w:rPr>
+        <w:t xml:space="preserve"> เชื่อถือ CA นี้ควบคู่กับ root ของระบบ การตรวจชื่อโฮสต์ยังทำงานตามเดิม และถ้าแอสเซตว่างหรือเสียแอปจะไม่หยุดทำงาน เพียงใช้ root ของระบบ</w:t>
+      </w:r>
+    </w:p>
+    <w:p>
+      <w:pPr>
+        <w:pStyle w:val="BodyText"/>
+        <w:spacing w:before="60" w:after="60"/>
+        <w:jc w:val="thaiDistribute"/>
+      </w:pPr>
+      <w:r>
+        <w:tab/>
+      </w:r>
+      <w:r>
+        <w:rPr>
+          <w:cs/>
+        </w:rPr>
+        <w:t xml:space="preserve">เวิร์กโฟลว์ </w:t>
+      </w:r>
+      <w:r>
+        <w:rPr>
+          <w:rFonts w:ascii="Consolas" w:hAnsi="Consolas" w:cs="Consolas"/>
+          <w:color w:val="1F3B6E"/>
+          <w:sz w:val="24"/>
+          <w:szCs w:val="24"/>
+        </w:rPr>
+        <w:t>.​github/​workflows/​android-​apk.​yml</w:t>
+      </w:r>
+      <w:r>
+        <w:rPr>
+          <w:cs/>
+        </w:rPr>
+        <w:t xml:space="preserve"> (PR #551) สั่งรันด้วยมือเท่านั้น (</w:t>
+      </w:r>
+      <w:r>
+        <w:rPr>
+          <w:rFonts w:ascii="Consolas" w:hAnsi="Consolas" w:cs="Consolas"/>
+          <w:color w:val="1F3B6E"/>
+          <w:sz w:val="24"/>
+          <w:szCs w:val="24"/>
+        </w:rPr>
+        <w:t>workflow_​dispatch</w:t>
+      </w:r>
+      <w:r>
+        <w:rPr>
+          <w:cs/>
+        </w:rPr>
+        <w:t xml:space="preserve">) และทำงานเฉพาะบนสาขา </w:t>
+      </w:r>
+      <w:r>
+        <w:rPr>
+          <w:rFonts w:ascii="Consolas" w:hAnsi="Consolas" w:cs="Consolas"/>
+          <w:color w:val="1F3B6E"/>
+          <w:sz w:val="24"/>
+          <w:szCs w:val="24"/>
+        </w:rPr>
+        <w:t>main</w:t>
+      </w:r>
+      <w:r>
+        <w:rPr>
+          <w:cs/>
+        </w:rPr>
+        <w:t xml:space="preserve"> สร้างไฟล์ติดตั้ง Android Package Kit (APK) ชนิดเดียว คือบิลด์ API (</w:t>
+      </w:r>
+      <w:r>
+        <w:rPr>
+          <w:rFonts w:ascii="Consolas" w:hAnsi="Consolas" w:cs="Consolas"/>
+          <w:color w:val="1F3B6E"/>
+          <w:sz w:val="24"/>
+          <w:szCs w:val="24"/>
+        </w:rPr>
+        <w:t>USE_​API_​WRITES=true</w:t>
+      </w:r>
+      <w:r>
+        <w:t xml:space="preserve">, </w:t>
+      </w:r>
+      <w:r>
+        <w:rPr>
+          <w:rFonts w:ascii="Consolas" w:hAnsi="Consolas" w:cs="Consolas"/>
+          <w:color w:val="1F3B6E"/>
+          <w:sz w:val="24"/>
+          <w:szCs w:val="24"/>
+        </w:rPr>
+        <w:t>API_​BASE_​URL=https:/​/​172.​30.​58.​20</w:t>
+      </w:r>
+      <w:r>
+        <w:rPr>
+          <w:cs/>
+        </w:rPr>
+        <w:t xml:space="preserve">) ลงนามด้วยกุญแจถาวรจากความลับ </w:t>
+      </w:r>
+      <w:r>
+        <w:rPr>
+          <w:rFonts w:ascii="Consolas" w:hAnsi="Consolas" w:cs="Consolas"/>
+          <w:color w:val="1F3B6E"/>
+          <w:sz w:val="24"/>
+          <w:szCs w:val="24"/>
+        </w:rPr>
+        <w:t>ANDROID_​KEYSTORE_​B64</w:t>
+      </w:r>
+      <w:r>
+        <w:rPr>
+          <w:cs/>
+        </w:rPr>
+        <w:t xml:space="preserve"> เพื่อให้รุ่นถัดไปติดตั้งทับได้ แล้วเผยแพร่เป็น pre-release บน GitHub ชื่อ </w:t>
+      </w:r>
+      <w:r>
+        <w:rPr>
+          <w:rFonts w:ascii="Consolas" w:hAnsi="Consolas" w:cs="Consolas"/>
+          <w:color w:val="1F3B6E"/>
+          <w:sz w:val="24"/>
+          <w:szCs w:val="24"/>
+        </w:rPr>
+        <w:t>apk-​&lt;sha7&gt;</w:t>
+      </w:r>
+      <w:r>
+        <w:rPr>
+          <w:cs/>
+        </w:rPr>
+        <w:t xml:space="preserve"> เวิร์กโฟลว์ปฏิเสธการสร้างหากไม่มีความลับดังกล่าว (ไม่ใช้กุญแจชั่วคราว) หรือ release ชื่อเดิมมีอยู่แล้ว ไม่มี APK แบบออฟไลน์ล้วนจาก </w:t>
+      </w:r>
+      <w:r>
+        <w:rPr>
+          <w:rFonts w:ascii="Consolas" w:hAnsi="Consolas" w:cs="Consolas"/>
+          <w:color w:val="1F3B6E"/>
+          <w:sz w:val="24"/>
+          <w:szCs w:val="24"/>
+        </w:rPr>
+        <w:t>main</w:t>
+      </w:r>
+      <w:r>
+        <w:rPr>
+          <w:cs/>
+        </w:rPr>
+        <w:t xml:space="preserve"> เพราะค่าเริ่มต้นของบิลด์คือโหมด API และแอปต้องเพิ่มสิทธิ์ </w:t>
+      </w:r>
+      <w:r>
+        <w:rPr>
+          <w:rFonts w:ascii="Consolas" w:hAnsi="Consolas" w:cs="Consolas"/>
+          <w:color w:val="1F3B6E"/>
+          <w:sz w:val="24"/>
+          <w:szCs w:val="24"/>
+        </w:rPr>
+        <w:t>INTERNET</w:t>
+      </w:r>
+      <w:r>
+        <w:rPr>
+          <w:cs/>
+        </w:rPr>
+        <w:t xml:space="preserve"> ใน </w:t>
+      </w:r>
+      <w:r>
+        <w:rPr>
+          <w:rFonts w:ascii="Consolas" w:hAnsi="Consolas" w:cs="Consolas"/>
+          <w:color w:val="1F3B6E"/>
+          <w:sz w:val="24"/>
+          <w:szCs w:val="24"/>
+        </w:rPr>
+        <w:t>AndroidManifest.​xml</w:t>
+      </w:r>
+      <w:r>
+        <w:rPr>
+          <w:cs/>
+        </w:rPr>
+        <w:t xml:space="preserve"> เนื่องจากบิลด์ release ไม่มีสิทธิ์นี้โดยปริยาย</w:t>
+      </w:r>
+    </w:p>
+    <w:p>
+      <w:pPr>
+        <w:pStyle w:val="BodyText"/>
+        <w:spacing w:before="60" w:after="60"/>
+        <w:jc w:val="thaiDistribute"/>
+      </w:pPr>
+      <w:r>
+        <w:tab/>
+      </w:r>
+      <w:r>
+        <w:rPr>
+          <w:cs/>
+        </w:rPr>
+        <w:t xml:space="preserve">ณ วันที่ 3 ตุลาคม พ.ศ. 2569 ทั้งสองส่วนรวมโค้ดแล้วแต่ </w:t>
+      </w:r>
+      <w:r>
+        <w:rPr>
+          <w:b/>
+          <w:bCs/>
+          <w:cs/>
+        </w:rPr>
+        <w:t>ยังไม่ถูกพิสูจน์บนระบบจริง</w:t>
+      </w:r>
+      <w:r>
+        <w:rPr>
+          <w:cs/>
+        </w:rPr>
+        <w:t xml:space="preserve"> เวิร์กโฟลว์ APK ยังไม่เคยรัน และ CA ยังไม่ถูกติดตั้งใช้งานบน </w:t>
+      </w:r>
+      <w:r>
+        <w:rPr>
+          <w:rFonts w:ascii="Consolas" w:hAnsi="Consolas" w:cs="Consolas"/>
+          <w:color w:val="1F3B6E"/>
+          <w:sz w:val="24"/>
+          <w:szCs w:val="24"/>
+        </w:rPr>
+        <w:t>mob04</w:t>
+      </w:r>
+      <w:r>
+        <w:rPr>
+          <w:cs/>
+        </w:rPr>
+        <w:t xml:space="preserve"> แอสเซต </w:t>
+      </w:r>
+      <w:r>
+        <w:rPr>
+          <w:rFonts w:ascii="Consolas" w:hAnsi="Consolas" w:cs="Consolas"/>
+          <w:color w:val="1F3B6E"/>
+          <w:sz w:val="24"/>
+          <w:szCs w:val="24"/>
+        </w:rPr>
+        <w:t>frontend/​assets/​certs/​pos-​ca.​crt</w:t>
+      </w:r>
+      <w:r>
+        <w:rPr>
+          <w:cs/>
+        </w:rPr>
+        <w:t xml:space="preserve"> ยังว่างอยู่ใน git จนกว่าเจ้าของโครงงานจะ deploy </w:t>
+      </w:r>
+      <w:r>
+        <w:rPr>
+          <w:rFonts w:ascii="Consolas" w:hAnsi="Consolas" w:cs="Consolas"/>
+          <w:color w:val="1F3B6E"/>
+          <w:sz w:val="24"/>
+          <w:szCs w:val="24"/>
+        </w:rPr>
+        <w:t>certgen</w:t>
+      </w:r>
+      <w:r>
+        <w:rPr>
+          <w:cs/>
+        </w:rPr>
+        <w:t xml:space="preserve"> ขึ้น </w:t>
+      </w:r>
+      <w:r>
+        <w:rPr>
+          <w:rFonts w:ascii="Consolas" w:hAnsi="Consolas" w:cs="Consolas"/>
+          <w:color w:val="1F3B6E"/>
+          <w:sz w:val="24"/>
+          <w:szCs w:val="24"/>
+        </w:rPr>
+        <w:t>mob04</w:t>
+      </w:r>
+      <w:r>
+        <w:rPr>
+          <w:cs/>
+        </w:rPr>
+        <w:t xml:space="preserve"> คัดลอก </w:t>
+      </w:r>
+      <w:r>
+        <w:rPr>
+          <w:rFonts w:ascii="Consolas" w:hAnsi="Consolas" w:cs="Consolas"/>
+          <w:color w:val="1F3B6E"/>
+          <w:sz w:val="24"/>
+          <w:szCs w:val="24"/>
+        </w:rPr>
+        <w:t>ca.​crt</w:t>
+      </w:r>
+      <w:r>
+        <w:rPr>
+          <w:cs/>
+        </w:rPr>
+        <w:t xml:space="preserve"> ออกมา แล้วคอมมิตเข้าที่ตามขั้นตอนใน </w:t>
+      </w:r>
+      <w:r>
+        <w:rPr>
+          <w:rFonts w:ascii="Consolas" w:hAnsi="Consolas" w:cs="Consolas"/>
+          <w:color w:val="1F3B6E"/>
+          <w:sz w:val="24"/>
+          <w:szCs w:val="24"/>
+        </w:rPr>
+        <w:t>07_​CICD_​DEPLOY.​md</w:t>
+      </w:r>
+      <w:r>
+        <w:rPr>
+          <w:cs/>
+        </w:rPr>
+        <w:t xml:space="preserve"> §5 "TLS" APK ที่สร้างก่อนขั้นตอนนี้เชื่อมต่อเซิร์ฟเวอร์ไม่ได้ และการเปลี่ยน IP ของ VM ต้องแก้ SAN ใน </w:t>
+      </w:r>
+      <w:r>
+        <w:rPr>
+          <w:rFonts w:ascii="Consolas" w:hAnsi="Consolas" w:cs="Consolas"/>
+          <w:color w:val="1F3B6E"/>
+          <w:sz w:val="24"/>
+          <w:szCs w:val="24"/>
+        </w:rPr>
+        <w:t>certgen.​sh</w:t>
+      </w:r>
+      <w:r>
+        <w:rPr>
+          <w:cs/>
+        </w:rPr>
+        <w:t xml:space="preserve"> ด้วย</w:t>
+      </w:r>
+    </w:p>
+    <w:p>
+      <w:pPr>
+        <w:pStyle w:val="Heading2"/>
+      </w:pPr>
+      <w:bookmarkStart w:id="121" w:name="_Toc241918236"/>
+      <w:r>
+        <w:t>เทคโนโลยีที่ใช้</w:t>
+      </w:r>
+      <w:bookmarkEnd w:id="121"/>
+    </w:p>
+    <w:p>
+      <w:pPr>
+        <w:pStyle w:val="BodyText"/>
+        <w:spacing w:before="60" w:after="60"/>
+        <w:jc w:val="thaiDistribute"/>
+      </w:pPr>
+      <w:r>
+        <w:tab/>
+      </w:r>
+      <w:r>
+        <w:rPr>
+          <w:cs/>
+        </w:rPr>
+        <w:t xml:space="preserve">ตารางที่ 3.11 รวบรวมเทคโนโลยีและเวอร์ชันของไลบรารี โดยเป็นช่วงเวอร์ชันที่ประกาศใน </w:t>
+      </w:r>
+      <w:r>
+        <w:rPr>
+          <w:rFonts w:ascii="Consolas" w:hAnsi="Consolas" w:cs="Consolas"/>
+          <w:color w:val="1F3B6E"/>
+          <w:sz w:val="24"/>
+          <w:szCs w:val="24"/>
+        </w:rPr>
+        <w:t>frontend/​pubspec.​yaml</w:t>
+      </w:r>
+      <w:r>
+        <w:rPr>
+          <w:cs/>
+        </w:rPr>
+        <w:t xml:space="preserve"> และ </w:t>
+      </w:r>
+      <w:r>
+        <w:rPr>
+          <w:rFonts w:ascii="Consolas" w:hAnsi="Consolas" w:cs="Consolas"/>
+          <w:color w:val="1F3B6E"/>
+          <w:sz w:val="24"/>
+          <w:szCs w:val="24"/>
+        </w:rPr>
         <w:t>server/​package.​json</w:t>
       </w:r>
       <w:r>
@@ -43306,7 +44373,7 @@
         <w:keepNext/>
         <w:jc w:val="center"/>
       </w:pPr>
-      <w:bookmarkStart w:id="121" w:name="_Toc241787479"/>
+      <w:bookmarkStart w:id="122" w:name="_Toc241918325"/>
       <w:r>
         <w:rPr>
           <w:i w:val="0"/>
@@ -43390,7 +44457,7 @@
         </w:rPr>
         <w:t>เทคโนโลยีที่ใช้ในโครงงาน</w:t>
       </w:r>
-      <w:bookmarkEnd w:id="121"/>
+      <w:bookmarkEnd w:id="122"/>
     </w:p>
     <w:tbl>
       <w:tblPr>
@@ -44629,21 +45696,21 @@
       <w:pPr>
         <w:pStyle w:val="Heading2"/>
       </w:pPr>
-      <w:bookmarkStart w:id="122" w:name="_Toc241787392"/>
+      <w:bookmarkStart w:id="123" w:name="_Toc241918237"/>
       <w:r>
         <w:t>วิธีการทำงานของทีม</w:t>
       </w:r>
-      <w:bookmarkEnd w:id="122"/>
+      <w:bookmarkEnd w:id="123"/>
     </w:p>
     <w:p>
       <w:pPr>
         <w:pStyle w:val="Heading3"/>
       </w:pPr>
-      <w:bookmarkStart w:id="123" w:name="_Toc241787393"/>
+      <w:bookmarkStart w:id="124" w:name="_Toc241918238"/>
       <w:r>
         <w:t>การแบ่งงานและการติดตามงาน</w:t>
       </w:r>
-      <w:bookmarkEnd w:id="123"/>
+      <w:bookmarkEnd w:id="124"/>
     </w:p>
     <w:p>
       <w:pPr>
@@ -44710,14 +45777,14 @@
       <w:pPr>
         <w:pStyle w:val="Heading3"/>
       </w:pPr>
-      <w:bookmarkStart w:id="124" w:name="_Toc241787394"/>
+      <w:bookmarkStart w:id="125" w:name="_Toc241918239"/>
       <w:r>
         <w:t xml:space="preserve">ADR </w:t>
       </w:r>
       <w:r>
         <w:t>และลำดับความสำคัญของเอกสาร</w:t>
       </w:r>
-      <w:bookmarkEnd w:id="124"/>
+      <w:bookmarkEnd w:id="125"/>
     </w:p>
     <w:p>
       <w:pPr>
@@ -44739,11 +45806,11 @@
       <w:pPr>
         <w:pStyle w:val="Heading3"/>
       </w:pPr>
-      <w:bookmarkStart w:id="125" w:name="_Toc241787395"/>
+      <w:bookmarkStart w:id="126" w:name="_Toc241918240"/>
       <w:r>
         <w:t>ขั้นตอนการพัฒนาและการตรวจ</w:t>
       </w:r>
-      <w:bookmarkEnd w:id="125"/>
+      <w:bookmarkEnd w:id="126"/>
     </w:p>
     <w:p>
       <w:pPr>
@@ -44826,11 +45893,11 @@
       <w:pPr>
         <w:pStyle w:val="Heading3"/>
       </w:pPr>
-      <w:bookmarkStart w:id="126" w:name="_Toc241787396"/>
+      <w:bookmarkStart w:id="127" w:name="_Toc241918241"/>
       <w:r>
         <w:t>เครื่องมือช่วยพัฒนาด้วยปัญญาประดิษฐ์</w:t>
       </w:r>
-      <w:bookmarkEnd w:id="126"/>
+      <w:bookmarkEnd w:id="127"/>
     </w:p>
     <w:p>
       <w:pPr>
@@ -44908,11 +45975,11 @@
       <w:r>
         <w:br/>
       </w:r>
-      <w:bookmarkStart w:id="127" w:name="_Toc241787397"/>
+      <w:bookmarkStart w:id="128" w:name="_Toc241918242"/>
       <w:r>
         <w:t>ความก้าวหน้าการดำเนินงาน</w:t>
       </w:r>
-      <w:bookmarkEnd w:id="127"/>
+      <w:bookmarkEnd w:id="128"/>
     </w:p>
     <w:p>
       <w:pPr>
@@ -44965,21 +46032,21 @@
       <w:pPr>
         <w:pStyle w:val="Heading2"/>
       </w:pPr>
-      <w:bookmarkStart w:id="128" w:name="_Toc241787398"/>
+      <w:bookmarkStart w:id="129" w:name="_Toc241918243"/>
       <w:r>
         <w:t>ผลการย้ายระบบเดิมสู่ Flutter</w:t>
       </w:r>
-      <w:bookmarkEnd w:id="128"/>
+      <w:bookmarkEnd w:id="129"/>
     </w:p>
     <w:p>
       <w:pPr>
         <w:pStyle w:val="Heading3"/>
       </w:pPr>
-      <w:bookmarkStart w:id="129" w:name="_Toc241787399"/>
+      <w:bookmarkStart w:id="130" w:name="_Toc241918244"/>
       <w:r>
         <w:t>ลำดับความก้าวหน้าของการย้ายระบบ ขั้น 0 ถึง ขั้น 6</w:t>
       </w:r>
-      <w:bookmarkEnd w:id="129"/>
+      <w:bookmarkEnd w:id="130"/>
     </w:p>
     <w:p>
       <w:pPr>
@@ -45018,7 +46085,7 @@
         <w:keepNext/>
         <w:jc w:val="center"/>
       </w:pPr>
-      <w:bookmarkStart w:id="130" w:name="_Toc241787480"/>
+      <w:bookmarkStart w:id="131" w:name="_Toc241918326"/>
       <w:r>
         <w:rPr>
           <w:i w:val="0"/>
@@ -45102,7 +46169,7 @@
         </w:rPr>
         <w:t>ลำดับการย้ายระบบเดิมสู่ Flutter (ตรวจสอบจากประวัติ git)</w:t>
       </w:r>
-      <w:bookmarkEnd w:id="130"/>
+      <w:bookmarkEnd w:id="131"/>
     </w:p>
     <w:tbl>
       <w:tblPr>
@@ -45801,11 +46868,11 @@
       <w:pPr>
         <w:pStyle w:val="Heading3"/>
       </w:pPr>
-      <w:bookmarkStart w:id="131" w:name="_Toc241787400"/>
+      <w:bookmarkStart w:id="132" w:name="_Toc241918245"/>
       <w:r>
         <w:t>การนำเข้าข้อมูลสำรองและฐานข้อมูลบนเว็บ</w:t>
       </w:r>
-      <w:bookmarkEnd w:id="131"/>
+      <w:bookmarkEnd w:id="132"/>
     </w:p>
     <w:p>
       <w:pPr>
@@ -45897,11 +46964,11 @@
       <w:pPr>
         <w:pStyle w:val="Heading2"/>
       </w:pPr>
-      <w:bookmarkStart w:id="132" w:name="_Toc241787401"/>
+      <w:bookmarkStart w:id="133" w:name="_Toc241918246"/>
       <w:r>
         <w:t>หน้าจอของระบบ</w:t>
       </w:r>
-      <w:bookmarkEnd w:id="132"/>
+      <w:bookmarkEnd w:id="133"/>
     </w:p>
     <w:p>
       <w:pPr>
@@ -45953,11 +47020,11 @@
       <w:pPr>
         <w:pStyle w:val="Heading3"/>
       </w:pPr>
-      <w:bookmarkStart w:id="133" w:name="_Toc241787402"/>
+      <w:bookmarkStart w:id="134" w:name="_Toc241918247"/>
       <w:r>
         <w:t>เมนูนำทางและหน้าขายสินค้า</w:t>
       </w:r>
-      <w:bookmarkEnd w:id="133"/>
+      <w:bookmarkEnd w:id="134"/>
     </w:p>
     <w:p>
       <w:pPr>
@@ -45986,7 +47053,7 @@
           <w:noProof/>
         </w:rPr>
         <w:drawing>
-          <wp:inline distT="0" distB="0" distL="0" distR="0" wp14:anchorId="5D9DF845" wp14:editId="104A52B9">
+          <wp:inline distT="0" distB="0" distL="0" distR="0" wp14:anchorId="6C22F772" wp14:editId="147BB379">
             <wp:extent cx="1663507" cy="3600000"/>
             <wp:effectExtent l="0" t="0" r="0" b="0"/>
             <wp:docPr id="10" name="Picture 10"/>
@@ -46027,7 +47094,7 @@
         <w:pStyle w:val="a"/>
         <w:jc w:val="center"/>
       </w:pPr>
-      <w:bookmarkStart w:id="134" w:name="_Toc241787450"/>
+      <w:bookmarkStart w:id="135" w:name="_Toc241918296"/>
       <w:r>
         <w:rPr>
           <w:i w:val="0"/>
@@ -46111,7 +47178,7 @@
         </w:rPr>
         <w:t>เมนูนำทางบนโทรศัพท์ เรียงครบ 12 หน้า</w:t>
       </w:r>
-      <w:bookmarkEnd w:id="134"/>
+      <w:bookmarkEnd w:id="135"/>
     </w:p>
     <w:p>
       <w:pPr>
@@ -46155,7 +47222,7 @@
           <w:noProof/>
         </w:rPr>
         <w:drawing>
-          <wp:inline distT="0" distB="0" distL="0" distR="0" wp14:anchorId="0E544D04" wp14:editId="531B42B5">
+          <wp:inline distT="0" distB="0" distL="0" distR="0" wp14:anchorId="68A0E187" wp14:editId="7EF8D733">
             <wp:extent cx="5220000" cy="3335000"/>
             <wp:effectExtent l="0" t="0" r="0" b="0"/>
             <wp:docPr id="11" name="Picture 11"/>
@@ -46196,7 +47263,7 @@
         <w:pStyle w:val="a"/>
         <w:jc w:val="center"/>
       </w:pPr>
-      <w:bookmarkStart w:id="135" w:name="_Toc241787451"/>
+      <w:bookmarkStart w:id="136" w:name="_Toc241918297"/>
       <w:r>
         <w:rPr>
           <w:i w:val="0"/>
@@ -46280,7 +47347,7 @@
         </w:rPr>
         <w:t>หน้าขายสินค้า แสดงเมนู รายการสินค้า และตะกร้า</w:t>
       </w:r>
-      <w:bookmarkEnd w:id="135"/>
+      <w:bookmarkEnd w:id="136"/>
     </w:p>
     <w:p>
       <w:pPr>
@@ -46293,7 +47360,7 @@
           <w:noProof/>
         </w:rPr>
         <w:drawing>
-          <wp:inline distT="0" distB="0" distL="0" distR="0" wp14:anchorId="57DAF2B1" wp14:editId="059D6172">
+          <wp:inline distT="0" distB="0" distL="0" distR="0" wp14:anchorId="2B64B398" wp14:editId="514A8FA1">
             <wp:extent cx="5220000" cy="3335000"/>
             <wp:effectExtent l="0" t="0" r="0" b="0"/>
             <wp:docPr id="12" name="Picture 12"/>
@@ -46334,7 +47401,7 @@
         <w:pStyle w:val="a"/>
         <w:jc w:val="center"/>
       </w:pPr>
-      <w:bookmarkStart w:id="136" w:name="_Toc241787452"/>
+      <w:bookmarkStart w:id="137" w:name="_Toc241918298"/>
       <w:r>
         <w:rPr>
           <w:i w:val="0"/>
@@ -46418,7 +47485,7 @@
         </w:rPr>
         <w:t>การเลือกช่าง ราคาช่าง และการชำระด้วยเครดิตช่าง</w:t>
       </w:r>
-      <w:bookmarkEnd w:id="136"/>
+      <w:bookmarkEnd w:id="137"/>
     </w:p>
     <w:p>
       <w:pPr>
@@ -46431,7 +47498,7 @@
           <w:noProof/>
         </w:rPr>
         <w:drawing>
-          <wp:inline distT="0" distB="0" distL="0" distR="0" wp14:anchorId="01B01089" wp14:editId="5A76FB22">
+          <wp:inline distT="0" distB="0" distL="0" distR="0" wp14:anchorId="34750348" wp14:editId="080BBB4C">
             <wp:extent cx="5220000" cy="3335000"/>
             <wp:effectExtent l="0" t="0" r="0" b="0"/>
             <wp:docPr id="13" name="Picture 13"/>
@@ -46472,7 +47539,7 @@
         <w:pStyle w:val="a"/>
         <w:jc w:val="center"/>
       </w:pPr>
-      <w:bookmarkStart w:id="137" w:name="_Toc241787453"/>
+      <w:bookmarkStart w:id="138" w:name="_Toc241918299"/>
       <w:r>
         <w:rPr>
           <w:i w:val="0"/>
@@ -46556,17 +47623,17 @@
         </w:rPr>
         <w:t>ใบเสร็จเงินสด แสดงเงินทอนและแต้มสะสมของลูกค้า</w:t>
       </w:r>
-      <w:bookmarkEnd w:id="137"/>
+      <w:bookmarkEnd w:id="138"/>
     </w:p>
     <w:p>
       <w:pPr>
         <w:pStyle w:val="Heading3"/>
       </w:pPr>
-      <w:bookmarkStart w:id="138" w:name="_Toc241787403"/>
+      <w:bookmarkStart w:id="139" w:name="_Toc241918248"/>
       <w:r>
         <w:t>หน้าสินค้า ช่าง และใบเสนอราคา</w:t>
       </w:r>
-      <w:bookmarkEnd w:id="138"/>
+      <w:bookmarkEnd w:id="139"/>
     </w:p>
     <w:p>
       <w:pPr>
@@ -46625,7 +47692,7 @@
           <w:noProof/>
         </w:rPr>
         <w:drawing>
-          <wp:inline distT="0" distB="0" distL="0" distR="0" wp14:anchorId="218D3D5E" wp14:editId="42780CD9">
+          <wp:inline distT="0" distB="0" distL="0" distR="0" wp14:anchorId="451D19CB" wp14:editId="087349A8">
             <wp:extent cx="5220000" cy="3335000"/>
             <wp:effectExtent l="0" t="0" r="0" b="0"/>
             <wp:docPr id="14" name="Picture 14"/>
@@ -46666,7 +47733,7 @@
         <w:pStyle w:val="a"/>
         <w:jc w:val="center"/>
       </w:pPr>
-      <w:bookmarkStart w:id="139" w:name="_Toc241787454"/>
+      <w:bookmarkStart w:id="140" w:name="_Toc241918300"/>
       <w:r>
         <w:rPr>
           <w:i w:val="0"/>
@@ -46750,7 +47817,7 @@
         </w:rPr>
         <w:t>หน้าสินค้า/สต็อก แท็บสต็อก</w:t>
       </w:r>
-      <w:bookmarkEnd w:id="139"/>
+      <w:bookmarkEnd w:id="140"/>
     </w:p>
     <w:p>
       <w:pPr>
@@ -46763,7 +47830,7 @@
           <w:noProof/>
         </w:rPr>
         <w:drawing>
-          <wp:inline distT="0" distB="0" distL="0" distR="0" wp14:anchorId="1291C889" wp14:editId="7DC6F23A">
+          <wp:inline distT="0" distB="0" distL="0" distR="0" wp14:anchorId="49DD5B64" wp14:editId="4C07EF5B">
             <wp:extent cx="5220000" cy="3335000"/>
             <wp:effectExtent l="0" t="0" r="0" b="0"/>
             <wp:docPr id="15" name="Picture 15"/>
@@ -46804,7 +47871,7 @@
         <w:pStyle w:val="a"/>
         <w:jc w:val="center"/>
       </w:pPr>
-      <w:bookmarkStart w:id="140" w:name="_Toc241787455"/>
+      <w:bookmarkStart w:id="141" w:name="_Toc241918301"/>
       <w:r>
         <w:rPr>
           <w:i w:val="0"/>
@@ -46888,7 +47955,7 @@
         </w:rPr>
         <w:t>หน้าช่าง แสดงยอดค้างและวงเงินเครดิตของช่างแต่ละราย</w:t>
       </w:r>
-      <w:bookmarkEnd w:id="140"/>
+      <w:bookmarkEnd w:id="141"/>
     </w:p>
     <w:p>
       <w:pPr>
@@ -46932,7 +47999,7 @@
           <w:noProof/>
         </w:rPr>
         <w:drawing>
-          <wp:inline distT="0" distB="0" distL="0" distR="0" wp14:anchorId="54479FB1" wp14:editId="5AC6369F">
+          <wp:inline distT="0" distB="0" distL="0" distR="0" wp14:anchorId="677662B4" wp14:editId="43B57BC4">
             <wp:extent cx="5220000" cy="3335000"/>
             <wp:effectExtent l="0" t="0" r="0" b="0"/>
             <wp:docPr id="16" name="Picture 16"/>
@@ -46973,7 +48040,7 @@
         <w:pStyle w:val="a"/>
         <w:jc w:val="center"/>
       </w:pPr>
-      <w:bookmarkStart w:id="141" w:name="_Toc241787456"/>
+      <w:bookmarkStart w:id="142" w:name="_Toc241918302"/>
       <w:r>
         <w:rPr>
           <w:i w:val="0"/>
@@ -47057,17 +48124,17 @@
         </w:rPr>
         <w:t>ใบเสนอราคา A4 ส่วนหัวและรายการสินค้า (ถ่ายก่อนแก้ #479)</w:t>
       </w:r>
-      <w:bookmarkEnd w:id="141"/>
+      <w:bookmarkEnd w:id="142"/>
     </w:p>
     <w:p>
       <w:pPr>
         <w:pStyle w:val="Heading3"/>
       </w:pPr>
-      <w:bookmarkStart w:id="142" w:name="_Toc241787404"/>
+      <w:bookmarkStart w:id="143" w:name="_Toc241918249"/>
       <w:r>
         <w:t>หน้าคืนสินค้า ลิ้นชัก และรายงานปิดร้าน</w:t>
       </w:r>
-      <w:bookmarkEnd w:id="142"/>
+      <w:bookmarkEnd w:id="143"/>
     </w:p>
     <w:p>
       <w:pPr>
@@ -47111,7 +48178,7 @@
           <w:noProof/>
         </w:rPr>
         <w:drawing>
-          <wp:inline distT="0" distB="0" distL="0" distR="0" wp14:anchorId="012A4C21" wp14:editId="4EB743B6">
+          <wp:inline distT="0" distB="0" distL="0" distR="0" wp14:anchorId="2459E905" wp14:editId="284D1DFD">
             <wp:extent cx="5220000" cy="3335000"/>
             <wp:effectExtent l="0" t="0" r="0" b="0"/>
             <wp:docPr id="17" name="Picture 17"/>
@@ -47152,7 +48219,7 @@
         <w:pStyle w:val="a"/>
         <w:jc w:val="center"/>
       </w:pPr>
-      <w:bookmarkStart w:id="143" w:name="_Toc241787457"/>
+      <w:bookmarkStart w:id="144" w:name="_Toc241918303"/>
       <w:r>
         <w:rPr>
           <w:i w:val="0"/>
@@ -47236,7 +48303,7 @@
         </w:rPr>
         <w:t>หน้าคืนสินค้า</w:t>
       </w:r>
-      <w:bookmarkEnd w:id="143"/>
+      <w:bookmarkEnd w:id="144"/>
     </w:p>
     <w:p>
       <w:pPr>
@@ -47280,7 +48347,7 @@
           <w:noProof/>
         </w:rPr>
         <w:drawing>
-          <wp:inline distT="0" distB="0" distL="0" distR="0" wp14:anchorId="67AD8006" wp14:editId="0615427F">
+          <wp:inline distT="0" distB="0" distL="0" distR="0" wp14:anchorId="31843D17" wp14:editId="39286E74">
             <wp:extent cx="5220000" cy="3335000"/>
             <wp:effectExtent l="0" t="0" r="0" b="0"/>
             <wp:docPr id="18" name="Picture 18"/>
@@ -47321,7 +48388,7 @@
         <w:pStyle w:val="a"/>
         <w:jc w:val="center"/>
       </w:pPr>
-      <w:bookmarkStart w:id="144" w:name="_Toc241787458"/>
+      <w:bookmarkStart w:id="145" w:name="_Toc241918304"/>
       <w:r>
         <w:rPr>
           <w:i w:val="0"/>
@@ -47405,7 +48472,7 @@
         </w:rPr>
         <w:t>แท็บรายการเงินและการ์ดสรุปเงินในลิ้นชัก</w:t>
       </w:r>
-      <w:bookmarkEnd w:id="144"/>
+      <w:bookmarkEnd w:id="145"/>
     </w:p>
     <w:p>
       <w:pPr>
@@ -47418,7 +48485,7 @@
           <w:noProof/>
         </w:rPr>
         <w:drawing>
-          <wp:inline distT="0" distB="0" distL="0" distR="0" wp14:anchorId="78A4AD38" wp14:editId="60962831">
+          <wp:inline distT="0" distB="0" distL="0" distR="0" wp14:anchorId="5F221C79" wp14:editId="3AAB40F9">
             <wp:extent cx="5220000" cy="3335000"/>
             <wp:effectExtent l="0" t="0" r="0" b="0"/>
             <wp:docPr id="19" name="Picture 19"/>
@@ -47459,7 +48526,7 @@
         <w:pStyle w:val="a"/>
         <w:jc w:val="center"/>
       </w:pPr>
-      <w:bookmarkStart w:id="145" w:name="_Toc241787459"/>
+      <w:bookmarkStart w:id="146" w:name="_Toc241918305"/>
       <w:r>
         <w:rPr>
           <w:i w:val="0"/>
@@ -47543,17 +48610,17 @@
         </w:rPr>
         <w:t>รายงานปิดร้าน (Daily Closing Report, ถ่ายก่อนแก้ #461)</w:t>
       </w:r>
-      <w:bookmarkEnd w:id="145"/>
+      <w:bookmarkEnd w:id="146"/>
     </w:p>
     <w:p>
       <w:pPr>
         <w:pStyle w:val="Heading3"/>
       </w:pPr>
-      <w:bookmarkStart w:id="146" w:name="_Toc241787405"/>
+      <w:bookmarkStart w:id="147" w:name="_Toc241918250"/>
       <w:r>
         <w:t>หน้าจัดการเครื่อง การเข้าสู่ระบบ และสถานะการเชื่อมต่อ</w:t>
       </w:r>
-      <w:bookmarkEnd w:id="146"/>
+      <w:bookmarkEnd w:id="147"/>
     </w:p>
     <w:p>
       <w:pPr>
@@ -47597,7 +48664,7 @@
           <w:noProof/>
         </w:rPr>
         <w:drawing>
-          <wp:inline distT="0" distB="0" distL="0" distR="0" wp14:anchorId="7B90BA89" wp14:editId="7A5118B2">
+          <wp:inline distT="0" distB="0" distL="0" distR="0" wp14:anchorId="56E86354" wp14:editId="2C37634F">
             <wp:extent cx="5220000" cy="3335000"/>
             <wp:effectExtent l="0" t="0" r="0" b="0"/>
             <wp:docPr id="20" name="Picture 20"/>
@@ -47638,7 +48705,7 @@
         <w:pStyle w:val="a"/>
         <w:jc w:val="center"/>
       </w:pPr>
-      <w:bookmarkStart w:id="147" w:name="_Toc241787460"/>
+      <w:bookmarkStart w:id="148" w:name="_Toc241918306"/>
       <w:r>
         <w:rPr>
           <w:i w:val="0"/>
@@ -47722,7 +48789,7 @@
         </w:rPr>
         <w:t>หน้าจัดการเครื่อง แยกเครื่องขาย (POS Terminal) และเครื่องจัดการทั่วไป (Backoffice)</w:t>
       </w:r>
-      <w:bookmarkEnd w:id="147"/>
+      <w:bookmarkEnd w:id="148"/>
     </w:p>
     <w:p>
       <w:pPr>
@@ -47735,7 +48802,7 @@
           <w:noProof/>
         </w:rPr>
         <w:drawing>
-          <wp:inline distT="0" distB="0" distL="0" distR="0" wp14:anchorId="142D597B" wp14:editId="2ACE7E0E">
+          <wp:inline distT="0" distB="0" distL="0" distR="0" wp14:anchorId="63E9A6B6" wp14:editId="15AD8C3B">
             <wp:extent cx="5220000" cy="4993043"/>
             <wp:effectExtent l="0" t="0" r="0" b="0"/>
             <wp:docPr id="21" name="Picture 21"/>
@@ -47776,7 +48843,7 @@
         <w:pStyle w:val="a"/>
         <w:jc w:val="center"/>
       </w:pPr>
-      <w:bookmarkStart w:id="148" w:name="_Toc241787461"/>
+      <w:bookmarkStart w:id="149" w:name="_Toc241918307"/>
       <w:r>
         <w:rPr>
           <w:i w:val="0"/>
@@ -47860,7 +48927,7 @@
         </w:rPr>
         <w:t>ฟอร์มเข้าสู่ระบบด้วย PIN ออฟไลน์บนเครื่องขาย</w:t>
       </w:r>
-      <w:bookmarkEnd w:id="148"/>
+      <w:bookmarkEnd w:id="149"/>
     </w:p>
     <w:p>
       <w:pPr>
@@ -47873,7 +48940,7 @@
           <w:noProof/>
         </w:rPr>
         <w:drawing>
-          <wp:inline distT="0" distB="0" distL="0" distR="0" wp14:anchorId="4EC6A5AB" wp14:editId="35CE6F02">
+          <wp:inline distT="0" distB="0" distL="0" distR="0" wp14:anchorId="3DE96D6E" wp14:editId="3F17DF11">
             <wp:extent cx="5220000" cy="3335000"/>
             <wp:effectExtent l="0" t="0" r="0" b="0"/>
             <wp:docPr id="22" name="Picture 22"/>
@@ -47914,7 +48981,7 @@
         <w:pStyle w:val="a"/>
         <w:jc w:val="center"/>
       </w:pPr>
-      <w:bookmarkStart w:id="149" w:name="_Toc241787462"/>
+      <w:bookmarkStart w:id="150" w:name="_Toc241918308"/>
       <w:r>
         <w:rPr>
           <w:i w:val="0"/>
@@ -47998,20 +49065,20 @@
         </w:rPr>
         <w:t>สถานะออฟไลน์ ป้ายขายสำรองและแถบเตือนสีเหลือง</w:t>
       </w:r>
-      <w:bookmarkEnd w:id="149"/>
-    </w:p>
-    <w:p>
-      <w:pPr>
-        <w:pStyle w:val="Heading3"/>
-      </w:pPr>
-      <w:bookmarkStart w:id="150" w:name="_Toc241787406"/>
-      <w:r>
-        <w:t>ความเชื่อมโยงกับปัญหาของร้าน</w:t>
-      </w:r>
       <w:bookmarkEnd w:id="150"/>
     </w:p>
     <w:p>
       <w:pPr>
+        <w:pStyle w:val="Heading3"/>
+      </w:pPr>
+      <w:bookmarkStart w:id="151" w:name="_Toc241918251"/>
+      <w:r>
+        <w:t>ความเชื่อมโยงกับปัญหาของร้าน</w:t>
+      </w:r>
+      <w:bookmarkEnd w:id="151"/>
+    </w:p>
+    <w:p>
+      <w:pPr>
         <w:pStyle w:val="BodyText"/>
         <w:spacing w:before="60" w:after="60"/>
         <w:jc w:val="thaiDistribute"/>
@@ -48032,7 +49099,7 @@
         <w:keepNext/>
         <w:jc w:val="center"/>
       </w:pPr>
-      <w:bookmarkStart w:id="151" w:name="_Toc241787481"/>
+      <w:bookmarkStart w:id="152" w:name="_Toc241918327"/>
       <w:r>
         <w:rPr>
           <w:i w:val="0"/>
@@ -48116,7 +49183,7 @@
         </w:rPr>
         <w:t>ปัญหาของร้านกับฟังก์ชันและหลักฐานในรายงาน</w:t>
       </w:r>
-      <w:bookmarkEnd w:id="151"/>
+      <w:bookmarkEnd w:id="152"/>
     </w:p>
     <w:tbl>
       <w:tblPr>
@@ -48747,11 +49814,11 @@
       <w:pPr>
         <w:pStyle w:val="Heading2"/>
       </w:pPr>
-      <w:bookmarkStart w:id="152" w:name="_Toc241787407"/>
+      <w:bookmarkStart w:id="153" w:name="_Toc241918252"/>
       <w:r>
         <w:t>ผลการพัฒนาชั้นเขียนข้อมูลผ่าน API</w:t>
       </w:r>
-      <w:bookmarkEnd w:id="152"/>
+      <w:bookmarkEnd w:id="153"/>
     </w:p>
     <w:p>
       <w:pPr>
@@ -48775,7 +49842,7 @@
         <w:keepNext/>
         <w:jc w:val="center"/>
       </w:pPr>
-      <w:bookmarkStart w:id="153" w:name="_Toc241787482"/>
+      <w:bookmarkStart w:id="154" w:name="_Toc241918328"/>
       <w:r>
         <w:rPr>
           <w:i w:val="0"/>
@@ -48859,7 +49926,7 @@
         </w:rPr>
         <w:t>งานชั้นเชื่อมต่อ API ฝั่งไคลเอนต์ (fe.0 ถึง fe.3)</w:t>
       </w:r>
-      <w:bookmarkEnd w:id="153"/>
+      <w:bookmarkEnd w:id="154"/>
     </w:p>
     <w:tbl>
       <w:tblPr>
@@ -49588,21 +50655,21 @@
       <w:pPr>
         <w:pStyle w:val="Heading2"/>
       </w:pPr>
-      <w:bookmarkStart w:id="154" w:name="_Toc241787408"/>
+      <w:bookmarkStart w:id="155" w:name="_Toc241918253"/>
       <w:r>
         <w:t>ผลการพัฒนาระบบทำงานออฟไลน์ เฟส 2 ฝั่งอุปกรณ์</w:t>
       </w:r>
-      <w:bookmarkEnd w:id="154"/>
+      <w:bookmarkEnd w:id="155"/>
     </w:p>
     <w:p>
       <w:pPr>
         <w:pStyle w:val="Heading3"/>
       </w:pPr>
-      <w:bookmarkStart w:id="155" w:name="_Toc241787409"/>
+      <w:bookmarkStart w:id="156" w:name="_Toc241918254"/>
       <w:r>
         <w:t>การแบ่งงานและตั๋วที่ปิดแล้ว</w:t>
       </w:r>
-      <w:bookmarkEnd w:id="155"/>
+      <w:bookmarkEnd w:id="156"/>
     </w:p>
     <w:p>
       <w:pPr>
@@ -49701,7 +50768,7 @@
         <w:keepNext/>
         <w:jc w:val="center"/>
       </w:pPr>
-      <w:bookmarkStart w:id="156" w:name="_Toc241787483"/>
+      <w:bookmarkStart w:id="157" w:name="_Toc241918329"/>
       <w:r>
         <w:rPr>
           <w:i w:val="0"/>
@@ -49785,7 +50852,7 @@
         </w:rPr>
         <w:t>ตั๋วเฟส 2 ฝั่งอุปกรณ์ที่ปิดแล้ว</w:t>
       </w:r>
-      <w:bookmarkEnd w:id="156"/>
+      <w:bookmarkEnd w:id="157"/>
     </w:p>
     <w:tbl>
       <w:tblPr>
@@ -51472,11 +52539,11 @@
       <w:pPr>
         <w:pStyle w:val="Heading3"/>
       </w:pPr>
-      <w:bookmarkStart w:id="157" w:name="_Toc241787410"/>
+      <w:bookmarkStart w:id="158" w:name="_Toc241918255"/>
       <w:r>
         <w:t>ผลเพิ่มเติมที่เกิดจากการแก้ข้อบกพร่อง</w:t>
       </w:r>
-      <w:bookmarkEnd w:id="157"/>
+      <w:bookmarkEnd w:id="158"/>
     </w:p>
     <w:p>
       <w:pPr>
@@ -51681,11 +52748,11 @@
       <w:pPr>
         <w:pStyle w:val="Heading3"/>
       </w:pPr>
-      <w:bookmarkStart w:id="158" w:name="_Toc241787411"/>
+      <w:bookmarkStart w:id="159" w:name="_Toc241918256"/>
       <w:r>
         <w:t>งานที่ยังไม่เสร็จของฝั่งอุปกรณ์</w:t>
       </w:r>
-      <w:bookmarkEnd w:id="158"/>
+      <w:bookmarkEnd w:id="159"/>
     </w:p>
     <w:p>
       <w:pPr>
@@ -51737,11 +52804,11 @@
       <w:pPr>
         <w:pStyle w:val="Heading2"/>
       </w:pPr>
-      <w:bookmarkStart w:id="159" w:name="_Toc241787412"/>
+      <w:bookmarkStart w:id="160" w:name="_Toc241918257"/>
       <w:r>
         <w:t>ผลการทดสอบฝั่งไคลเอนต์</w:t>
       </w:r>
-      <w:bookmarkEnd w:id="159"/>
+      <w:bookmarkEnd w:id="160"/>
     </w:p>
     <w:p>
       <w:pPr>
@@ -51960,24 +53027,24 @@
       <w:pPr>
         <w:pStyle w:val="Heading2"/>
       </w:pPr>
-      <w:bookmarkStart w:id="160" w:name="_Toc241787413"/>
+      <w:bookmarkStart w:id="161" w:name="_Toc241918258"/>
       <w:r>
         <w:t>ผลการพัฒนาฝั่งเซิร์ฟเวอร์</w:t>
-      </w:r>
-      <w:bookmarkEnd w:id="160"/>
-    </w:p>
-    <w:p>
-      <w:pPr>
-        <w:pStyle w:val="Heading3"/>
-      </w:pPr>
-      <w:bookmarkStart w:id="161" w:name="_Toc241787414"/>
-      <w:r>
-        <w:t>ภาพรวมของฝั่งเซิร์ฟเวอร์ เฟส 1</w:t>
       </w:r>
       <w:bookmarkEnd w:id="161"/>
     </w:p>
     <w:p>
       <w:pPr>
+        <w:pStyle w:val="Heading3"/>
+      </w:pPr>
+      <w:bookmarkStart w:id="162" w:name="_Toc241918259"/>
+      <w:r>
+        <w:t>ภาพรวมของฝั่งเซิร์ฟเวอร์ เฟส 1</w:t>
+      </w:r>
+      <w:bookmarkEnd w:id="162"/>
+    </w:p>
+    <w:p>
+      <w:pPr>
         <w:pStyle w:val="BodyText"/>
         <w:spacing w:before="60" w:after="60"/>
         <w:jc w:val="thaiDistribute"/>
@@ -51989,7 +53056,7 @@
         <w:rPr>
           <w:cs/>
         </w:rPr>
-        <w:t>ผลลัพธ์ของเฟส 1 คือเซิร์ฟเวอร์ NestJS [25] บน PostgreSQL ที่รับการเขียนข้อมูลธุรกรรมทั้งหมดของร้าน ได้แก่ การขาย การคืนสินค้า การรับสินค้าเข้าตามใบสั่งซื้อ และกะการขาย โดยย้ายกฎความถูกต้องของข้อมูลจากฝั่ง Dart มาบังคับที่ฝั่งเซิร์ฟเวอร์ตามโครงสร้างโมดูลในตารางที่ 3.6 ขนาดของโค้ดและชุดทดสอบสรุปไว้ในตารางที่ 4.9 ท้ายบท ส่วนตารางที่ 4.5 สรุปองค์ประกอบสำคัญคู่กับไฟล์ทดสอบที่เป็นหลักฐาน</w:t>
+        <w:t>ผลลัพธ์ของเฟส 1 คือเซิร์ฟเวอร์ NestJS [25] บน PostgreSQL ที่รับการเขียนข้อมูลธุรกรรมทั้งหมดของร้าน ได้แก่ การขาย การคืนสินค้า การรับสินค้าเข้าตามใบสั่งซื้อ และกะการขาย โดยย้ายกฎความถูกต้องของข้อมูลจากฝั่ง Dart มาบังคับที่ฝั่งเซิร์ฟเวอร์ตามโครงสร้างโมดูลในตารางที่ 3.6 ขนาดของโค้ดและชุดทดสอบสรุปไว้ในตารางที่ 4.10 ท้ายบท ส่วนตารางที่ 4.5 สรุปองค์ประกอบสำคัญคู่กับไฟล์ทดสอบที่เป็นหลักฐาน</w:t>
       </w:r>
     </w:p>
     <w:p>
@@ -51998,7 +53065,7 @@
         <w:keepNext/>
         <w:jc w:val="center"/>
       </w:pPr>
-      <w:bookmarkStart w:id="162" w:name="_Toc241787484"/>
+      <w:bookmarkStart w:id="163" w:name="_Toc241918330"/>
       <w:r>
         <w:rPr>
           <w:i w:val="0"/>
@@ -52082,7 +53149,7 @@
         </w:rPr>
         <w:t>สรุปองค์ประกอบสำคัญของฝั่งเซิร์ฟเวอร์และหลักฐานการพิสูจน์</w:t>
       </w:r>
-      <w:bookmarkEnd w:id="162"/>
+      <w:bookmarkEnd w:id="163"/>
     </w:p>
     <w:tbl>
       <w:tblPr>
@@ -52834,11 +53901,11 @@
       <w:pPr>
         <w:pStyle w:val="Heading3"/>
       </w:pPr>
-      <w:bookmarkStart w:id="163" w:name="_Toc241787415"/>
+      <w:bookmarkStart w:id="164" w:name="_Toc241918260"/>
       <w:r>
         <w:t>การแยกข้อมูลรายร้าน</w:t>
       </w:r>
-      <w:bookmarkEnd w:id="163"/>
+      <w:bookmarkEnd w:id="164"/>
     </w:p>
     <w:p>
       <w:pPr>
@@ -52981,11 +54048,11 @@
       <w:pPr>
         <w:pStyle w:val="Heading3"/>
       </w:pPr>
-      <w:bookmarkStart w:id="164" w:name="_Toc241787416"/>
+      <w:bookmarkStart w:id="165" w:name="_Toc241918261"/>
       <w:r>
         <w:t>จุดเชื่อมธุรกรรม (transaction seam) และ idempotency</w:t>
       </w:r>
-      <w:bookmarkEnd w:id="164"/>
+      <w:bookmarkEnd w:id="165"/>
     </w:p>
     <w:p>
       <w:pPr>
@@ -53073,7 +54140,7 @@
         <w:rPr>
           <w:cs/>
         </w:rPr>
-        <w:t>ในเชิงพฤติกรรม ระบบรับประกันสิ่งต่อไปนี้ซึ่งมีการทดสอบรองรับตามตารางที่ 4.8 การขายที่สต็อกไม่พอหลายบรรทัดตอบข้อความภาษาไทยครบทุกบรรทัดในคำตอบเดียว การขายพร้อมกัน 200 คำขอบนสินค้าที่มี 50 ชิ้นได้บิลสำเร็จ 50 ใบพอดี (วัดบน VM สาธิตเมื่อ 15 กันยายน พ.ศ. 2569 ได้ 201 จำนวน 50 ครั้ง 409 จำนวน 150 ครั้ง และ 5xx ศูนย์ครั้ง) และสภาวะแข่งกัน (race condition) ของสามคำขอบนสินค้าตัวเดียว 200 รอบไม่มีการสูญหายของการอัปเดต นอกจากนี้การนำเข้าสแนปช็อตข้อมูลจริงของร้านผ่านเกณฑ์ตรวจ 44 ข้อ (#185 เมื่อ 17 กันยายน พ.ศ. 2569) โ</w:t>
+        <w:t>ในเชิงพฤติกรรม ระบบรับประกันสิ่งต่อไปนี้ซึ่งมีการทดสอบรองรับตามตารางที่ 4.9 การขายที่สต็อกไม่พอหลายบรรทัดตอบข้อความภาษาไทยครบทุกบรรทัดในคำตอบเดียว การขายพร้อมกัน 200 คำขอบนสินค้าที่มี 50 ชิ้นได้บิลสำเร็จ 50 ใบพอดี (วัดบน VM สาธิตเมื่อ 15 กันยายน พ.ศ. 2569 ได้ 201 จำนวน 50 ครั้ง 409 จำนวน 150 ครั้ง และ 5xx ศูนย์ครั้ง) และสภาวะแข่งกัน (race condition) ของสามคำขอบนสินค้าตัวเดียว 200 รอบไม่มีการสูญหายของการอัปเดต นอกจากนี้การนำเข้าสแนปช็อตข้อมูลจริงของร้านผ่านเกณฑ์ตรวจ 44 ข้อ (#185 เมื่อ 17 กันยายน พ.ศ. 2569) โ</w:t>
       </w:r>
       <w:r>
         <w:rPr>
@@ -53086,11 +54153,11 @@
       <w:pPr>
         <w:pStyle w:val="Heading3"/>
       </w:pPr>
-      <w:bookmarkStart w:id="165" w:name="_Toc241787417"/>
+      <w:bookmarkStart w:id="166" w:name="_Toc241918262"/>
       <w:r>
         <w:t>ระนาบผู้ดูแลแพลตฟอร์ม</w:t>
       </w:r>
-      <w:bookmarkEnd w:id="165"/>
+      <w:bookmarkEnd w:id="166"/>
     </w:p>
     <w:p>
       <w:pPr>
@@ -53231,11 +54298,11 @@
       <w:pPr>
         <w:pStyle w:val="Heading3"/>
       </w:pPr>
-      <w:bookmarkStart w:id="166" w:name="_Toc241787418"/>
+      <w:bookmarkStart w:id="167" w:name="_Toc241918263"/>
       <w:r>
         <w:t>เซิร์ฟเวอร์ของเฟส 2</w:t>
       </w:r>
-      <w:bookmarkEnd w:id="166"/>
+      <w:bookmarkEnd w:id="167"/>
     </w:p>
     <w:p>
       <w:pPr>
@@ -53347,21 +54414,21 @@
       <w:pPr>
         <w:pStyle w:val="Heading2"/>
       </w:pPr>
-      <w:bookmarkStart w:id="167" w:name="_Toc241787419"/>
+      <w:bookmarkStart w:id="168" w:name="_Toc241918264"/>
       <w:r>
         <w:t>ผลการพัฒนา CI/CD</w:t>
       </w:r>
-      <w:bookmarkEnd w:id="167"/>
+      <w:bookmarkEnd w:id="168"/>
     </w:p>
     <w:p>
       <w:pPr>
         <w:pStyle w:val="Heading3"/>
       </w:pPr>
-      <w:bookmarkStart w:id="168" w:name="_Toc241787420"/>
+      <w:bookmarkStart w:id="169" w:name="_Toc241918265"/>
       <w:r>
         <w:t>ระดับที่ 1 ถึง 3</w:t>
       </w:r>
-      <w:bookmarkEnd w:id="168"/>
+      <w:bookmarkEnd w:id="169"/>
     </w:p>
     <w:p>
       <w:pPr>
@@ -53501,11 +54568,11 @@
       <w:pPr>
         <w:pStyle w:val="Heading3"/>
       </w:pPr>
-      <w:bookmarkStart w:id="169" w:name="_Toc241787421"/>
+      <w:bookmarkStart w:id="170" w:name="_Toc241918266"/>
       <w:r>
         <w:t>ระดับที่ 4: การ deploy ด้วย Ansible และ self-hosted runner</w:t>
       </w:r>
-      <w:bookmarkEnd w:id="169"/>
+      <w:bookmarkEnd w:id="170"/>
     </w:p>
     <w:p>
       <w:pPr>
@@ -53544,7 +54611,7 @@
         <w:keepNext/>
         <w:jc w:val="center"/>
       </w:pPr>
-      <w:bookmarkStart w:id="170" w:name="_Toc241787485"/>
+      <w:bookmarkStart w:id="171" w:name="_Toc241918331"/>
       <w:r>
         <w:rPr>
           <w:i w:val="0"/>
@@ -53628,7 +54695,7 @@
         </w:rPr>
         <w:t>หลักฐานการ deploy บนเครื่อง mob04 (30 กันยายน พ.ศ. 2569)</w:t>
       </w:r>
-      <w:bookmarkEnd w:id="170"/>
+      <w:bookmarkEnd w:id="171"/>
     </w:p>
     <w:tbl>
       <w:tblPr>
@@ -54440,11 +55507,11 @@
       <w:pPr>
         <w:pStyle w:val="Heading3"/>
       </w:pPr>
-      <w:bookmarkStart w:id="171" w:name="_Toc241787422"/>
-      <w:r>
-        <w:t>การติดตามผลด้วย Grafana</w:t>
-      </w:r>
-      <w:bookmarkEnd w:id="171"/>
+      <w:bookmarkStart w:id="172" w:name="_Toc241918267"/>
+      <w:r>
+        <w:t>เวิร์กโฟลว์ Android APK และ TLS แบบ CA ส่วนตัว (3 ตุลาคม พ.ศ. 2569)</w:t>
+      </w:r>
+      <w:bookmarkEnd w:id="172"/>
     </w:p>
     <w:p>
       <w:pPr>
@@ -54459,6 +55526,768 @@
         <w:rPr>
           <w:cs/>
         </w:rPr>
+        <w:t xml:space="preserve">เมื่อวันที่ 3 ตุลาคม พ.ศ. 2569 มีการรวม PR สองชุดที่เปิดทางให้แอปบนอุปกรณ์ Android เชื่อมต่อเซิร์ฟเวอร์บน </w:t>
+      </w:r>
+      <w:r>
+        <w:rPr>
+          <w:rFonts w:ascii="Consolas" w:hAnsi="Consolas" w:cs="Consolas"/>
+          <w:color w:val="1F3B6E"/>
+          <w:sz w:val="24"/>
+          <w:szCs w:val="24"/>
+        </w:rPr>
+        <w:t>mob04</w:t>
+      </w:r>
+      <w:r>
+        <w:rPr>
+          <w:cs/>
+        </w:rPr>
+        <w:t xml:space="preserve"> ได้ ตารางที่ 4.7 สรุปสิ่งที่รวมแล้วและสถานะจริง การออกแบบอยู่ในบทที่ 3</w:t>
+      </w:r>
+    </w:p>
+    <w:p>
+      <w:pPr>
+        <w:pStyle w:val="a0"/>
+        <w:keepNext/>
+        <w:jc w:val="center"/>
+      </w:pPr>
+      <w:bookmarkStart w:id="173" w:name="_Toc241918332"/>
+      <w:r>
+        <w:rPr>
+          <w:i w:val="0"/>
+          <w:iCs w:val="0"/>
+          <w:sz w:val="32"/>
+          <w:szCs w:val="32"/>
+        </w:rPr>
+        <w:t>ตารางที่ 4.</w:t>
+      </w:r>
+      <w:r>
+        <w:rPr>
+          <w:i w:val="0"/>
+          <w:iCs w:val="0"/>
+          <w:sz w:val="32"/>
+          <w:szCs w:val="32"/>
+        </w:rPr>
+        <w:fldChar w:fldCharType="begin"/>
+      </w:r>
+      <w:r>
+        <w:rPr>
+          <w:i w:val="0"/>
+          <w:iCs w:val="0"/>
+          <w:sz w:val="32"/>
+          <w:szCs w:val="32"/>
+        </w:rPr>
+        <w:instrText xml:space="preserve"> SEQ </w:instrText>
+      </w:r>
+      <w:r>
+        <w:rPr>
+          <w:i w:val="0"/>
+          <w:iCs w:val="0"/>
+          <w:sz w:val="32"/>
+          <w:szCs w:val="32"/>
+        </w:rPr>
+        <w:instrText xml:space="preserve">ตารางที่ \* ARABIC \s 1 </w:instrText>
+      </w:r>
+      <w:r>
+        <w:rPr>
+          <w:i w:val="0"/>
+          <w:iCs w:val="0"/>
+          <w:sz w:val="32"/>
+          <w:szCs w:val="32"/>
+        </w:rPr>
+        <w:fldChar w:fldCharType="separate"/>
+      </w:r>
+      <w:r>
+        <w:rPr>
+          <w:i w:val="0"/>
+          <w:iCs w:val="0"/>
+          <w:noProof/>
+          <w:sz w:val="32"/>
+          <w:szCs w:val="32"/>
+        </w:rPr>
+        <w:t>7</w:t>
+      </w:r>
+      <w:r>
+        <w:rPr>
+          <w:i w:val="0"/>
+          <w:iCs w:val="0"/>
+          <w:sz w:val="32"/>
+          <w:szCs w:val="32"/>
+        </w:rPr>
+        <w:fldChar w:fldCharType="end"/>
+      </w:r>
+      <w:r>
+        <w:rPr>
+          <w:i w:val="0"/>
+          <w:iCs w:val="0"/>
+          <w:sz w:val="32"/>
+          <w:szCs w:val="32"/>
+        </w:rPr>
+        <w:t xml:space="preserve"> </w:t>
+      </w:r>
+      <w:r>
+        <w:rPr>
+          <w:i w:val="0"/>
+          <w:iCs w:val="0"/>
+          <w:sz w:val="32"/>
+          <w:szCs w:val="32"/>
+          <w:cs/>
+        </w:rPr>
+        <w:t>งาน Android APK และ TLS ที่รวมเมื่อ 3 ตุลาคม พ.ศ. 2569 และสถานะ</w:t>
+      </w:r>
+      <w:bookmarkEnd w:id="173"/>
+    </w:p>
+    <w:tbl>
+      <w:tblPr>
+        <w:tblW w:w="0" w:type="auto"/>
+        <w:jc w:val="center"/>
+        <w:tblBorders>
+          <w:top w:val="single" w:sz="4" w:space="0" w:color="808080"/>
+          <w:left w:val="single" w:sz="4" w:space="0" w:color="808080"/>
+          <w:bottom w:val="single" w:sz="4" w:space="0" w:color="808080"/>
+          <w:right w:val="single" w:sz="4" w:space="0" w:color="808080"/>
+          <w:insideH w:val="single" w:sz="4" w:space="0" w:color="808080"/>
+          <w:insideV w:val="single" w:sz="4" w:space="0" w:color="808080"/>
+        </w:tblBorders>
+        <w:tblLook w:val="04A0" w:firstRow="1" w:lastRow="0" w:firstColumn="1" w:lastColumn="0" w:noHBand="0" w:noVBand="1"/>
+      </w:tblPr>
+      <w:tblGrid>
+        <w:gridCol w:w="2767"/>
+        <w:gridCol w:w="2767"/>
+        <w:gridCol w:w="2765"/>
+      </w:tblGrid>
+      <w:tr>
+        <w:trPr>
+          <w:cantSplit/>
+          <w:tblHeader/>
+          <w:jc w:val="center"/>
+        </w:trPr>
+        <w:tc>
+          <w:tcPr>
+            <w:tcW w:w="2770" w:type="dxa"/>
+            <w:shd w:val="clear" w:color="auto" w:fill="D9E2F3"/>
+            <w:vAlign w:val="center"/>
+          </w:tcPr>
+          <w:p>
+            <w:pPr>
+              <w:pStyle w:val="TableContents"/>
+              <w:keepNext/>
+              <w:jc w:val="center"/>
+            </w:pPr>
+            <w:r>
+              <w:rPr>
+                <w:b/>
+                <w:bCs/>
+                <w:sz w:val="28"/>
+                <w:szCs w:val="28"/>
+                <w:cs/>
+              </w:rPr>
+              <w:t>งาน</w:t>
+            </w:r>
+          </w:p>
+        </w:tc>
+        <w:tc>
+          <w:tcPr>
+            <w:tcW w:w="2770" w:type="dxa"/>
+            <w:shd w:val="clear" w:color="auto" w:fill="D9E2F3"/>
+            <w:vAlign w:val="center"/>
+          </w:tcPr>
+          <w:p>
+            <w:pPr>
+              <w:pStyle w:val="TableContents"/>
+              <w:keepNext/>
+              <w:jc w:val="center"/>
+            </w:pPr>
+            <w:r>
+              <w:rPr>
+                <w:b/>
+                <w:bCs/>
+                <w:sz w:val="28"/>
+                <w:szCs w:val="28"/>
+                <w:cs/>
+              </w:rPr>
+              <w:t>สิ่งที่รวมแล้ว</w:t>
+            </w:r>
+          </w:p>
+        </w:tc>
+        <w:tc>
+          <w:tcPr>
+            <w:tcW w:w="2770" w:type="dxa"/>
+            <w:shd w:val="clear" w:color="auto" w:fill="D9E2F3"/>
+            <w:vAlign w:val="center"/>
+          </w:tcPr>
+          <w:p>
+            <w:pPr>
+              <w:pStyle w:val="TableContents"/>
+              <w:keepNext/>
+              <w:jc w:val="center"/>
+            </w:pPr>
+            <w:r>
+              <w:rPr>
+                <w:b/>
+                <w:bCs/>
+                <w:sz w:val="28"/>
+                <w:szCs w:val="28"/>
+                <w:cs/>
+              </w:rPr>
+              <w:t>สถานะ</w:t>
+            </w:r>
+          </w:p>
+        </w:tc>
+      </w:tr>
+      <w:tr>
+        <w:trPr>
+          <w:cantSplit/>
+          <w:jc w:val="center"/>
+        </w:trPr>
+        <w:tc>
+          <w:tcPr>
+            <w:tcW w:w="2770" w:type="dxa"/>
+          </w:tcPr>
+          <w:p>
+            <w:pPr>
+              <w:pStyle w:val="TableContents"/>
+              <w:keepNext/>
+            </w:pPr>
+            <w:r>
+              <w:rPr>
+                <w:sz w:val="28"/>
+                <w:szCs w:val="28"/>
+                <w:cs/>
+              </w:rPr>
+              <w:t xml:space="preserve">PR #551 เวิร์กโฟลว์ </w:t>
+            </w:r>
+            <w:r>
+              <w:rPr>
+                <w:rFonts w:ascii="Consolas" w:hAnsi="Consolas" w:cs="Consolas"/>
+                <w:color w:val="1F3B6E"/>
+                <w:sz w:val="20"/>
+                <w:szCs w:val="20"/>
+              </w:rPr>
+              <w:t>android-​apk.​yml</w:t>
+            </w:r>
+          </w:p>
+        </w:tc>
+        <w:tc>
+          <w:tcPr>
+            <w:tcW w:w="2770" w:type="dxa"/>
+          </w:tcPr>
+          <w:p>
+            <w:pPr>
+              <w:pStyle w:val="TableContents"/>
+              <w:keepNext/>
+            </w:pPr>
+            <w:r>
+              <w:rPr>
+                <w:sz w:val="28"/>
+                <w:szCs w:val="28"/>
+                <w:cs/>
+              </w:rPr>
+              <w:t xml:space="preserve">สั่งรันด้วยมือ เฉพาะ </w:t>
+            </w:r>
+            <w:r>
+              <w:rPr>
+                <w:rFonts w:ascii="Consolas" w:hAnsi="Consolas" w:cs="Consolas"/>
+                <w:color w:val="1F3B6E"/>
+                <w:sz w:val="20"/>
+                <w:szCs w:val="20"/>
+              </w:rPr>
+              <w:t>main</w:t>
+            </w:r>
+            <w:r>
+              <w:rPr>
+                <w:sz w:val="28"/>
+                <w:szCs w:val="28"/>
+                <w:cs/>
+              </w:rPr>
+              <w:t xml:space="preserve"> สร้าง APK บิลด์ API ชนิดเดียว ลงนามด้วยความลับ </w:t>
+            </w:r>
+            <w:r>
+              <w:rPr>
+                <w:rFonts w:ascii="Consolas" w:hAnsi="Consolas" w:cs="Consolas"/>
+                <w:color w:val="1F3B6E"/>
+                <w:sz w:val="20"/>
+                <w:szCs w:val="20"/>
+              </w:rPr>
+              <w:t>ANDROID_​KEYSTORE_​B64</w:t>
+            </w:r>
+            <w:r>
+              <w:rPr>
+                <w:sz w:val="28"/>
+                <w:szCs w:val="28"/>
+                <w:cs/>
+              </w:rPr>
+              <w:t xml:space="preserve"> เผยแพร่เป็น pre-release </w:t>
+            </w:r>
+            <w:r>
+              <w:rPr>
+                <w:rFonts w:ascii="Consolas" w:hAnsi="Consolas" w:cs="Consolas"/>
+                <w:color w:val="1F3B6E"/>
+                <w:sz w:val="20"/>
+                <w:szCs w:val="20"/>
+              </w:rPr>
+              <w:t>apk-​&lt;sha7&gt;</w:t>
+            </w:r>
+            <w:r>
+              <w:rPr>
+                <w:sz w:val="28"/>
+                <w:szCs w:val="28"/>
+                <w:cs/>
+              </w:rPr>
+              <w:t xml:space="preserve"> เพิ่มสิทธิ์ </w:t>
+            </w:r>
+            <w:r>
+              <w:rPr>
+                <w:rFonts w:ascii="Consolas" w:hAnsi="Consolas" w:cs="Consolas"/>
+                <w:color w:val="1F3B6E"/>
+                <w:sz w:val="20"/>
+                <w:szCs w:val="20"/>
+              </w:rPr>
+              <w:t>INTERNET</w:t>
+            </w:r>
+          </w:p>
+        </w:tc>
+        <w:tc>
+          <w:tcPr>
+            <w:tcW w:w="2770" w:type="dxa"/>
+          </w:tcPr>
+          <w:p>
+            <w:pPr>
+              <w:pStyle w:val="TableContents"/>
+              <w:keepNext/>
+            </w:pPr>
+            <w:r>
+              <w:rPr>
+                <w:sz w:val="28"/>
+                <w:szCs w:val="28"/>
+                <w:cs/>
+              </w:rPr>
+              <w:t>ยังไม่เคยรัน ยังไม่มี APK</w:t>
+            </w:r>
+          </w:p>
+        </w:tc>
+      </w:tr>
+      <w:tr>
+        <w:trPr>
+          <w:cantSplit/>
+          <w:jc w:val="center"/>
+        </w:trPr>
+        <w:tc>
+          <w:tcPr>
+            <w:tcW w:w="2770" w:type="dxa"/>
+          </w:tcPr>
+          <w:p>
+            <w:pPr>
+              <w:pStyle w:val="TableContents"/>
+              <w:keepNext/>
+            </w:pPr>
+            <w:r>
+              <w:rPr>
+                <w:sz w:val="28"/>
+                <w:szCs w:val="28"/>
+                <w:cs/>
+              </w:rPr>
+              <w:t xml:space="preserve">PR #552 CA ส่วนตัวสำหรับ </w:t>
+            </w:r>
+            <w:r>
+              <w:rPr>
+                <w:rFonts w:ascii="Consolas" w:hAnsi="Consolas" w:cs="Consolas"/>
+                <w:color w:val="1F3B6E"/>
+                <w:sz w:val="20"/>
+                <w:szCs w:val="20"/>
+              </w:rPr>
+              <w:t>mob04</w:t>
+            </w:r>
+          </w:p>
+        </w:tc>
+        <w:tc>
+          <w:tcPr>
+            <w:tcW w:w="2770" w:type="dxa"/>
+          </w:tcPr>
+          <w:p>
+            <w:pPr>
+              <w:pStyle w:val="TableContents"/>
+              <w:keepNext/>
+            </w:pPr>
+            <w:r>
+              <w:rPr>
+                <w:rFonts w:ascii="Consolas" w:hAnsi="Consolas" w:cs="Consolas"/>
+                <w:color w:val="1F3B6E"/>
+                <w:sz w:val="20"/>
+                <w:szCs w:val="20"/>
+              </w:rPr>
+              <w:t>certgen</w:t>
+            </w:r>
+            <w:r>
+              <w:rPr>
+                <w:sz w:val="28"/>
+                <w:szCs w:val="28"/>
+                <w:cs/>
+              </w:rPr>
+              <w:t xml:space="preserve"> รักษา CA ในวอลุ่ม </w:t>
+            </w:r>
+            <w:r>
+              <w:rPr>
+                <w:rFonts w:ascii="Consolas" w:hAnsi="Consolas" w:cs="Consolas"/>
+                <w:color w:val="1F3B6E"/>
+                <w:sz w:val="20"/>
+                <w:szCs w:val="20"/>
+              </w:rPr>
+              <w:t>certs-​ca</w:t>
+            </w:r>
+            <w:r>
+              <w:rPr>
+                <w:sz w:val="28"/>
+                <w:szCs w:val="28"/>
+                <w:cs/>
+              </w:rPr>
+              <w:t xml:space="preserve"> และออกใบรับรองเซิร์ฟเวอร์ (SAN </w:t>
+            </w:r>
+            <w:r>
+              <w:rPr>
+                <w:rFonts w:ascii="Consolas" w:hAnsi="Consolas" w:cs="Consolas"/>
+                <w:color w:val="1F3B6E"/>
+                <w:sz w:val="20"/>
+                <w:szCs w:val="20"/>
+              </w:rPr>
+              <w:t>localhost</w:t>
+            </w:r>
+            <w:r>
+              <w:rPr>
+                <w:sz w:val="28"/>
+                <w:szCs w:val="28"/>
+              </w:rPr>
+              <w:t xml:space="preserve">, </w:t>
+            </w:r>
+            <w:r>
+              <w:rPr>
+                <w:rFonts w:ascii="Consolas" w:hAnsi="Consolas" w:cs="Consolas"/>
+                <w:color w:val="1F3B6E"/>
+                <w:sz w:val="20"/>
+                <w:szCs w:val="20"/>
+              </w:rPr>
+              <w:t>127.​0.​0.​1</w:t>
+            </w:r>
+            <w:r>
+              <w:rPr>
+                <w:sz w:val="28"/>
+                <w:szCs w:val="28"/>
+              </w:rPr>
+              <w:t xml:space="preserve">, </w:t>
+            </w:r>
+            <w:r>
+              <w:rPr>
+                <w:rFonts w:ascii="Consolas" w:hAnsi="Consolas" w:cs="Consolas"/>
+                <w:color w:val="1F3B6E"/>
+                <w:sz w:val="20"/>
+                <w:szCs w:val="20"/>
+              </w:rPr>
+              <w:t>172.​30.​58.​20</w:t>
+            </w:r>
+            <w:r>
+              <w:rPr>
+                <w:sz w:val="28"/>
+                <w:szCs w:val="28"/>
+                <w:cs/>
+              </w:rPr>
+              <w:t xml:space="preserve">) Nginx เชื่อถือ playbook รัน </w:t>
+            </w:r>
+            <w:r>
+              <w:rPr>
+                <w:rFonts w:ascii="Consolas" w:hAnsi="Consolas" w:cs="Consolas"/>
+                <w:color w:val="1F3B6E"/>
+                <w:sz w:val="20"/>
+                <w:szCs w:val="20"/>
+              </w:rPr>
+              <w:t>certgen</w:t>
+            </w:r>
+            <w:r>
+              <w:rPr>
+                <w:sz w:val="28"/>
+                <w:szCs w:val="28"/>
+                <w:cs/>
+              </w:rPr>
+              <w:t xml:space="preserve"> มีสคริปต์ทดสอบ </w:t>
+            </w:r>
+            <w:r>
+              <w:rPr>
+                <w:rFonts w:ascii="Consolas" w:hAnsi="Consolas" w:cs="Consolas"/>
+                <w:color w:val="1F3B6E"/>
+                <w:sz w:val="20"/>
+                <w:szCs w:val="20"/>
+              </w:rPr>
+              <w:t>certgen.​test.​sh</w:t>
+            </w:r>
+            <w:r>
+              <w:rPr>
+                <w:sz w:val="28"/>
+                <w:szCs w:val="28"/>
+                <w:cs/>
+              </w:rPr>
+              <w:t xml:space="preserve"> แอปเชื่อถือ CA ที่ฝังมาผ่าน </w:t>
+            </w:r>
+            <w:r>
+              <w:rPr>
+                <w:rFonts w:ascii="Consolas" w:hAnsi="Consolas" w:cs="Consolas"/>
+                <w:color w:val="1F3B6E"/>
+                <w:sz w:val="20"/>
+                <w:szCs w:val="20"/>
+              </w:rPr>
+              <w:t>HttpOverrides</w:t>
+            </w:r>
+          </w:p>
+        </w:tc>
+        <w:tc>
+          <w:tcPr>
+            <w:tcW w:w="2770" w:type="dxa"/>
+          </w:tcPr>
+          <w:p>
+            <w:pPr>
+              <w:pStyle w:val="TableContents"/>
+              <w:keepNext/>
+            </w:pPr>
+            <w:r>
+              <w:rPr>
+                <w:sz w:val="28"/>
+                <w:szCs w:val="28"/>
+                <w:cs/>
+              </w:rPr>
+              <w:t xml:space="preserve">ยังไม่ได้ deploy ขึ้น </w:t>
+            </w:r>
+            <w:r>
+              <w:rPr>
+                <w:rFonts w:ascii="Consolas" w:hAnsi="Consolas" w:cs="Consolas"/>
+                <w:color w:val="1F3B6E"/>
+                <w:sz w:val="20"/>
+                <w:szCs w:val="20"/>
+              </w:rPr>
+              <w:t>mob04</w:t>
+            </w:r>
+            <w:r>
+              <w:rPr>
+                <w:sz w:val="28"/>
+                <w:szCs w:val="28"/>
+                <w:cs/>
+              </w:rPr>
+              <w:t xml:space="preserve"> และแอสเซต </w:t>
+            </w:r>
+            <w:r>
+              <w:rPr>
+                <w:rFonts w:ascii="Consolas" w:hAnsi="Consolas" w:cs="Consolas"/>
+                <w:color w:val="1F3B6E"/>
+                <w:sz w:val="20"/>
+                <w:szCs w:val="20"/>
+              </w:rPr>
+              <w:t>pos-​ca.​crt</w:t>
+            </w:r>
+            <w:r>
+              <w:rPr>
+                <w:sz w:val="28"/>
+                <w:szCs w:val="28"/>
+                <w:cs/>
+              </w:rPr>
+              <w:t xml:space="preserve"> ยังว่าง</w:t>
+            </w:r>
+          </w:p>
+        </w:tc>
+      </w:tr>
+      <w:tr>
+        <w:trPr>
+          <w:cantSplit/>
+          <w:jc w:val="center"/>
+        </w:trPr>
+        <w:tc>
+          <w:tcPr>
+            <w:tcW w:w="2770" w:type="dxa"/>
+          </w:tcPr>
+          <w:p>
+            <w:pPr>
+              <w:pStyle w:val="TableContents"/>
+            </w:pPr>
+            <w:r>
+              <w:rPr>
+                <w:sz w:val="28"/>
+                <w:szCs w:val="28"/>
+                <w:cs/>
+              </w:rPr>
+              <w:t>PR #553 เอกสาร</w:t>
+            </w:r>
+          </w:p>
+        </w:tc>
+        <w:tc>
+          <w:tcPr>
+            <w:tcW w:w="2770" w:type="dxa"/>
+          </w:tcPr>
+          <w:p>
+            <w:pPr>
+              <w:pStyle w:val="TableContents"/>
+            </w:pPr>
+            <w:r>
+              <w:rPr>
+                <w:sz w:val="28"/>
+                <w:szCs w:val="28"/>
+                <w:cs/>
+              </w:rPr>
+              <w:t xml:space="preserve">ปรับ </w:t>
+            </w:r>
+            <w:r>
+              <w:rPr>
+                <w:rFonts w:ascii="Consolas" w:hAnsi="Consolas" w:cs="Consolas"/>
+                <w:color w:val="1F3B6E"/>
+                <w:sz w:val="20"/>
+                <w:szCs w:val="20"/>
+              </w:rPr>
+              <w:t>CLAUDE.​md</w:t>
+            </w:r>
+            <w:r>
+              <w:rPr>
+                <w:sz w:val="28"/>
+                <w:szCs w:val="28"/>
+                <w:cs/>
+              </w:rPr>
+              <w:t>, คู่มือการ deploy, คู่มือฝ่ายไอที และบันทึกการศึกษาให้ตรงกับสองรายการข้างต้น</w:t>
+            </w:r>
+          </w:p>
+        </w:tc>
+        <w:tc>
+          <w:tcPr>
+            <w:tcW w:w="2770" w:type="dxa"/>
+          </w:tcPr>
+          <w:p>
+            <w:pPr>
+              <w:pStyle w:val="TableContents"/>
+            </w:pPr>
+            <w:r>
+              <w:rPr>
+                <w:sz w:val="28"/>
+                <w:szCs w:val="28"/>
+                <w:cs/>
+              </w:rPr>
+              <w:t>รวมแล้ว (เอกสารล้วน)</w:t>
+            </w:r>
+          </w:p>
+        </w:tc>
+      </w:tr>
+    </w:tbl>
+    <w:p>
+      <w:pPr>
+        <w:pStyle w:val="BodyText"/>
+        <w:spacing w:after="120"/>
+      </w:pPr>
+    </w:p>
+    <w:p>
+      <w:pPr>
+        <w:pStyle w:val="BodyText"/>
+        <w:spacing w:before="60" w:after="60"/>
+        <w:jc w:val="thaiDistribute"/>
+      </w:pPr>
+      <w:r>
+        <w:tab/>
+      </w:r>
+      <w:r>
+        <w:rPr>
+          <w:cs/>
+        </w:rPr>
+        <w:t xml:space="preserve">ข้อที่ต้องระบุตรงไปตรงมาคือ งานทั้งสองยังไม่ผ่านการใช้งานจริง ไฟล์ติดตั้งยังไม่เคยถูกสร้าง และ CA ยังไม่ได้ติดตั้งบน VM ขั้นตอนที่เหลือเป็นของเจ้าของโครงงานตามคู่มือ </w:t>
+      </w:r>
+      <w:r>
+        <w:rPr>
+          <w:rFonts w:ascii="Consolas" w:hAnsi="Consolas" w:cs="Consolas"/>
+          <w:color w:val="1F3B6E"/>
+          <w:sz w:val="24"/>
+          <w:szCs w:val="24"/>
+        </w:rPr>
+        <w:t>07_​CICD_​DEPLOY.​md</w:t>
+      </w:r>
+      <w:r>
+        <w:rPr>
+          <w:cs/>
+        </w:rPr>
+        <w:t xml:space="preserve"> §5 "TLS" คือ deploy ให้ </w:t>
+      </w:r>
+      <w:r>
+        <w:rPr>
+          <w:rFonts w:ascii="Consolas" w:hAnsi="Consolas" w:cs="Consolas"/>
+          <w:color w:val="1F3B6E"/>
+          <w:sz w:val="24"/>
+          <w:szCs w:val="24"/>
+        </w:rPr>
+        <w:t>certgen</w:t>
+      </w:r>
+      <w:r>
+        <w:rPr>
+          <w:cs/>
+        </w:rPr>
+        <w:t xml:space="preserve"> รัน คัดลอก </w:t>
+      </w:r>
+      <w:r>
+        <w:rPr>
+          <w:rFonts w:ascii="Consolas" w:hAnsi="Consolas" w:cs="Consolas"/>
+          <w:color w:val="1F3B6E"/>
+          <w:sz w:val="24"/>
+          <w:szCs w:val="24"/>
+        </w:rPr>
+        <w:t>ca.​crt</w:t>
+      </w:r>
+      <w:r>
+        <w:rPr>
+          <w:cs/>
+        </w:rPr>
+        <w:t xml:space="preserve"> ออกจากวอลุ่ม คอมมิตลงแอสเซต แล้วจึงสั่งรันเวิร์กโฟลว์ APK ผลการทดสอบหน่วยของฝั่งแอป (</w:t>
+      </w:r>
+      <w:r>
+        <w:rPr>
+          <w:rFonts w:ascii="Consolas" w:hAnsi="Consolas" w:cs="Consolas"/>
+          <w:color w:val="1F3B6E"/>
+          <w:sz w:val="24"/>
+          <w:szCs w:val="24"/>
+        </w:rPr>
+        <w:t>pos_​trust_​test.​dart</w:t>
+      </w:r>
+      <w:r>
+        <w:rPr>
+          <w:cs/>
+        </w:rPr>
+        <w:t xml:space="preserve">) และสคริปต์ </w:t>
+      </w:r>
+      <w:r>
+        <w:rPr>
+          <w:rFonts w:ascii="Consolas" w:hAnsi="Consolas" w:cs="Consolas"/>
+          <w:color w:val="1F3B6E"/>
+          <w:sz w:val="24"/>
+          <w:szCs w:val="24"/>
+        </w:rPr>
+        <w:t>certgen.​test.​sh</w:t>
+      </w:r>
+      <w:r>
+        <w:rPr>
+          <w:cs/>
+        </w:rPr>
+        <w:t xml:space="preserve"> ผ่านใน CI ของ PR #552 แต่ยังไม่มีการเชื่อมต่อจากอุปกรณ์จริงมายืนยัน</w:t>
+      </w:r>
+    </w:p>
+    <w:p>
+      <w:pPr>
+        <w:pStyle w:val="Heading3"/>
+      </w:pPr>
+      <w:bookmarkStart w:id="174" w:name="_Toc241918268"/>
+      <w:r>
+        <w:t>การติดตามผลด้วย Grafana</w:t>
+      </w:r>
+      <w:bookmarkEnd w:id="174"/>
+    </w:p>
+    <w:p>
+      <w:pPr>
+        <w:pStyle w:val="BodyText"/>
+        <w:spacing w:before="60" w:after="60"/>
+        <w:jc w:val="thaiDistribute"/>
+      </w:pPr>
+      <w:r>
+        <w:tab/>
+      </w:r>
+      <w:r>
+        <w:rPr>
+          <w:cs/>
+        </w:rPr>
         <w:t>การซ้อมสาธิตวันที่ 21 กันยายน พ.ศ. 2569 บันทึกแผงควบคุม Grafana [37] ขณะมีการเข้าสู่ระบบและขายจริงบนสแตกที่ทำงานอยู่ ดังรูปที่ 4.14 แผงแสดงอัตราความสำเร็จ ความหน่วง p95 อัตราข้อผิดพลาดแยกตามรหัสสถานะ และตัวนับการเล่นซ้ำของ idempotency ที่ Prometheus [36] เก็บจากตัวชี้วัดของเซิร์ฟเวอร์ตามการออกแบบในบทที่ 3</w:t>
       </w:r>
     </w:p>
@@ -54473,7 +56302,7 @@
           <w:noProof/>
         </w:rPr>
         <w:drawing>
-          <wp:inline distT="0" distB="0" distL="0" distR="0" wp14:anchorId="4B856A0E" wp14:editId="58427C1E">
+          <wp:inline distT="0" distB="0" distL="0" distR="0" wp14:anchorId="11D55B4E" wp14:editId="411C87CB">
             <wp:extent cx="5220000" cy="2493482"/>
             <wp:effectExtent l="0" t="0" r="0" b="0"/>
             <wp:docPr id="23" name="Picture 23"/>
@@ -54514,7 +56343,7 @@
         <w:pStyle w:val="a"/>
         <w:jc w:val="center"/>
       </w:pPr>
-      <w:bookmarkStart w:id="172" w:name="_Toc241787463"/>
+      <w:bookmarkStart w:id="175" w:name="_Toc241918309"/>
       <w:r>
         <w:rPr>
           <w:i w:val="0"/>
@@ -54598,27 +56427,27 @@
         </w:rPr>
         <w:t>แผงควบคุม Grafana ระหว่างการซ้อมสาธิต (บันทึกเมื่อ 21 กันยายน พ.ศ. 2569)</w:t>
       </w:r>
-      <w:bookmarkEnd w:id="172"/>
+      <w:bookmarkEnd w:id="175"/>
     </w:p>
     <w:p>
       <w:pPr>
         <w:pStyle w:val="Heading2"/>
       </w:pPr>
-      <w:bookmarkStart w:id="173" w:name="_Toc241787423"/>
+      <w:bookmarkStart w:id="176" w:name="_Toc241918269"/>
       <w:r>
         <w:t>ผลการนำระบบขึ้นใช้งานบนเครื่อง mob04 และการติดตามระบบ</w:t>
       </w:r>
-      <w:bookmarkEnd w:id="173"/>
+      <w:bookmarkEnd w:id="176"/>
     </w:p>
     <w:p>
       <w:pPr>
         <w:pStyle w:val="Heading3"/>
       </w:pPr>
-      <w:bookmarkStart w:id="174" w:name="_Toc241787424"/>
+      <w:bookmarkStart w:id="177" w:name="_Toc241918270"/>
       <w:r>
         <w:t>สแตกบนเครื่องสาธิต</w:t>
       </w:r>
-      <w:bookmarkEnd w:id="174"/>
+      <w:bookmarkEnd w:id="177"/>
     </w:p>
     <w:p>
       <w:pPr>
@@ -54730,11 +56559,11 @@
       <w:pPr>
         <w:pStyle w:val="Heading3"/>
       </w:pPr>
-      <w:bookmarkStart w:id="175" w:name="_Toc241787425"/>
+      <w:bookmarkStart w:id="178" w:name="_Toc241918271"/>
       <w:r>
         <w:t>การสำรองข้อมูลและ etcd</w:t>
       </w:r>
-      <w:bookmarkEnd w:id="175"/>
+      <w:bookmarkEnd w:id="178"/>
     </w:p>
     <w:p>
       <w:pPr>
@@ -54922,11 +56751,11 @@
       <w:pPr>
         <w:pStyle w:val="Heading2"/>
       </w:pPr>
-      <w:bookmarkStart w:id="176" w:name="_Toc241787426"/>
+      <w:bookmarkStart w:id="179" w:name="_Toc241918272"/>
       <w:r>
         <w:t>ผลการทดสอบฝั่งเซิร์ฟเวอร์</w:t>
       </w:r>
-      <w:bookmarkEnd w:id="176"/>
+      <w:bookmarkEnd w:id="179"/>
     </w:p>
     <w:p>
       <w:pPr>
@@ -54986,7 +56815,7 @@
         <w:rPr>
           <w:cs/>
         </w:rPr>
-        <w:t xml:space="preserve"> จำนวนที่นับเมื่อ 1 ตุลาคม พ.ศ. 2569 แสดงในตารางที่ 4.7 ตัวเลขฝั่งเซิร์ฟเวอร์นับจากบรรทัด </w:t>
+        <w:t xml:space="preserve"> จำนวนที่นับเมื่อ 1 ตุลาคม พ.ศ. 2569 แสดงในตารางที่ 4.8 ตัวเลขฝั่งเซิร์ฟเวอร์นับจากบรรทัด </w:t>
       </w:r>
       <w:r>
         <w:rPr>
@@ -55025,7 +56854,7 @@
         <w:keepNext/>
         <w:jc w:val="center"/>
       </w:pPr>
-      <w:bookmarkStart w:id="177" w:name="_Toc241787486"/>
+      <w:bookmarkStart w:id="180" w:name="_Toc241918333"/>
       <w:r>
         <w:rPr>
           <w:i w:val="0"/>
@@ -55079,7 +56908,7 @@
           <w:sz w:val="32"/>
           <w:szCs w:val="32"/>
         </w:rPr>
-        <w:t>7</w:t>
+        <w:t>8</w:t>
       </w:r>
       <w:r>
         <w:rPr>
@@ -55109,7 +56938,7 @@
         </w:rPr>
         <w:t>จำนวนไฟล์และกรณีทดสอบของเซิร์ฟเวอร์และไคลเอนต์ (นับเมื่อ 1 ตุลาคม พ.ศ. 2569)</w:t>
       </w:r>
-      <w:bookmarkEnd w:id="177"/>
+      <w:bookmarkEnd w:id="180"/>
     </w:p>
     <w:tbl>
       <w:tblPr>
@@ -55506,11 +57335,11 @@
       <w:pPr>
         <w:pStyle w:val="Heading2"/>
       </w:pPr>
-      <w:bookmarkStart w:id="178" w:name="_Toc241787427"/>
+      <w:bookmarkStart w:id="181" w:name="_Toc241918273"/>
       <w:r>
         <w:t>ตรวจสอบเกณฑ์ตรวจรับ (DoD)</w:t>
       </w:r>
-      <w:bookmarkEnd w:id="178"/>
+      <w:bookmarkEnd w:id="181"/>
     </w:p>
     <w:p>
       <w:pPr>
@@ -55554,7 +57383,7 @@
         <w:rPr>
           <w:cs/>
         </w:rPr>
-        <w:t xml:space="preserve"> คือเกณฑ์ k6 ซึ่งผูกกับตั๋ว #380 ดังตารางที่ 4.8</w:t>
+        <w:t xml:space="preserve"> คือเกณฑ์ k6 ซึ่งผูกกับตั๋ว #380 ดังตารางที่ 4.9</w:t>
       </w:r>
     </w:p>
     <w:p>
@@ -55563,7 +57392,7 @@
         <w:keepNext/>
         <w:jc w:val="center"/>
       </w:pPr>
-      <w:bookmarkStart w:id="179" w:name="_Toc241787487"/>
+      <w:bookmarkStart w:id="182" w:name="_Toc241918334"/>
       <w:r>
         <w:rPr>
           <w:i w:val="0"/>
@@ -55617,7 +57446,7 @@
           <w:sz w:val="32"/>
           <w:szCs w:val="32"/>
         </w:rPr>
-        <w:t>8</w:t>
+        <w:t>9</w:t>
       </w:r>
       <w:r>
         <w:rPr>
@@ -55647,7 +57476,7 @@
         </w:rPr>
         <w:t>สถานะเกณฑ์ตรวจรับ (DoD) ของเฟส 1 (17 ข้อ)</w:t>
       </w:r>
-      <w:bookmarkEnd w:id="179"/>
+      <w:bookmarkEnd w:id="182"/>
     </w:p>
     <w:tbl>
       <w:tblPr>
@@ -57509,11 +59338,11 @@
       <w:pPr>
         <w:pStyle w:val="Heading2"/>
       </w:pPr>
-      <w:bookmarkStart w:id="180" w:name="_Toc241787428"/>
+      <w:bookmarkStart w:id="183" w:name="_Toc241918274"/>
       <w:r>
         <w:t>สรุปผลงานที่มีความก้าวหน้า</w:t>
       </w:r>
-      <w:bookmarkEnd w:id="180"/>
+      <w:bookmarkEnd w:id="183"/>
     </w:p>
     <w:p>
       <w:pPr>
@@ -57528,7 +59357,7 @@
         <w:rPr>
           <w:cs/>
         </w:rPr>
-        <w:t xml:space="preserve">ตารางที่ 4.9 สรุปตัวเลขภาพรวมของโครงงาน วัดเมื่อ 1 ตุลาคม พ.ศ. 2569 จากสาขา </w:t>
+        <w:t xml:space="preserve">ตารางที่ 4.10 สรุปตัวเลขภาพรวมของโครงงาน วัดเมื่อ 1 ตุลาคม พ.ศ. 2569 จากสาขา </w:t>
       </w:r>
       <w:r>
         <w:rPr>
@@ -57621,7 +59450,7 @@
         <w:keepNext/>
         <w:jc w:val="center"/>
       </w:pPr>
-      <w:bookmarkStart w:id="181" w:name="_Toc241787488"/>
+      <w:bookmarkStart w:id="184" w:name="_Toc241918335"/>
       <w:r>
         <w:rPr>
           <w:i w:val="0"/>
@@ -57675,7 +59504,7 @@
           <w:sz w:val="32"/>
           <w:szCs w:val="32"/>
         </w:rPr>
-        <w:t>9</w:t>
+        <w:t>10</w:t>
       </w:r>
       <w:r>
         <w:rPr>
@@ -57705,7 +59534,7 @@
         </w:rPr>
         <w:t>สถิติภาพรวมของโครงงาน (วัดเมื่อ 1 ตุลาคม พ.ศ. 2569)</w:t>
       </w:r>
-      <w:bookmarkEnd w:id="181"/>
+      <w:bookmarkEnd w:id="184"/>
     </w:p>
     <w:tbl>
       <w:tblPr>
@@ -58504,7 +60333,7 @@
         <w:rPr>
           <w:cs/>
         </w:rPr>
-        <w:t xml:space="preserve">ตารางที่ 4.10 สรุปผลงานรายบุคคล คอมมิตนับจากอีเมลผู้เขียนคอมมิตบน </w:t>
+        <w:t xml:space="preserve">ตารางที่ 4.11 สรุปผลงานรายบุคคล คอมมิตนับจากอีเมลผู้เขียนคอมมิตบน </w:t>
       </w:r>
       <w:r>
         <w:rPr>
@@ -58543,7 +60372,7 @@
         <w:keepNext/>
         <w:jc w:val="center"/>
       </w:pPr>
-      <w:bookmarkStart w:id="182" w:name="_Toc241787489"/>
+      <w:bookmarkStart w:id="185" w:name="_Toc241918336"/>
       <w:r>
         <w:rPr>
           <w:i w:val="0"/>
@@ -58597,7 +60426,7 @@
           <w:sz w:val="32"/>
           <w:szCs w:val="32"/>
         </w:rPr>
-        <w:t>10</w:t>
+        <w:t>11</w:t>
       </w:r>
       <w:r>
         <w:rPr>
@@ -58627,7 +60456,7 @@
         </w:rPr>
         <w:t>ผลงานของสมาชิกแต่ละคน (นับเมื่อ 1 ตุลาคม พ.ศ. 2569)</w:t>
       </w:r>
-      <w:bookmarkEnd w:id="182"/>
+      <w:bookmarkEnd w:id="185"/>
     </w:p>
     <w:tbl>
       <w:tblPr>
@@ -59111,21 +60940,21 @@
       <w:r>
         <w:br/>
       </w:r>
-      <w:bookmarkStart w:id="183" w:name="_Toc241787429"/>
+      <w:bookmarkStart w:id="186" w:name="_Toc241918275"/>
       <w:r>
         <w:t>ผลการดำเนินงาน</w:t>
       </w:r>
-      <w:bookmarkEnd w:id="183"/>
+      <w:bookmarkEnd w:id="186"/>
     </w:p>
     <w:p>
       <w:pPr>
         <w:pStyle w:val="Heading2"/>
       </w:pPr>
-      <w:bookmarkStart w:id="184" w:name="_Toc241787430"/>
+      <w:bookmarkStart w:id="187" w:name="_Toc241918276"/>
       <w:r>
         <w:t>สรุปผลการดำเนินงาน</w:t>
       </w:r>
-      <w:bookmarkEnd w:id="184"/>
+      <w:bookmarkEnd w:id="187"/>
     </w:p>
     <w:p>
       <w:pPr>
@@ -59149,7 +60978,7 @@
         <w:keepNext/>
         <w:jc w:val="center"/>
       </w:pPr>
-      <w:bookmarkStart w:id="185" w:name="_Toc241787490"/>
+      <w:bookmarkStart w:id="188" w:name="_Toc241918337"/>
       <w:r>
         <w:rPr>
           <w:i w:val="0"/>
@@ -59233,7 +61062,7 @@
         </w:rPr>
         <w:t>ผลการดำเนินงานเทียบกับวัตถุประสงค์</w:t>
       </w:r>
-      <w:bookmarkEnd w:id="185"/>
+      <w:bookmarkEnd w:id="188"/>
     </w:p>
     <w:tbl>
       <w:tblPr>
@@ -59435,7 +61264,7 @@
                 <w:szCs w:val="28"/>
                 <w:cs/>
               </w:rPr>
-              <w:t>เสร็จบนเว็บ ยังไม่ทดสอบบน Android/iOS</w:t>
+              <w:t>เสร็จบนเว็บ มีเวิร์กโฟลว์ APK (#551) แต่ยังไม่เคยรัน ยังไม่ทดสอบบน Android/iOS</w:t>
             </w:r>
           </w:p>
         </w:tc>
@@ -59498,7 +61327,7 @@
                 <w:szCs w:val="28"/>
                 <w:cs/>
               </w:rPr>
-              <w:t>ตารางที่ 4.5 และ 4.7</w:t>
+              <w:t>ตารางที่ 4.5 และ 4.8</w:t>
             </w:r>
           </w:p>
         </w:tc>
@@ -59580,7 +61409,7 @@
                 <w:szCs w:val="28"/>
                 <w:cs/>
               </w:rPr>
-              <w:t>ตารางที่ 4.8 ข้อ 4</w:t>
+              <w:t>ตารางที่ 4.9 ข้อ 4</w:t>
             </w:r>
           </w:p>
         </w:tc>
@@ -59662,7 +61491,7 @@
                 <w:szCs w:val="28"/>
                 <w:cs/>
               </w:rPr>
-              <w:t>ตารางที่ 4.8 ข้อ 3 และ 15</w:t>
+              <w:t>ตารางที่ 4.9 ข้อ 3 และ 15</w:t>
             </w:r>
           </w:p>
         </w:tc>
@@ -60027,11 +61856,11 @@
       <w:pPr>
         <w:pStyle w:val="Heading2"/>
       </w:pPr>
-      <w:bookmarkStart w:id="186" w:name="_Toc241787431"/>
+      <w:bookmarkStart w:id="189" w:name="_Toc241918277"/>
       <w:r>
         <w:t>ปัญหาและอุปสรรค</w:t>
       </w:r>
-      <w:bookmarkEnd w:id="186"/>
+      <w:bookmarkEnd w:id="189"/>
     </w:p>
     <w:p>
       <w:pPr>
@@ -60053,11 +61882,11 @@
       <w:pPr>
         <w:pStyle w:val="Heading3"/>
       </w:pPr>
-      <w:bookmarkStart w:id="187" w:name="_Toc241787432"/>
+      <w:bookmarkStart w:id="190" w:name="_Toc241918278"/>
       <w:r>
         <w:t>พาธที่มีอักษรไทยทำให้ build_runner ล้มเหลว</w:t>
       </w:r>
-      <w:bookmarkEnd w:id="187"/>
+      <w:bookmarkEnd w:id="190"/>
     </w:p>
     <w:p>
       <w:pPr>
@@ -60264,11 +62093,11 @@
       <w:pPr>
         <w:pStyle w:val="Heading3"/>
       </w:pPr>
-      <w:bookmarkStart w:id="188" w:name="_Toc241787433"/>
+      <w:bookmarkStart w:id="191" w:name="_Toc241918279"/>
       <w:r>
         <w:t>ไฟร์วอลล์ของคณะปิดกั้นการดึงอิมเมจจาก ghcr.io</w:t>
       </w:r>
-      <w:bookmarkEnd w:id="188"/>
+      <w:bookmarkEnd w:id="191"/>
     </w:p>
     <w:p>
       <w:pPr>
@@ -60367,14 +62196,14 @@
       <w:pPr>
         <w:pStyle w:val="Heading3"/>
       </w:pPr>
-      <w:bookmarkStart w:id="189" w:name="_Toc241787434"/>
+      <w:bookmarkStart w:id="192" w:name="_Toc241918280"/>
       <w:r>
         <w:t xml:space="preserve">pool </w:t>
       </w:r>
       <w:r>
         <w:t>ฐานข้อมูลหมดเมื่อมีคำขอพร้อมกัน (#162)</w:t>
       </w:r>
-      <w:bookmarkEnd w:id="189"/>
+      <w:bookmarkEnd w:id="192"/>
     </w:p>
     <w:p>
       <w:pPr>
@@ -60488,11 +62317,11 @@
       <w:pPr>
         <w:pStyle w:val="Heading3"/>
       </w:pPr>
-      <w:bookmarkStart w:id="190" w:name="_Toc241787435"/>
+      <w:bookmarkStart w:id="193" w:name="_Toc241918281"/>
       <w:r>
         <w:t>การทิ้งรายการในคิวย้อนผลไม่ตรง (#473, #488)</w:t>
       </w:r>
-      <w:bookmarkEnd w:id="190"/>
+      <w:bookmarkEnd w:id="193"/>
     </w:p>
     <w:p>
       <w:pPr>
@@ -60579,11 +62408,11 @@
       <w:pPr>
         <w:pStyle w:val="Heading3"/>
       </w:pPr>
-      <w:bookmarkStart w:id="191" w:name="_Toc241787436"/>
+      <w:bookmarkStart w:id="194" w:name="_Toc241918282"/>
       <w:r>
         <w:t>เลขที่เอกสารซ้ำระหว่างการออกเลขออนไลน์กับออฟไลน์ (#489)</w:t>
       </w:r>
-      <w:bookmarkEnd w:id="191"/>
+      <w:bookmarkEnd w:id="194"/>
     </w:p>
     <w:p>
       <w:pPr>
@@ -60697,11 +62526,11 @@
       <w:pPr>
         <w:pStyle w:val="Heading3"/>
       </w:pPr>
-      <w:bookmarkStart w:id="192" w:name="_Toc241787437"/>
+      <w:bookmarkStart w:id="195" w:name="_Toc241918283"/>
       <w:r>
         <w:t>การควบคุมการรวมโค้ดและหลักฐาน</w:t>
       </w:r>
-      <w:bookmarkEnd w:id="192"/>
+      <w:bookmarkEnd w:id="195"/>
     </w:p>
     <w:p>
       <w:pPr>
@@ -60830,11 +62659,11 @@
       <w:pPr>
         <w:pStyle w:val="Heading3"/>
       </w:pPr>
-      <w:bookmarkStart w:id="193" w:name="_Toc241787438"/>
+      <w:bookmarkStart w:id="196" w:name="_Toc241918284"/>
       <w:r>
         <w:t>การทดสอบที่ผูกกับเดือนปัจจุบัน (#525)</w:t>
       </w:r>
-      <w:bookmarkEnd w:id="193"/>
+      <w:bookmarkEnd w:id="196"/>
     </w:p>
     <w:p>
       <w:pPr>
@@ -60963,11 +62792,11 @@
       <w:pPr>
         <w:pStyle w:val="Heading3"/>
       </w:pPr>
-      <w:bookmarkStart w:id="194" w:name="_Toc241787439"/>
+      <w:bookmarkStart w:id="197" w:name="_Toc241918285"/>
       <w:r>
         <w:t>ค่า 0 เป็นเท็จในนิพจน์ของ GitHub Actions</w:t>
       </w:r>
-      <w:bookmarkEnd w:id="194"/>
+      <w:bookmarkEnd w:id="197"/>
     </w:p>
     <w:p>
       <w:pPr>
@@ -61114,11 +62943,11 @@
       <w:pPr>
         <w:pStyle w:val="Heading2"/>
       </w:pPr>
-      <w:bookmarkStart w:id="195" w:name="_Toc241787440"/>
+      <w:bookmarkStart w:id="198" w:name="_Toc241918286"/>
       <w:r>
         <w:t>งานที่จะดำเนินการต่อไป</w:t>
       </w:r>
-      <w:bookmarkEnd w:id="195"/>
+      <w:bookmarkEnd w:id="198"/>
     </w:p>
     <w:p>
       <w:pPr>
@@ -61628,23 +63457,7 @@
         <w:rPr>
           <w:cs/>
         </w:rPr>
-        <w:t xml:space="preserve"> ปัจจุบัน CI สร้างเฉพาะบิลด์เว็บ แอปบนอุปกรณ์เคลื่อนที่จึงยังไม่ได้ทดสอบบนอุปกรณ์จริง</w:t>
-      </w:r>
-    </w:p>
-    <w:p>
-      <w:pPr>
-        <w:pStyle w:val="BodyText"/>
-        <w:spacing w:before="60" w:after="60"/>
-        <w:jc w:val="thaiDistribute"/>
-      </w:pPr>
-      <w:r>
-        <w:tab/>
-      </w:r>
-      <w:r>
-        <w:rPr>
-          <w:cs/>
-        </w:rPr>
-        <w:t xml:space="preserve">นอกจากนี้ต้องตรวจบันทึกการสำรองข้อมูลรอบ 03:00 บน </w:t>
+        <w:t xml:space="preserve"> CI ยังสร้างเฉพาะบิลด์เว็บ ส่วน Android มีเวิร์กโฟลว์ </w:t>
       </w:r>
       <w:r>
         <w:rPr>
@@ -61653,13 +63466,13 @@
           <w:sz w:val="24"/>
           <w:szCs w:val="24"/>
         </w:rPr>
-        <w:t>mob04</w:t>
-      </w:r>
-      <w:r>
-        <w:rPr>
-          <w:cs/>
-        </w:rPr>
-        <w:t xml:space="preserve"> เป็นระยะ และปรับไฟล์ฐานข้อมูลบนเว็บทุกครั้งที่ยกระดับ </w:t>
+        <w:t>android-​apk.​yml</w:t>
+      </w:r>
+      <w:r>
+        <w:rPr>
+          <w:cs/>
+        </w:rPr>
+        <w:t xml:space="preserve"> (PR #551) ที่สั่งรันด้วยมือและยังไม่เคยรัน ต้องให้เจ้าของโครงงานทำขั้นตอน "TLS" ใน </w:t>
       </w:r>
       <w:r>
         <w:rPr>
@@ -61668,13 +63481,13 @@
           <w:sz w:val="24"/>
           <w:szCs w:val="24"/>
         </w:rPr>
-        <w:t>drift</w:t>
-      </w:r>
-      <w:r>
-        <w:rPr>
-          <w:cs/>
-        </w:rPr>
-        <w:t xml:space="preserve"> หรือ </w:t>
+        <w:t>07_​CICD_​DEPLOY.​md</w:t>
+      </w:r>
+      <w:r>
+        <w:rPr>
+          <w:cs/>
+        </w:rPr>
+        <w:t xml:space="preserve"> §5 ก่อน (deploy </w:t>
       </w:r>
       <w:r>
         <w:rPr>
@@ -61683,19 +63496,140 @@
           <w:sz w:val="24"/>
           <w:szCs w:val="24"/>
         </w:rPr>
-        <w:t>sqlite3</w:t>
+        <w:t>certgen</w:t>
+      </w:r>
+      <w:r>
+        <w:rPr>
+          <w:cs/>
+        </w:rPr>
+        <w:t xml:space="preserve"> ขึ้น </w:t>
+      </w:r>
+      <w:r>
+        <w:rPr>
+          <w:rFonts w:ascii="Consolas" w:hAnsi="Consolas" w:cs="Consolas"/>
+          <w:color w:val="1F3B6E"/>
+          <w:sz w:val="24"/>
+          <w:szCs w:val="24"/>
+        </w:rPr>
+        <w:t>mob04</w:t>
+      </w:r>
+      <w:r>
+        <w:rPr>
+          <w:cs/>
+        </w:rPr>
+        <w:t xml:space="preserve"> คัดลอก </w:t>
+      </w:r>
+      <w:r>
+        <w:rPr>
+          <w:rFonts w:ascii="Consolas" w:hAnsi="Consolas" w:cs="Consolas"/>
+          <w:color w:val="1F3B6E"/>
+          <w:sz w:val="24"/>
+          <w:szCs w:val="24"/>
+        </w:rPr>
+        <w:t>ca.​crt</w:t>
+      </w:r>
+      <w:r>
+        <w:rPr>
+          <w:cs/>
+        </w:rPr>
+        <w:t xml:space="preserve"> ลง </w:t>
+      </w:r>
+      <w:r>
+        <w:rPr>
+          <w:rFonts w:ascii="Consolas" w:hAnsi="Consolas" w:cs="Consolas"/>
+          <w:color w:val="1F3B6E"/>
+          <w:sz w:val="24"/>
+          <w:szCs w:val="24"/>
+        </w:rPr>
+        <w:t>frontend/​assets/​certs/​pos-​ca.​crt</w:t>
+      </w:r>
+      <w:r>
+        <w:rPr>
+          <w:cs/>
+        </w:rPr>
+        <w:t xml:space="preserve"> ที่ยังว่างอยู่ใน git) จึงจะสร้าง APK ที่เชื่อมต่อ </w:t>
+      </w:r>
+      <w:r>
+        <w:rPr>
+          <w:rFonts w:ascii="Consolas" w:hAnsi="Consolas" w:cs="Consolas"/>
+          <w:color w:val="1F3B6E"/>
+          <w:sz w:val="24"/>
+          <w:szCs w:val="24"/>
+        </w:rPr>
+        <w:t>mob04</w:t>
+      </w:r>
+      <w:r>
+        <w:rPr>
+          <w:cs/>
+        </w:rPr>
+        <w:t xml:space="preserve"> ได้ แล้วจึงทดสอบบนอุปกรณ์จริง สำหรับ iOS ยังไม่มีงานใด</w:t>
       </w:r>
     </w:p>
     <w:p>
       <w:pPr>
+        <w:pStyle w:val="BodyText"/>
+        <w:spacing w:before="60" w:after="60"/>
+        <w:jc w:val="thaiDistribute"/>
+      </w:pPr>
+      <w:r>
+        <w:tab/>
+      </w:r>
+      <w:r>
+        <w:rPr>
+          <w:cs/>
+        </w:rPr>
+        <w:t xml:space="preserve">นอกจากนี้ต้องตรวจบันทึกการสำรองข้อมูลรอบ 03:00 บน </w:t>
+      </w:r>
+      <w:r>
+        <w:rPr>
+          <w:rFonts w:ascii="Consolas" w:hAnsi="Consolas" w:cs="Consolas"/>
+          <w:color w:val="1F3B6E"/>
+          <w:sz w:val="24"/>
+          <w:szCs w:val="24"/>
+        </w:rPr>
+        <w:t>mob04</w:t>
+      </w:r>
+      <w:r>
+        <w:rPr>
+          <w:cs/>
+        </w:rPr>
+        <w:t xml:space="preserve"> เป็นระยะ และปรับไฟล์ฐานข้อมูลบนเว็บทุกครั้งที่ยกระดับ </w:t>
+      </w:r>
+      <w:r>
+        <w:rPr>
+          <w:rFonts w:ascii="Consolas" w:hAnsi="Consolas" w:cs="Consolas"/>
+          <w:color w:val="1F3B6E"/>
+          <w:sz w:val="24"/>
+          <w:szCs w:val="24"/>
+        </w:rPr>
+        <w:t>drift</w:t>
+      </w:r>
+      <w:r>
+        <w:rPr>
+          <w:cs/>
+        </w:rPr>
+        <w:t xml:space="preserve"> หรือ </w:t>
+      </w:r>
+      <w:r>
+        <w:rPr>
+          <w:rFonts w:ascii="Consolas" w:hAnsi="Consolas" w:cs="Consolas"/>
+          <w:color w:val="1F3B6E"/>
+          <w:sz w:val="24"/>
+          <w:szCs w:val="24"/>
+        </w:rPr>
+        <w:t>sqlite3</w:t>
+      </w:r>
+    </w:p>
+    <w:p>
+      <w:pPr>
         <w:pStyle w:val="Title"/>
         <w:pageBreakBefore/>
       </w:pPr>
-      <w:bookmarkStart w:id="196" w:name="_Toc241787441"/>
+      <w:bookmarkStart w:id="199" w:name="_Toc241918287"/>
       <w:r>
         <w:t>บรรณานุกรม</w:t>
       </w:r>
-      <w:bookmarkEnd w:id="196"/>
+      <w:bookmarkEnd w:id="199"/>
     </w:p>
     <w:p>
       <w:pPr>
@@ -61711,8 +63645,6 @@
       </w:r>
       <w:r>
         <w:tab/>
-      </w:r>
-      <w:r>
         <w:t xml:space="preserve">"01 — Product &amp; Pitch," </w:t>
       </w:r>
       <w:r>
@@ -61733,6 +63665,8 @@
       </w:r>
       <w:r>
         <w:tab/>
+      </w:r>
+      <w:r>
         <w:t>Mozilla Developer Network, "Window: localStorage property." [Online]. Available: https://developer.mozilla.org/en-US/docs/Web/API/Window/localStorage. Accessed: Oct. 1, 2026.</w:t>
       </w:r>
     </w:p>
@@ -61770,8 +63704,6 @@
       </w:r>
       <w:r>
         <w:tab/>
-      </w:r>
-      <w:r>
         <w:t>Google, "Flutter documentation." [Online]. Available: https://docs.flutter.dev/. Accessed: Oct. 1, 2026.</w:t>
       </w:r>
     </w:p>
@@ -61789,6 +63721,8 @@
       </w:r>
       <w:r>
         <w:tab/>
+      </w:r>
+      <w:r>
         <w:t>S. Binder, "Drift documentation." [Online]. Available: https://drift.simonbinder.eu/. Accessed: Oct. 1, 2026.</w:t>
       </w:r>
     </w:p>
@@ -61843,8 +63777,6 @@
       </w:r>
       <w:r>
         <w:tab/>
-      </w:r>
-      <w:r>
         <w:t xml:space="preserve">"ADR-0004: Device roles," </w:t>
       </w:r>
       <w:r>
@@ -61865,6 +63797,8 @@
       </w:r>
       <w:r>
         <w:tab/>
+      </w:r>
+      <w:r>
         <w:t xml:space="preserve">"ADR-0010: Client write-through cache," </w:t>
       </w:r>
       <w:r>
@@ -61902,8 +63836,6 @@
       </w:r>
       <w:r>
         <w:tab/>
-      </w:r>
-      <w:r>
         <w:t xml:space="preserve">"ADR-0012: Replace PostgreSQL with CouchDB (Rejected)," </w:t>
       </w:r>
       <w:r>
@@ -61924,6 +63856,8 @@
       </w:r>
       <w:r>
         <w:tab/>
+      </w:r>
+      <w:r>
         <w:t xml:space="preserve">"08 — Phase 2 spec: offline shell + production </w:t>
       </w:r>
       <w:r>
@@ -61984,8 +63918,6 @@
       </w:r>
       <w:r>
         <w:tab/>
-      </w:r>
-      <w:r>
         <w:t xml:space="preserve">"09 — Phase 2: lane split and ticket list," </w:t>
       </w:r>
       <w:r>
@@ -62006,6 +63938,8 @@
       </w:r>
       <w:r>
         <w:tab/>
+      </w:r>
+      <w:r>
         <w:t>M. Kleppmann, A. Wiggins, P. van Hardenberg, and M. McGranaghan, "Local-first software: You own your data, in spite of the cloud," in Proc. ACM SIGPLAN Int. Symp. New Ideas, New Paradigms, and Reflections on Programming and Software (Onward!), 2019. [Online]. Available: https://www.inkandswitch.com/local-first/. Accessed: Oct. 1, 2026.</w:t>
       </w:r>
     </w:p>
@@ -62023,8 +63957,6 @@
       </w:r>
       <w:r>
         <w:tab/>
-      </w:r>
-      <w:r>
         <w:t>W. Vogels, "Eventually consistent," Commun. ACM, vol. 52, no. 1, pp. 40-44, Jan. 2009.</w:t>
       </w:r>
     </w:p>
@@ -62042,6 +63974,8 @@
       </w:r>
       <w:r>
         <w:tab/>
+      </w:r>
+      <w:r>
         <w:t>F. Angelov, "bloc / flutter_bloc documentation." [Online]. Available: https://bloclibrary.dev/. Accessed: Oct. 1, 2026.</w:t>
       </w:r>
     </w:p>
@@ -62076,8 +64010,6 @@
       </w:r>
       <w:r>
         <w:tab/>
-      </w:r>
-      <w:r>
         <w:t>PostgreSQL Global Development Group, "PostgreSQL documentation: Concurrency control, explicit locking, deadlocks." [Online]. Available: https://www.postgresql.org/docs/current/mvcc.html. Accessed: Oct. 1, 2026.</w:t>
       </w:r>
     </w:p>
@@ -62095,6 +64027,8 @@
       </w:r>
       <w:r>
         <w:tab/>
+      </w:r>
+      <w:r>
         <w:t>R. Fielding, M. Nottingham, and J. Reschke, Eds., "HTTP Semantics," RFC 9110, IETF, Jun. 2022. [Online]. Available: https://www.rfc-editor.org/rfc/rfc9110. Accessed: Oct. 1, 2026.</w:t>
       </w:r>
     </w:p>
@@ -62112,8 +64046,6 @@
       </w:r>
       <w:r>
         <w:tab/>
-      </w:r>
-      <w:r>
         <w:t>J. Jena and S. Dalal, "The Idempotency-Key HTTP Header Field," IETF Internet-Draft, draft-ietf-httpapi-idempotency-key-header. [Online]. Available: https://datatracker.ietf.org/doc/draft-ietf-httpapi-idempotency-key-header/. Accessed: Oct. 1, 2026.</w:t>
       </w:r>
     </w:p>
@@ -62131,6 +64063,8 @@
       </w:r>
       <w:r>
         <w:tab/>
+      </w:r>
+      <w:r>
         <w:t>M. Jones, J. Bradley, and N. Sakimura, "JSON Web Token (JWT)," RFC 7519, IETF, May 2015. [Online]. Available: https://www.rfc-editor.org/rfc/rfc7519. Accessed: Oct. 1, 2026.</w:t>
       </w:r>
     </w:p>
@@ -62148,8 +64082,6 @@
       </w:r>
       <w:r>
         <w:tab/>
-      </w:r>
-      <w:r>
         <w:t>A. Biryukov, D. Dinu, D. Khovratovich, and S. Josefsson, "Argon2 Memory-Hard Function for Password Hashing and Proof-of-Work Applications," RFC 9106, IETF, Sep. 2021. [Online]. Available: https://www.rfc-editor.org/rfc/rfc9106. Accessed: Oct. 1, 2026.</w:t>
       </w:r>
     </w:p>
@@ -62167,6 +64099,8 @@
       </w:r>
       <w:r>
         <w:tab/>
+      </w:r>
+      <w:r>
         <w:t>NestJS, "NestJS documentation." [Online]. Available: https://docs.nestjs.com/. Accessed: Oct. 1, 2026.</w:t>
       </w:r>
     </w:p>
@@ -62201,8 +64135,6 @@
       </w:r>
       <w:r>
         <w:tab/>
-      </w:r>
-      <w:r>
         <w:t>Taskforce.sh, "BullMQ documentation." [Online]. Available: https://docs.bullmq.io/. Accessed: Oct. 1, 2026.</w:t>
       </w:r>
     </w:p>
@@ -62237,6 +64169,8 @@
       </w:r>
       <w:r>
         <w:tab/>
+      </w:r>
+      <w:r>
         <w:t>Docker Inc., "Docker documentation." [Online]. Available: https://docs.docker.com/. Accessed: Oct. 1, 2026.</w:t>
       </w:r>
     </w:p>
@@ -62271,8 +64205,6 @@
       </w:r>
       <w:r>
         <w:tab/>
-      </w:r>
-      <w:r>
         <w:t>GitHub, "GitHub Actions documentation." [Online]. Available: https://docs.github.com/en/actions. Accessed: Oct. 1, 2026.</w:t>
       </w:r>
     </w:p>
@@ -62290,6 +64222,8 @@
       </w:r>
       <w:r>
         <w:tab/>
+      </w:r>
+      <w:r>
         <w:t>GitHub, "Working with the Container registry." [Online]. Available: https://docs.github.com/en/packages/working-with-a-github-packages-registry/working-with-the-container-registry. Accessed: Oct. 1, 2026.</w:t>
       </w:r>
     </w:p>
@@ -62324,8 +64258,6 @@
       </w:r>
       <w:r>
         <w:tab/>
-      </w:r>
-      <w:r>
         <w:t>Gitleaks, "gitleaks: detect secrets in git repositories." [Online]. Available: https://github.com/gitleaks/gitleaks. Accessed: Oct. 1, 2026.</w:t>
       </w:r>
     </w:p>
@@ -62343,6 +64275,8 @@
       </w:r>
       <w:r>
         <w:tab/>
+      </w:r>
+      <w:r>
         <w:t>Red Hat, "Ansible documentation." [Online]. Available: https://docs.ansible.com/. Accessed: Oct. 1, 2026.</w:t>
       </w:r>
     </w:p>
@@ -64910,7 +66844,7 @@
     <w:autoRedefine/>
     <w:uiPriority w:val="39"/>
     <w:unhideWhenUsed/>
-    <w:rsid w:val="00271391"/>
+    <w:rsid w:val="00417434"/>
     <w:pPr>
       <w:spacing w:after="100"/>
       <w:ind w:left="960"/>
@@ -64929,7 +66863,7 @@
     <w:autoRedefine/>
     <w:uiPriority w:val="39"/>
     <w:unhideWhenUsed/>
-    <w:rsid w:val="00271391"/>
+    <w:rsid w:val="00417434"/>
     <w:pPr>
       <w:spacing w:after="100"/>
       <w:ind w:left="1200"/>
@@ -64948,7 +66882,7 @@
     <w:autoRedefine/>
     <w:uiPriority w:val="39"/>
     <w:unhideWhenUsed/>
-    <w:rsid w:val="00271391"/>
+    <w:rsid w:val="00417434"/>
     <w:pPr>
       <w:spacing w:after="100"/>
       <w:ind w:left="1440"/>
@@ -64967,7 +66901,7 @@
     <w:autoRedefine/>
     <w:uiPriority w:val="39"/>
     <w:unhideWhenUsed/>
-    <w:rsid w:val="00271391"/>
+    <w:rsid w:val="00417434"/>
     <w:pPr>
       <w:spacing w:after="100"/>
       <w:ind w:left="1680"/>
@@ -64986,7 +66920,7 @@
     <w:autoRedefine/>
     <w:uiPriority w:val="39"/>
     <w:unhideWhenUsed/>
-    <w:rsid w:val="00271391"/>
+    <w:rsid w:val="00417434"/>
     <w:pPr>
       <w:spacing w:after="100"/>
       <w:ind w:left="1920"/>
@@ -65004,7 +66938,7 @@
     <w:uiPriority w:val="99"/>
     <w:semiHidden/>
     <w:unhideWhenUsed/>
-    <w:rsid w:val="00271391"/>
+    <w:rsid w:val="00417434"/>
     <w:rPr>
       <w:color w:val="605E5C"/>
       <w:shd w:val="clear" w:color="auto" w:fill="E1DFDD"/>
@@ -65016,7 +66950,7 @@
     <w:next w:val="Normal"/>
     <w:uiPriority w:val="99"/>
     <w:unhideWhenUsed/>
-    <w:rsid w:val="00271391"/>
+    <w:rsid w:val="00417434"/>
     <w:rPr>
       <w:rFonts w:cs="Angsana New"/>
     </w:rPr>
